--- a/test_summary_report/TSR_Graduate_work.docx
+++ b/test_summary_report/TSR_Graduate_work.docx
@@ -1,6 +1,6 @@
 
 <file path=word/document.xml><?xml version="1.0" encoding="utf-8"?>
-<w:document xmlns:wpc="http://schemas.microsoft.com/office/word/2010/wordprocessingCanvas" xmlns:cx="http://schemas.microsoft.com/office/drawing/2014/chartex" xmlns:mc="http://schemas.openxmlformats.org/markup-compatibility/2006" xmlns:o="urn:schemas-microsoft-com:office:office" xmlns:r="http://schemas.openxmlformats.org/officeDocument/2006/relationships" xmlns:m="http://schemas.openxmlformats.org/officeDocument/2006/math" xmlns:v="urn:schemas-microsoft-com:vml" xmlns:wp14="http://schemas.microsoft.com/office/word/2010/wordprocessingDrawing" xmlns:wp="http://schemas.openxmlformats.org/drawingml/2006/wordprocessingDrawing" xmlns:w10="urn:schemas-microsoft-com:office:word" xmlns:w="http://schemas.openxmlformats.org/wordprocessingml/2006/main" xmlns:w14="http://schemas.microsoft.com/office/word/2010/wordml" xmlns:w15="http://schemas.microsoft.com/office/word/2012/wordml" xmlns:w16se="http://schemas.microsoft.com/office/word/2015/wordml/symex" xmlns:wpg="http://schemas.microsoft.com/office/word/2010/wordprocessingGroup" xmlns:wpi="http://schemas.microsoft.com/office/word/2010/wordprocessingInk" xmlns:wne="http://schemas.microsoft.com/office/word/2006/wordml" xmlns:wps="http://schemas.microsoft.com/office/word/2010/wordprocessingShape" mc:Ignorable="w14 w15 w16se wp14">
+<w:document xmlns:wpc="http://schemas.microsoft.com/office/word/2010/wordprocessingCanvas" xmlns:cx="http://schemas.microsoft.com/office/drawing/2014/chartex" xmlns:cx1="http://schemas.microsoft.com/office/drawing/2015/9/8/chartex" xmlns:cx2="http://schemas.microsoft.com/office/drawing/2015/10/21/chartex" xmlns:cx3="http://schemas.microsoft.com/office/drawing/2016/5/9/chartex" xmlns:cx4="http://schemas.microsoft.com/office/drawing/2016/5/10/chartex" xmlns:cx5="http://schemas.microsoft.com/office/drawing/2016/5/11/chartex" xmlns:cx6="http://schemas.microsoft.com/office/drawing/2016/5/12/chartex" xmlns:cx7="http://schemas.microsoft.com/office/drawing/2016/5/13/chartex" xmlns:cx8="http://schemas.microsoft.com/office/drawing/2016/5/14/chartex" xmlns:mc="http://schemas.openxmlformats.org/markup-compatibility/2006" xmlns:aink="http://schemas.microsoft.com/office/drawing/2016/ink" xmlns:am3d="http://schemas.microsoft.com/office/drawing/2017/model3d" xmlns:o="urn:schemas-microsoft-com:office:office" xmlns:oel="http://schemas.microsoft.com/office/2019/extlst" xmlns:r="http://schemas.openxmlformats.org/officeDocument/2006/relationships" xmlns:m="http://schemas.openxmlformats.org/officeDocument/2006/math" xmlns:v="urn:schemas-microsoft-com:vml" xmlns:wp14="http://schemas.microsoft.com/office/word/2010/wordprocessingDrawing" xmlns:wp="http://schemas.openxmlformats.org/drawingml/2006/wordprocessingDrawing" xmlns:w10="urn:schemas-microsoft-com:office:word" xmlns:w="http://schemas.openxmlformats.org/wordprocessingml/2006/main" xmlns:w14="http://schemas.microsoft.com/office/word/2010/wordml" xmlns:w15="http://schemas.microsoft.com/office/word/2012/wordml" xmlns:w16cex="http://schemas.microsoft.com/office/word/2018/wordml/cex" xmlns:w16cid="http://schemas.microsoft.com/office/word/2016/wordml/cid" xmlns:w16="http://schemas.microsoft.com/office/word/2018/wordml" xmlns:w16du="http://schemas.microsoft.com/office/word/2023/wordml/word16du" xmlns:w16sdtdh="http://schemas.microsoft.com/office/word/2020/wordml/sdtdatahash" xmlns:w16sdtfl="http://schemas.microsoft.com/office/word/2024/wordml/sdtformatlock" xmlns:w16se="http://schemas.microsoft.com/office/word/2015/wordml/symex" xmlns:wpg="http://schemas.microsoft.com/office/word/2010/wordprocessingGroup" xmlns:wpi="http://schemas.microsoft.com/office/word/2010/wordprocessingInk" xmlns:wne="http://schemas.microsoft.com/office/word/2006/wordml" xmlns:wps="http://schemas.microsoft.com/office/word/2010/wordprocessingShape" mc:Ignorable="w14 w15 w16se w16cid w16 w16cex w16sdtdh w16sdtfl w16du wp14">
   <w:body>
     <w:p>
       <w:pPr>
@@ -23,29 +23,7 @@
           <w:sz w:val="32"/>
           <w:szCs w:val="24"/>
         </w:rPr>
-        <w:t>Итоговый отчет о тестировании сайта сети пиццерий «</w:t>
-      </w:r>
-      <w:proofErr w:type="spellStart"/>
-      <w:r>
-        <w:rPr>
-          <w:rFonts w:ascii="Times New Roman" w:hAnsi="Times New Roman" w:cs="Times New Roman"/>
-          <w:b/>
-          <w:bCs/>
-          <w:sz w:val="32"/>
-          <w:szCs w:val="24"/>
-        </w:rPr>
-        <w:t>Додо</w:t>
-      </w:r>
-      <w:proofErr w:type="spellEnd"/>
-      <w:r>
-        <w:rPr>
-          <w:rFonts w:ascii="Times New Roman" w:hAnsi="Times New Roman" w:cs="Times New Roman"/>
-          <w:b/>
-          <w:bCs/>
-          <w:sz w:val="32"/>
-          <w:szCs w:val="24"/>
-        </w:rPr>
-        <w:t xml:space="preserve"> пицца»</w:t>
+        <w:t>Итоговый отчет о тестировании сайта сети пиццерий «Додо пицца»</w:t>
       </w:r>
     </w:p>
     <w:p>
@@ -94,27 +72,7 @@
           <w:sz w:val="24"/>
           <w:szCs w:val="24"/>
         </w:rPr>
-        <w:t>Тестирование сайта сети пиццерий «</w:t>
-      </w:r>
-      <w:proofErr w:type="spellStart"/>
-      <w:r>
-        <w:rPr>
-          <w:rFonts w:ascii="Times New Roman" w:hAnsi="Times New Roman" w:cs="Times New Roman"/>
-          <w:bCs/>
-          <w:sz w:val="24"/>
-          <w:szCs w:val="24"/>
-        </w:rPr>
-        <w:t>Додо</w:t>
-      </w:r>
-      <w:proofErr w:type="spellEnd"/>
-      <w:r>
-        <w:rPr>
-          <w:rFonts w:ascii="Times New Roman" w:hAnsi="Times New Roman" w:cs="Times New Roman"/>
-          <w:bCs/>
-          <w:sz w:val="24"/>
-          <w:szCs w:val="24"/>
-        </w:rPr>
-        <w:t xml:space="preserve"> пицца» (</w:t>
+        <w:t>Тестирование сайта сети пиццерий «Додо пицца» (</w:t>
       </w:r>
       <w:r>
         <w:rPr>
@@ -495,25 +453,6 @@
                 <w:sz w:val="24"/>
                 <w:szCs w:val="24"/>
               </w:rPr>
-              <w:t xml:space="preserve">, </w:t>
-            </w:r>
-            <w:proofErr w:type="spellStart"/>
-            <w:r>
-              <w:rPr>
-                <w:rFonts w:ascii="Times New Roman" w:hAnsi="Times New Roman" w:cs="Times New Roman"/>
-                <w:sz w:val="24"/>
-                <w:szCs w:val="24"/>
-                <w:lang w:val="en-US"/>
-              </w:rPr>
-              <w:t>FireFox</w:t>
-            </w:r>
-            <w:proofErr w:type="spellEnd"/>
-            <w:r>
-              <w:rPr>
-                <w:rFonts w:ascii="Times New Roman" w:hAnsi="Times New Roman" w:cs="Times New Roman"/>
-                <w:sz w:val="24"/>
-                <w:szCs w:val="24"/>
-              </w:rPr>
               <w:t>)</w:t>
             </w:r>
           </w:p>
@@ -1225,19 +1164,8 @@
                 <w:szCs w:val="24"/>
                 <w:lang w:val="en-US"/>
               </w:rPr>
-              <w:t xml:space="preserve">GitHub, </w:t>
+              <w:t>GitHub, PyCharm</w:t>
             </w:r>
-            <w:proofErr w:type="spellStart"/>
-            <w:r>
-              <w:rPr>
-                <w:rFonts w:ascii="Times New Roman" w:hAnsi="Times New Roman" w:cs="Times New Roman"/>
-                <w:sz w:val="24"/>
-                <w:szCs w:val="24"/>
-                <w:lang w:val="en-US"/>
-              </w:rPr>
-              <w:t>PyCharm</w:t>
-            </w:r>
-            <w:proofErr w:type="spellEnd"/>
           </w:p>
         </w:tc>
         <w:tc>
@@ -1591,7 +1519,15 @@
                 <w:sz w:val="24"/>
                 <w:szCs w:val="24"/>
               </w:rPr>
-              <w:t>13</w:t>
+              <w:t>1</w:t>
+            </w:r>
+            <w:r>
+              <w:rPr>
+                <w:rFonts w:ascii="Times New Roman" w:hAnsi="Times New Roman" w:cs="Times New Roman"/>
+                <w:sz w:val="24"/>
+                <w:szCs w:val="24"/>
+              </w:rPr>
+              <w:t>4</w:t>
             </w:r>
           </w:p>
         </w:tc>
@@ -1648,7 +1584,7 @@
                 <w:sz w:val="24"/>
                 <w:szCs w:val="24"/>
               </w:rPr>
-              <w:t>1</w:t>
+              <w:t>0</w:t>
             </w:r>
           </w:p>
         </w:tc>
@@ -1730,7 +1666,7 @@
           <w:lang w:eastAsia="ru-RU"/>
         </w:rPr>
         <w:drawing>
-          <wp:inline distT="0" distB="0" distL="0" distR="0" wp14:anchorId="754CEBB0" wp14:editId="22FAC463">
+          <wp:inline distT="0" distB="0" distL="0" distR="0" wp14:anchorId="754CEBB0" wp14:editId="77BD423A">
             <wp:extent cx="3579495" cy="2803525"/>
             <wp:effectExtent l="0" t="0" r="1905" b="15875"/>
             <wp:docPr id="1" name="Диаграмма 1"/>
@@ -1805,6 +1741,7 @@
           <w:rFonts w:ascii="Times New Roman" w:hAnsi="Times New Roman" w:cs="Times New Roman"/>
           <w:sz w:val="24"/>
           <w:szCs w:val="24"/>
+          <w:lang w:val="en-US"/>
         </w:rPr>
       </w:pPr>
       <w:r>
@@ -1816,9 +1753,9 @@
           <w:lang w:eastAsia="ru-RU"/>
         </w:rPr>
         <w:drawing>
-          <wp:inline distT="0" distB="0" distL="0" distR="0">
-            <wp:extent cx="2613804" cy="3605530"/>
-            <wp:effectExtent l="0" t="0" r="0" b="0"/>
+          <wp:inline distT="0" distB="0" distL="0" distR="0" wp14:anchorId="42F2CE4C" wp14:editId="314D7BEA">
+            <wp:extent cx="3324225" cy="3676650"/>
+            <wp:effectExtent l="0" t="0" r="9525" b="0"/>
             <wp:docPr id="36" name="Схема 36"/>
             <wp:cNvGraphicFramePr/>
             <a:graphic xmlns:a="http://schemas.openxmlformats.org/drawingml/2006/main">
@@ -1865,29 +1802,34 @@
         <w:ind w:firstLine="349"/>
         <w:rPr>
           <w:rFonts w:ascii="Times New Roman" w:hAnsi="Times New Roman" w:cs="Times New Roman"/>
+          <w:b/>
+          <w:bCs/>
           <w:sz w:val="24"/>
           <w:szCs w:val="24"/>
         </w:rPr>
       </w:pPr>
       <w:r>
+        <w:rPr>
+          <w:rFonts w:ascii="Times New Roman" w:hAnsi="Times New Roman" w:cs="Times New Roman"/>
+          <w:b/>
+          <w:bCs/>
+          <w:sz w:val="24"/>
+          <w:szCs w:val="24"/>
+        </w:rPr>
+        <w:t>Автоматизированные тесты:</w:t>
+      </w:r>
+    </w:p>
+    <w:p>
+      <w:pPr>
+        <w:pStyle w:val="a5"/>
+        <w:spacing w:line="360" w:lineRule="auto"/>
+        <w:ind w:left="0"/>
+        <w:jc w:val="center"/>
         <w:rPr>
           <w:rFonts w:ascii="Times New Roman" w:hAnsi="Times New Roman" w:cs="Times New Roman"/>
           <w:sz w:val="24"/>
           <w:szCs w:val="24"/>
-        </w:rPr>
-        <w:lastRenderedPageBreak/>
-        <w:t>Автоматизированные тесты:</w:t>
-      </w:r>
-    </w:p>
-    <w:p>
-      <w:pPr>
-        <w:pStyle w:val="a5"/>
-        <w:spacing w:line="360" w:lineRule="auto"/>
-        <w:ind w:left="1418"/>
-        <w:rPr>
-          <w:rFonts w:ascii="Times New Roman" w:hAnsi="Times New Roman" w:cs="Times New Roman"/>
-          <w:sz w:val="26"/>
-          <w:szCs w:val="26"/>
+          <w:lang w:val="en-US"/>
         </w:rPr>
       </w:pPr>
     </w:p>
@@ -1905,13 +1847,15 @@
       </w:pPr>
       <w:r>
         <w:rPr>
-          <w:noProof/>
+          <w:rFonts w:ascii="Times New Roman" w:hAnsi="Times New Roman" w:cs="Times New Roman"/>
+          <w:sz w:val="24"/>
+          <w:szCs w:val="24"/>
         </w:rPr>
         <w:drawing>
-          <wp:inline distT="0" distB="0" distL="0" distR="0" wp14:anchorId="566CA930" wp14:editId="21A37F44">
-            <wp:extent cx="4468235" cy="1949570"/>
-            <wp:effectExtent l="19050" t="19050" r="27940" b="12700"/>
-            <wp:docPr id="37" name="Рисунок 37" descr="C:\Users\user\Desktop\img_1.png"/>
+          <wp:inline distT="0" distB="0" distL="0" distR="0" wp14:anchorId="5EFF290E" wp14:editId="56E03BAD">
+            <wp:extent cx="4496170" cy="1714500"/>
+            <wp:effectExtent l="19050" t="19050" r="19050" b="19050"/>
+            <wp:docPr id="1120358188" name="Рисунок 1"/>
             <wp:cNvGraphicFramePr>
               <a:graphicFrameLocks xmlns:a="http://schemas.openxmlformats.org/drawingml/2006/main" noChangeAspect="1"/>
             </wp:cNvGraphicFramePr>
@@ -1919,26 +1863,20 @@
               <a:graphicData uri="http://schemas.openxmlformats.org/drawingml/2006/picture">
                 <pic:pic xmlns:pic="http://schemas.openxmlformats.org/drawingml/2006/picture">
                   <pic:nvPicPr>
-                    <pic:cNvPr id="0" name="Picture 192" descr="C:\Users\user\Desktop\img_1.png"/>
-                    <pic:cNvPicPr>
-                      <a:picLocks noChangeAspect="1" noChangeArrowheads="1"/>
-                    </pic:cNvPicPr>
+                    <pic:cNvPr id="1120358188" name=""/>
+                    <pic:cNvPicPr/>
                   </pic:nvPicPr>
                   <pic:blipFill rotWithShape="1">
-                    <a:blip r:embed="rId11">
-                      <a:extLst>
-                        <a:ext uri="{28A0092B-C50C-407E-A947-70E740481C1C}">
-                          <a14:useLocalDpi xmlns:a14="http://schemas.microsoft.com/office/drawing/2010/main" val="0"/>
-                        </a:ext>
-                      </a:extLst>
-                    </a:blip>
-                    <a:srcRect l="10528" t="9008" r="45665" b="55138"/>
-                    <a:stretch/>
+                    <a:blip r:embed="rId11"/>
+                    <a:srcRect l="10011" t="9122" r="38269" b="55815"/>
+                    <a:stretch>
+                      <a:fillRect/>
+                    </a:stretch>
                   </pic:blipFill>
                   <pic:spPr bwMode="auto">
                     <a:xfrm>
                       <a:off x="0" y="0"/>
-                      <a:ext cx="4622753" cy="2016989"/>
+                      <a:ext cx="4517999" cy="1722824"/>
                     </a:xfrm>
                     <a:prstGeom prst="roundRect">
                       <a:avLst>
@@ -1980,7 +1918,7 @@
           <w:lang w:eastAsia="ru-RU"/>
         </w:rPr>
         <w:drawing>
-          <wp:inline distT="0" distB="0" distL="0" distR="0">
+          <wp:inline distT="0" distB="0" distL="0" distR="0" wp14:anchorId="11AB2955" wp14:editId="5DA9E94B">
             <wp:extent cx="4502785" cy="2414270"/>
             <wp:effectExtent l="0" t="0" r="0" b="5080"/>
             <wp:docPr id="33" name="Схема 33"/>
@@ -2219,23 +2157,13 @@
                 <w:szCs w:val="24"/>
               </w:rPr>
             </w:pPr>
-            <w:proofErr w:type="spellStart"/>
             <w:r>
               <w:rPr>
                 <w:rFonts w:ascii="Times New Roman" w:hAnsi="Times New Roman" w:cs="Times New Roman"/>
                 <w:sz w:val="24"/>
                 <w:szCs w:val="24"/>
               </w:rPr>
-              <w:t>High</w:t>
-            </w:r>
-            <w:proofErr w:type="spellEnd"/>
-            <w:r>
-              <w:rPr>
-                <w:rFonts w:ascii="Times New Roman" w:hAnsi="Times New Roman" w:cs="Times New Roman"/>
-                <w:sz w:val="24"/>
-                <w:szCs w:val="24"/>
-              </w:rPr>
-              <w:t xml:space="preserve"> (ошибка в расчете </w:t>
+              <w:t xml:space="preserve">High (ошибка в расчете </w:t>
             </w:r>
             <w:r>
               <w:rPr>
@@ -2492,6 +2420,8 @@
           <w:numId w:val="17"/>
         </w:numPr>
         <w:spacing w:line="360" w:lineRule="auto"/>
+        <w:ind w:left="1560" w:firstLine="0"/>
+        <w:jc w:val="both"/>
         <w:rPr>
           <w:rFonts w:ascii="Times New Roman" w:hAnsi="Times New Roman" w:cs="Times New Roman"/>
           <w:b/>
@@ -2533,14 +2463,175 @@
           <w:numId w:val="17"/>
         </w:numPr>
         <w:spacing w:line="360" w:lineRule="auto"/>
+        <w:ind w:left="1560" w:firstLine="0"/>
+        <w:jc w:val="both"/>
         <w:rPr>
           <w:rFonts w:ascii="Times New Roman" w:hAnsi="Times New Roman" w:cs="Times New Roman"/>
+          <w:b/>
           <w:bCs/>
           <w:sz w:val="24"/>
           <w:szCs w:val="24"/>
         </w:rPr>
       </w:pPr>
-      <w:bookmarkStart w:id="0" w:name="_GoBack"/>
+      <w:r>
+        <w:rPr>
+          <w:rFonts w:ascii="Times New Roman" w:hAnsi="Times New Roman" w:cs="Times New Roman"/>
+          <w:sz w:val="24"/>
+          <w:szCs w:val="24"/>
+          <w:lang w:val="en-US"/>
+        </w:rPr>
+        <w:t>UI/UX:</w:t>
+      </w:r>
+    </w:p>
+    <w:p>
+      <w:pPr>
+        <w:pStyle w:val="a5"/>
+        <w:numPr>
+          <w:ilvl w:val="0"/>
+          <w:numId w:val="22"/>
+        </w:numPr>
+        <w:spacing w:line="360" w:lineRule="auto"/>
+        <w:ind w:left="2127" w:firstLine="0"/>
+        <w:jc w:val="both"/>
+        <w:rPr>
+          <w:rFonts w:ascii="Times New Roman" w:hAnsi="Times New Roman" w:cs="Times New Roman"/>
+          <w:sz w:val="24"/>
+          <w:szCs w:val="24"/>
+        </w:rPr>
+      </w:pPr>
+      <w:r>
+        <w:rPr>
+          <w:rFonts w:ascii="Times New Roman" w:hAnsi="Times New Roman" w:cs="Times New Roman"/>
+          <w:sz w:val="24"/>
+          <w:szCs w:val="24"/>
+        </w:rPr>
+        <w:t xml:space="preserve">Интуитивная </w:t>
+      </w:r>
+      <w:r>
+        <w:rPr>
+          <w:rFonts w:ascii="Times New Roman" w:hAnsi="Times New Roman" w:cs="Times New Roman"/>
+          <w:sz w:val="24"/>
+          <w:szCs w:val="24"/>
+        </w:rPr>
+        <w:t xml:space="preserve">навигация и структура. Категории меню расположены в шапке сайта, что обеспечивает быстрый доступ к </w:t>
+      </w:r>
+      <w:r>
+        <w:rPr>
+          <w:rFonts w:ascii="Times New Roman" w:hAnsi="Times New Roman" w:cs="Times New Roman"/>
+          <w:sz w:val="24"/>
+          <w:szCs w:val="24"/>
+        </w:rPr>
+        <w:lastRenderedPageBreak/>
+        <w:t>основным разделам</w:t>
+      </w:r>
+      <w:r>
+        <w:rPr>
+          <w:rFonts w:ascii="Times New Roman" w:hAnsi="Times New Roman" w:cs="Times New Roman"/>
+          <w:sz w:val="24"/>
+          <w:szCs w:val="24"/>
+        </w:rPr>
+        <w:t xml:space="preserve"> и помогает пользователям находить нужные позиции без лишних кликов. </w:t>
+      </w:r>
+    </w:p>
+    <w:p>
+      <w:pPr>
+        <w:pStyle w:val="a5"/>
+        <w:numPr>
+          <w:ilvl w:val="0"/>
+          <w:numId w:val="22"/>
+        </w:numPr>
+        <w:spacing w:line="360" w:lineRule="auto"/>
+        <w:ind w:left="2127" w:firstLine="0"/>
+        <w:jc w:val="both"/>
+        <w:rPr>
+          <w:rFonts w:ascii="Times New Roman" w:hAnsi="Times New Roman" w:cs="Times New Roman"/>
+          <w:sz w:val="24"/>
+          <w:szCs w:val="24"/>
+        </w:rPr>
+      </w:pPr>
+      <w:r>
+        <w:rPr>
+          <w:rFonts w:ascii="Times New Roman" w:hAnsi="Times New Roman" w:cs="Times New Roman"/>
+          <w:sz w:val="24"/>
+          <w:szCs w:val="24"/>
+        </w:rPr>
+        <w:t>Уникальные функции. Функции «Пицца из двух половинок» и «Соберите свою пиццу» дает возможность комбинировать пиццы и ингредиенты по своему вкусу.</w:t>
+      </w:r>
+    </w:p>
+    <w:p>
+      <w:pPr>
+        <w:pStyle w:val="a5"/>
+        <w:numPr>
+          <w:ilvl w:val="0"/>
+          <w:numId w:val="22"/>
+        </w:numPr>
+        <w:spacing w:line="360" w:lineRule="auto"/>
+        <w:ind w:left="2127" w:firstLine="0"/>
+        <w:jc w:val="both"/>
+        <w:rPr>
+          <w:rFonts w:ascii="Times New Roman" w:hAnsi="Times New Roman" w:cs="Times New Roman"/>
+          <w:sz w:val="24"/>
+          <w:szCs w:val="24"/>
+        </w:rPr>
+      </w:pPr>
+      <w:r>
+        <w:rPr>
+          <w:rFonts w:ascii="Times New Roman" w:hAnsi="Times New Roman" w:cs="Times New Roman"/>
+          <w:sz w:val="24"/>
+          <w:szCs w:val="24"/>
+        </w:rPr>
+        <w:t xml:space="preserve">Единая дизайн-система. </w:t>
+      </w:r>
+    </w:p>
+    <w:p>
+      <w:pPr>
+        <w:pStyle w:val="a5"/>
+        <w:numPr>
+          <w:ilvl w:val="0"/>
+          <w:numId w:val="22"/>
+        </w:numPr>
+        <w:spacing w:line="360" w:lineRule="auto"/>
+        <w:ind w:left="2127" w:firstLine="0"/>
+        <w:jc w:val="both"/>
+        <w:rPr>
+          <w:rFonts w:ascii="Times New Roman" w:hAnsi="Times New Roman" w:cs="Times New Roman"/>
+          <w:sz w:val="24"/>
+          <w:szCs w:val="24"/>
+        </w:rPr>
+      </w:pPr>
+      <w:r>
+        <w:rPr>
+          <w:rFonts w:ascii="Times New Roman" w:hAnsi="Times New Roman" w:cs="Times New Roman"/>
+          <w:sz w:val="24"/>
+          <w:szCs w:val="24"/>
+        </w:rPr>
+        <w:t>Прямая трансляция с кухни и система рейтингов пиццерий повышает доверие и прозрачность сервиса.</w:t>
+      </w:r>
+    </w:p>
+    <w:p>
+      <w:pPr>
+        <w:pStyle w:val="a5"/>
+        <w:numPr>
+          <w:ilvl w:val="0"/>
+          <w:numId w:val="22"/>
+        </w:numPr>
+        <w:spacing w:line="360" w:lineRule="auto"/>
+        <w:ind w:left="2127" w:firstLine="0"/>
+        <w:jc w:val="both"/>
+        <w:rPr>
+          <w:rFonts w:ascii="Times New Roman" w:hAnsi="Times New Roman" w:cs="Times New Roman"/>
+          <w:sz w:val="24"/>
+          <w:szCs w:val="24"/>
+        </w:rPr>
+      </w:pPr>
+      <w:r>
+        <w:rPr>
+          <w:rFonts w:ascii="Times New Roman" w:hAnsi="Times New Roman" w:cs="Times New Roman"/>
+          <w:sz w:val="24"/>
+          <w:szCs w:val="24"/>
+        </w:rPr>
+        <w:t xml:space="preserve">Скорость загрузки. </w:t>
+      </w:r>
       <w:r>
         <w:rPr>
           <w:rFonts w:ascii="Times New Roman" w:hAnsi="Times New Roman" w:cs="Times New Roman"/>
@@ -2548,7 +2639,34 @@
           <w:sz w:val="24"/>
           <w:szCs w:val="24"/>
         </w:rPr>
-        <w:t xml:space="preserve">Полная загрузка сайта осуществляется через с для браузеров </w:t>
+        <w:t xml:space="preserve">Полная загрузка сайта осуществляется через </w:t>
+      </w:r>
+      <w:r>
+        <w:rPr>
+          <w:rFonts w:ascii="Times New Roman" w:hAnsi="Times New Roman" w:cs="Times New Roman"/>
+          <w:bCs/>
+          <w:sz w:val="24"/>
+          <w:szCs w:val="24"/>
+        </w:rPr>
+        <w:t>≈</w:t>
+      </w:r>
+      <w:r>
+        <w:rPr>
+          <w:rFonts w:ascii="Times New Roman" w:hAnsi="Times New Roman" w:cs="Times New Roman"/>
+          <w:bCs/>
+          <w:sz w:val="24"/>
+          <w:szCs w:val="24"/>
+        </w:rPr>
+        <w:t xml:space="preserve">45 </w:t>
+      </w:r>
+      <w:r>
+        <w:rPr>
+          <w:rFonts w:ascii="Times New Roman" w:hAnsi="Times New Roman" w:cs="Times New Roman"/>
+          <w:bCs/>
+          <w:sz w:val="24"/>
+          <w:szCs w:val="24"/>
+        </w:rPr>
+        <w:t xml:space="preserve">с для браузеров </w:t>
       </w:r>
       <w:r>
         <w:rPr>
@@ -2567,7 +2685,7 @@
           <w:sz w:val="24"/>
           <w:szCs w:val="24"/>
         </w:rPr>
-        <w:t xml:space="preserve">, </w:t>
+        <w:t xml:space="preserve"> и </w:t>
       </w:r>
       <w:r>
         <w:rPr>
@@ -2586,20 +2704,8 @@
           <w:sz w:val="24"/>
           <w:szCs w:val="24"/>
         </w:rPr>
-        <w:t xml:space="preserve"> и с для браузера </w:t>
+        <w:t xml:space="preserve">, однако </w:t>
       </w:r>
-      <w:proofErr w:type="spellStart"/>
-      <w:r>
-        <w:rPr>
-          <w:rFonts w:ascii="Times New Roman" w:hAnsi="Times New Roman" w:cs="Times New Roman"/>
-          <w:bCs/>
-          <w:sz w:val="24"/>
-          <w:szCs w:val="24"/>
-          <w:lang w:val="en-US"/>
-        </w:rPr>
-        <w:t>FireFox</w:t>
-      </w:r>
-      <w:proofErr w:type="spellEnd"/>
       <w:r>
         <w:rPr>
           <w:rFonts w:ascii="Times New Roman" w:hAnsi="Times New Roman" w:cs="Times New Roman"/>
@@ -2607,10 +2713,54 @@
           <w:sz w:val="24"/>
           <w:szCs w:val="24"/>
         </w:rPr>
-        <w:t>. Медленная работа сайта связана с загрузкой промо-баннеров. Однако осуществлять работу на сайте можно до их появления.</w:t>
+        <w:t xml:space="preserve">осуществлять работу на сайте можно </w:t>
+      </w:r>
+      <w:r>
+        <w:rPr>
+          <w:rFonts w:ascii="Times New Roman" w:hAnsi="Times New Roman" w:cs="Times New Roman"/>
+          <w:bCs/>
+          <w:sz w:val="24"/>
+          <w:szCs w:val="24"/>
+        </w:rPr>
+        <w:t>сразу</w:t>
+      </w:r>
+      <w:r>
+        <w:rPr>
+          <w:rFonts w:ascii="Times New Roman" w:hAnsi="Times New Roman" w:cs="Times New Roman"/>
+          <w:bCs/>
+          <w:sz w:val="24"/>
+          <w:szCs w:val="24"/>
+        </w:rPr>
+        <w:t xml:space="preserve"> </w:t>
+      </w:r>
+      <w:r>
+        <w:rPr>
+          <w:rFonts w:ascii="Times New Roman" w:hAnsi="Times New Roman" w:cs="Times New Roman"/>
+          <w:bCs/>
+          <w:sz w:val="24"/>
+          <w:szCs w:val="24"/>
+        </w:rPr>
+        <w:t>после открытия</w:t>
+      </w:r>
+      <w:r>
+        <w:rPr>
+          <w:rFonts w:ascii="Times New Roman" w:hAnsi="Times New Roman" w:cs="Times New Roman"/>
+          <w:bCs/>
+          <w:sz w:val="24"/>
+          <w:szCs w:val="24"/>
+        </w:rPr>
+        <w:t>. Дольше всех прогружаются промо-баннеры</w:t>
+      </w:r>
+      <w:r>
+        <w:rPr>
+          <w:rFonts w:ascii="Times New Roman" w:hAnsi="Times New Roman" w:cs="Times New Roman"/>
+          <w:bCs/>
+          <w:sz w:val="24"/>
+          <w:szCs w:val="24"/>
+        </w:rPr>
+        <w:t>.</w:t>
       </w:r>
     </w:p>
-    <w:bookmarkEnd w:id="0"/>
     <w:p>
       <w:pPr>
         <w:pStyle w:val="a5"/>
@@ -2619,23 +2769,52 @@
           <w:numId w:val="17"/>
         </w:numPr>
         <w:spacing w:line="360" w:lineRule="auto"/>
+        <w:ind w:left="1560" w:firstLine="0"/>
+        <w:jc w:val="both"/>
         <w:rPr>
           <w:rFonts w:ascii="Times New Roman" w:hAnsi="Times New Roman" w:cs="Times New Roman"/>
-          <w:b/>
-          <w:bCs/>
           <w:sz w:val="24"/>
           <w:szCs w:val="24"/>
         </w:rPr>
       </w:pPr>
+      <w:r>
+        <w:rPr>
+          <w:rFonts w:ascii="Times New Roman" w:hAnsi="Times New Roman" w:cs="Times New Roman"/>
+          <w:sz w:val="24"/>
+          <w:szCs w:val="24"/>
+        </w:rPr>
+        <w:t>Мобильная адаптация. Сайт «Додо пицца» является</w:t>
+      </w:r>
+      <w:r>
+        <w:rPr>
+          <w:rFonts w:ascii="Times New Roman" w:hAnsi="Times New Roman" w:cs="Times New Roman"/>
+          <w:sz w:val="24"/>
+          <w:szCs w:val="24"/>
+        </w:rPr>
+        <w:t xml:space="preserve"> прогрессивным веб-приложением</w:t>
+      </w:r>
+      <w:r>
+        <w:rPr>
+          <w:rFonts w:ascii="Times New Roman" w:hAnsi="Times New Roman" w:cs="Times New Roman"/>
+          <w:sz w:val="24"/>
+          <w:szCs w:val="24"/>
+        </w:rPr>
+        <w:t xml:space="preserve">. Интерфейс подстраивается под размеры экранов и устройств. Так при открытии приложения на планшете, приложение работает как веб-сайт, а при открытии на мобильном устройстве – как нативное мобильное приложение. </w:t>
+      </w:r>
+      <w:r>
+        <w:rPr>
+          <w:rFonts w:ascii="Times New Roman" w:hAnsi="Times New Roman" w:cs="Times New Roman"/>
+          <w:sz w:val="24"/>
+          <w:szCs w:val="24"/>
+          <w:highlight w:val="red"/>
+        </w:rPr>
+        <w:t>(ФОТО)</w:t>
+      </w:r>
     </w:p>
     <w:p>
       <w:pPr>
-        <w:pStyle w:val="a5"/>
-        <w:numPr>
-          <w:ilvl w:val="0"/>
-          <w:numId w:val="17"/>
-        </w:numPr>
         <w:spacing w:line="360" w:lineRule="auto"/>
+        <w:ind w:left="1069"/>
         <w:rPr>
           <w:rFonts w:ascii="Times New Roman" w:hAnsi="Times New Roman" w:cs="Times New Roman"/>
           <w:b/>
@@ -2656,7 +2835,7 @@
 </file>
 
 <file path=word/numbering.xml><?xml version="1.0" encoding="utf-8"?>
-<w:numbering xmlns:wpc="http://schemas.microsoft.com/office/word/2010/wordprocessingCanvas" xmlns:cx="http://schemas.microsoft.com/office/drawing/2014/chartex" xmlns:mc="http://schemas.openxmlformats.org/markup-compatibility/2006" xmlns:o="urn:schemas-microsoft-com:office:office" xmlns:r="http://schemas.openxmlformats.org/officeDocument/2006/relationships" xmlns:m="http://schemas.openxmlformats.org/officeDocument/2006/math" xmlns:v="urn:schemas-microsoft-com:vml" xmlns:wp14="http://schemas.microsoft.com/office/word/2010/wordprocessingDrawing" xmlns:wp="http://schemas.openxmlformats.org/drawingml/2006/wordprocessingDrawing" xmlns:w10="urn:schemas-microsoft-com:office:word" xmlns:w="http://schemas.openxmlformats.org/wordprocessingml/2006/main" xmlns:w14="http://schemas.microsoft.com/office/word/2010/wordml" xmlns:w15="http://schemas.microsoft.com/office/word/2012/wordml" xmlns:w16se="http://schemas.microsoft.com/office/word/2015/wordml/symex" xmlns:wpg="http://schemas.microsoft.com/office/word/2010/wordprocessingGroup" xmlns:wpi="http://schemas.microsoft.com/office/word/2010/wordprocessingInk" xmlns:wne="http://schemas.microsoft.com/office/word/2006/wordml" xmlns:wps="http://schemas.microsoft.com/office/word/2010/wordprocessingShape" mc:Ignorable="w14 w15 w16se wp14">
+<w:numbering xmlns:wpc="http://schemas.microsoft.com/office/word/2010/wordprocessingCanvas" xmlns:cx="http://schemas.microsoft.com/office/drawing/2014/chartex" xmlns:cx1="http://schemas.microsoft.com/office/drawing/2015/9/8/chartex" xmlns:cx2="http://schemas.microsoft.com/office/drawing/2015/10/21/chartex" xmlns:cx3="http://schemas.microsoft.com/office/drawing/2016/5/9/chartex" xmlns:cx4="http://schemas.microsoft.com/office/drawing/2016/5/10/chartex" xmlns:cx5="http://schemas.microsoft.com/office/drawing/2016/5/11/chartex" xmlns:cx6="http://schemas.microsoft.com/office/drawing/2016/5/12/chartex" xmlns:cx7="http://schemas.microsoft.com/office/drawing/2016/5/13/chartex" xmlns:cx8="http://schemas.microsoft.com/office/drawing/2016/5/14/chartex" xmlns:mc="http://schemas.openxmlformats.org/markup-compatibility/2006" xmlns:aink="http://schemas.microsoft.com/office/drawing/2016/ink" xmlns:am3d="http://schemas.microsoft.com/office/drawing/2017/model3d" xmlns:o="urn:schemas-microsoft-com:office:office" xmlns:oel="http://schemas.microsoft.com/office/2019/extlst" xmlns:r="http://schemas.openxmlformats.org/officeDocument/2006/relationships" xmlns:m="http://schemas.openxmlformats.org/officeDocument/2006/math" xmlns:v="urn:schemas-microsoft-com:vml" xmlns:wp14="http://schemas.microsoft.com/office/word/2010/wordprocessingDrawing" xmlns:wp="http://schemas.openxmlformats.org/drawingml/2006/wordprocessingDrawing" xmlns:w10="urn:schemas-microsoft-com:office:word" xmlns:w="http://schemas.openxmlformats.org/wordprocessingml/2006/main" xmlns:w14="http://schemas.microsoft.com/office/word/2010/wordml" xmlns:w15="http://schemas.microsoft.com/office/word/2012/wordml" xmlns:w16cex="http://schemas.microsoft.com/office/word/2018/wordml/cex" xmlns:w16cid="http://schemas.microsoft.com/office/word/2016/wordml/cid" xmlns:w16="http://schemas.microsoft.com/office/word/2018/wordml" xmlns:w16du="http://schemas.microsoft.com/office/word/2023/wordml/word16du" xmlns:w16sdtdh="http://schemas.microsoft.com/office/word/2020/wordml/sdtdatahash" xmlns:w16sdtfl="http://schemas.microsoft.com/office/word/2024/wordml/sdtformatlock" xmlns:w16se="http://schemas.microsoft.com/office/word/2015/wordml/symex" xmlns:wpg="http://schemas.microsoft.com/office/word/2010/wordprocessingGroup" xmlns:wpi="http://schemas.microsoft.com/office/word/2010/wordprocessingInk" xmlns:wne="http://schemas.microsoft.com/office/word/2006/wordml" xmlns:wps="http://schemas.microsoft.com/office/word/2010/wordprocessingShape" mc:Ignorable="w14 w15 w16se w16cid w16 w16cex w16sdtdh w16sdtfl w16du wp14">
   <w:abstractNum w:abstractNumId="0" w15:restartNumberingAfterBreak="0">
     <w:nsid w:val="08955B40"/>
     <w:multiLevelType w:val="multilevel"/>
@@ -3044,17 +3223,19 @@
   <w:abstractNum w:abstractNumId="3" w15:restartNumberingAfterBreak="0">
     <w:nsid w:val="228625BC"/>
     <w:multiLevelType w:val="hybridMultilevel"/>
-    <w:tmpl w:val="974E315A"/>
-    <w:lvl w:ilvl="0" w:tplc="04190001">
-      <w:start w:val="1"/>
-      <w:numFmt w:val="bullet"/>
-      <w:lvlText w:val=""/>
+    <w:tmpl w:val="B07C387E"/>
+    <w:lvl w:ilvl="0" w:tplc="CC2E9060">
+      <w:start w:val="1"/>
+      <w:numFmt w:val="decimal"/>
+      <w:lvlText w:val="%1)"/>
       <w:lvlJc w:val="left"/>
       <w:pPr>
         <w:ind w:left="1429" w:hanging="360"/>
       </w:pPr>
       <w:rPr>
-        <w:rFonts w:ascii="Symbol" w:hAnsi="Symbol" w:hint="default"/>
+        <w:rFonts w:hint="default"/>
+        <w:b w:val="0"/>
+        <w:bCs w:val="0"/>
       </w:rPr>
     </w:lvl>
     <w:lvl w:ilvl="1" w:tplc="04190003" w:tentative="1">
@@ -3597,6 +3778,119 @@
     </w:lvl>
   </w:abstractNum>
   <w:abstractNum w:abstractNumId="7" w15:restartNumberingAfterBreak="0">
+    <w:nsid w:val="35BB1786"/>
+    <w:multiLevelType w:val="hybridMultilevel"/>
+    <w:tmpl w:val="5AEC7A44"/>
+    <w:lvl w:ilvl="0" w:tplc="04190001">
+      <w:start w:val="1"/>
+      <w:numFmt w:val="bullet"/>
+      <w:lvlText w:val=""/>
+      <w:lvlJc w:val="left"/>
+      <w:pPr>
+        <w:ind w:left="2149" w:hanging="360"/>
+      </w:pPr>
+      <w:rPr>
+        <w:rFonts w:ascii="Symbol" w:hAnsi="Symbol" w:hint="default"/>
+      </w:rPr>
+    </w:lvl>
+    <w:lvl w:ilvl="1" w:tplc="04190003" w:tentative="1">
+      <w:start w:val="1"/>
+      <w:numFmt w:val="bullet"/>
+      <w:lvlText w:val="o"/>
+      <w:lvlJc w:val="left"/>
+      <w:pPr>
+        <w:ind w:left="2869" w:hanging="360"/>
+      </w:pPr>
+      <w:rPr>
+        <w:rFonts w:ascii="Courier New" w:hAnsi="Courier New" w:cs="Courier New" w:hint="default"/>
+      </w:rPr>
+    </w:lvl>
+    <w:lvl w:ilvl="2" w:tplc="04190005" w:tentative="1">
+      <w:start w:val="1"/>
+      <w:numFmt w:val="bullet"/>
+      <w:lvlText w:val=""/>
+      <w:lvlJc w:val="left"/>
+      <w:pPr>
+        <w:ind w:left="3589" w:hanging="360"/>
+      </w:pPr>
+      <w:rPr>
+        <w:rFonts w:ascii="Wingdings" w:hAnsi="Wingdings" w:hint="default"/>
+      </w:rPr>
+    </w:lvl>
+    <w:lvl w:ilvl="3" w:tplc="04190001" w:tentative="1">
+      <w:start w:val="1"/>
+      <w:numFmt w:val="bullet"/>
+      <w:lvlText w:val=""/>
+      <w:lvlJc w:val="left"/>
+      <w:pPr>
+        <w:ind w:left="4309" w:hanging="360"/>
+      </w:pPr>
+      <w:rPr>
+        <w:rFonts w:ascii="Symbol" w:hAnsi="Symbol" w:hint="default"/>
+      </w:rPr>
+    </w:lvl>
+    <w:lvl w:ilvl="4" w:tplc="04190003" w:tentative="1">
+      <w:start w:val="1"/>
+      <w:numFmt w:val="bullet"/>
+      <w:lvlText w:val="o"/>
+      <w:lvlJc w:val="left"/>
+      <w:pPr>
+        <w:ind w:left="5029" w:hanging="360"/>
+      </w:pPr>
+      <w:rPr>
+        <w:rFonts w:ascii="Courier New" w:hAnsi="Courier New" w:cs="Courier New" w:hint="default"/>
+      </w:rPr>
+    </w:lvl>
+    <w:lvl w:ilvl="5" w:tplc="04190005" w:tentative="1">
+      <w:start w:val="1"/>
+      <w:numFmt w:val="bullet"/>
+      <w:lvlText w:val=""/>
+      <w:lvlJc w:val="left"/>
+      <w:pPr>
+        <w:ind w:left="5749" w:hanging="360"/>
+      </w:pPr>
+      <w:rPr>
+        <w:rFonts w:ascii="Wingdings" w:hAnsi="Wingdings" w:hint="default"/>
+      </w:rPr>
+    </w:lvl>
+    <w:lvl w:ilvl="6" w:tplc="04190001" w:tentative="1">
+      <w:start w:val="1"/>
+      <w:numFmt w:val="bullet"/>
+      <w:lvlText w:val=""/>
+      <w:lvlJc w:val="left"/>
+      <w:pPr>
+        <w:ind w:left="6469" w:hanging="360"/>
+      </w:pPr>
+      <w:rPr>
+        <w:rFonts w:ascii="Symbol" w:hAnsi="Symbol" w:hint="default"/>
+      </w:rPr>
+    </w:lvl>
+    <w:lvl w:ilvl="7" w:tplc="04190003" w:tentative="1">
+      <w:start w:val="1"/>
+      <w:numFmt w:val="bullet"/>
+      <w:lvlText w:val="o"/>
+      <w:lvlJc w:val="left"/>
+      <w:pPr>
+        <w:ind w:left="7189" w:hanging="360"/>
+      </w:pPr>
+      <w:rPr>
+        <w:rFonts w:ascii="Courier New" w:hAnsi="Courier New" w:cs="Courier New" w:hint="default"/>
+      </w:rPr>
+    </w:lvl>
+    <w:lvl w:ilvl="8" w:tplc="04190005" w:tentative="1">
+      <w:start w:val="1"/>
+      <w:numFmt w:val="bullet"/>
+      <w:lvlText w:val=""/>
+      <w:lvlJc w:val="left"/>
+      <w:pPr>
+        <w:ind w:left="7909" w:hanging="360"/>
+      </w:pPr>
+      <w:rPr>
+        <w:rFonts w:ascii="Wingdings" w:hAnsi="Wingdings" w:hint="default"/>
+      </w:rPr>
+    </w:lvl>
+  </w:abstractNum>
+  <w:abstractNum w:abstractNumId="8" w15:restartNumberingAfterBreak="0">
     <w:nsid w:val="46F01A68"/>
     <w:multiLevelType w:val="hybridMultilevel"/>
     <w:tmpl w:val="890066EA"/>
@@ -3736,7 +4030,7 @@
       </w:rPr>
     </w:lvl>
   </w:abstractNum>
-  <w:abstractNum w:abstractNumId="8" w15:restartNumberingAfterBreak="0">
+  <w:abstractNum w:abstractNumId="9" w15:restartNumberingAfterBreak="0">
     <w:nsid w:val="4D01702F"/>
     <w:multiLevelType w:val="multilevel"/>
     <w:tmpl w:val="14A668E4"/>
@@ -3885,7 +4179,7 @@
       </w:rPr>
     </w:lvl>
   </w:abstractNum>
-  <w:abstractNum w:abstractNumId="9" w15:restartNumberingAfterBreak="0">
+  <w:abstractNum w:abstractNumId="10" w15:restartNumberingAfterBreak="0">
     <w:nsid w:val="5F9366CE"/>
     <w:multiLevelType w:val="hybridMultilevel"/>
     <w:tmpl w:val="644AFBE2"/>
@@ -4025,7 +4319,7 @@
       </w:rPr>
     </w:lvl>
   </w:abstractNum>
-  <w:abstractNum w:abstractNumId="10" w15:restartNumberingAfterBreak="0">
+  <w:abstractNum w:abstractNumId="11" w15:restartNumberingAfterBreak="0">
     <w:nsid w:val="60D058CD"/>
     <w:multiLevelType w:val="multilevel"/>
     <w:tmpl w:val="F302265E"/>
@@ -4174,7 +4468,7 @@
       </w:rPr>
     </w:lvl>
   </w:abstractNum>
-  <w:abstractNum w:abstractNumId="11" w15:restartNumberingAfterBreak="0">
+  <w:abstractNum w:abstractNumId="12" w15:restartNumberingAfterBreak="0">
     <w:nsid w:val="65745E85"/>
     <w:multiLevelType w:val="hybridMultilevel"/>
     <w:tmpl w:val="DF844A7A"/>
@@ -4263,7 +4557,120 @@
       </w:pPr>
     </w:lvl>
   </w:abstractNum>
-  <w:abstractNum w:abstractNumId="12" w15:restartNumberingAfterBreak="0">
+  <w:abstractNum w:abstractNumId="13" w15:restartNumberingAfterBreak="0">
+    <w:nsid w:val="6A935CA4"/>
+    <w:multiLevelType w:val="hybridMultilevel"/>
+    <w:tmpl w:val="724658E0"/>
+    <w:lvl w:ilvl="0" w:tplc="04190001">
+      <w:start w:val="1"/>
+      <w:numFmt w:val="bullet"/>
+      <w:lvlText w:val=""/>
+      <w:lvlJc w:val="left"/>
+      <w:pPr>
+        <w:ind w:left="2149" w:hanging="360"/>
+      </w:pPr>
+      <w:rPr>
+        <w:rFonts w:ascii="Symbol" w:hAnsi="Symbol" w:hint="default"/>
+      </w:rPr>
+    </w:lvl>
+    <w:lvl w:ilvl="1" w:tplc="04190003" w:tentative="1">
+      <w:start w:val="1"/>
+      <w:numFmt w:val="bullet"/>
+      <w:lvlText w:val="o"/>
+      <w:lvlJc w:val="left"/>
+      <w:pPr>
+        <w:ind w:left="2869" w:hanging="360"/>
+      </w:pPr>
+      <w:rPr>
+        <w:rFonts w:ascii="Courier New" w:hAnsi="Courier New" w:cs="Courier New" w:hint="default"/>
+      </w:rPr>
+    </w:lvl>
+    <w:lvl w:ilvl="2" w:tplc="04190005" w:tentative="1">
+      <w:start w:val="1"/>
+      <w:numFmt w:val="bullet"/>
+      <w:lvlText w:val=""/>
+      <w:lvlJc w:val="left"/>
+      <w:pPr>
+        <w:ind w:left="3589" w:hanging="360"/>
+      </w:pPr>
+      <w:rPr>
+        <w:rFonts w:ascii="Wingdings" w:hAnsi="Wingdings" w:hint="default"/>
+      </w:rPr>
+    </w:lvl>
+    <w:lvl w:ilvl="3" w:tplc="04190001" w:tentative="1">
+      <w:start w:val="1"/>
+      <w:numFmt w:val="bullet"/>
+      <w:lvlText w:val=""/>
+      <w:lvlJc w:val="left"/>
+      <w:pPr>
+        <w:ind w:left="4309" w:hanging="360"/>
+      </w:pPr>
+      <w:rPr>
+        <w:rFonts w:ascii="Symbol" w:hAnsi="Symbol" w:hint="default"/>
+      </w:rPr>
+    </w:lvl>
+    <w:lvl w:ilvl="4" w:tplc="04190003" w:tentative="1">
+      <w:start w:val="1"/>
+      <w:numFmt w:val="bullet"/>
+      <w:lvlText w:val="o"/>
+      <w:lvlJc w:val="left"/>
+      <w:pPr>
+        <w:ind w:left="5029" w:hanging="360"/>
+      </w:pPr>
+      <w:rPr>
+        <w:rFonts w:ascii="Courier New" w:hAnsi="Courier New" w:cs="Courier New" w:hint="default"/>
+      </w:rPr>
+    </w:lvl>
+    <w:lvl w:ilvl="5" w:tplc="04190005" w:tentative="1">
+      <w:start w:val="1"/>
+      <w:numFmt w:val="bullet"/>
+      <w:lvlText w:val=""/>
+      <w:lvlJc w:val="left"/>
+      <w:pPr>
+        <w:ind w:left="5749" w:hanging="360"/>
+      </w:pPr>
+      <w:rPr>
+        <w:rFonts w:ascii="Wingdings" w:hAnsi="Wingdings" w:hint="default"/>
+      </w:rPr>
+    </w:lvl>
+    <w:lvl w:ilvl="6" w:tplc="04190001" w:tentative="1">
+      <w:start w:val="1"/>
+      <w:numFmt w:val="bullet"/>
+      <w:lvlText w:val=""/>
+      <w:lvlJc w:val="left"/>
+      <w:pPr>
+        <w:ind w:left="6469" w:hanging="360"/>
+      </w:pPr>
+      <w:rPr>
+        <w:rFonts w:ascii="Symbol" w:hAnsi="Symbol" w:hint="default"/>
+      </w:rPr>
+    </w:lvl>
+    <w:lvl w:ilvl="7" w:tplc="04190003" w:tentative="1">
+      <w:start w:val="1"/>
+      <w:numFmt w:val="bullet"/>
+      <w:lvlText w:val="o"/>
+      <w:lvlJc w:val="left"/>
+      <w:pPr>
+        <w:ind w:left="7189" w:hanging="360"/>
+      </w:pPr>
+      <w:rPr>
+        <w:rFonts w:ascii="Courier New" w:hAnsi="Courier New" w:cs="Courier New" w:hint="default"/>
+      </w:rPr>
+    </w:lvl>
+    <w:lvl w:ilvl="8" w:tplc="04190005" w:tentative="1">
+      <w:start w:val="1"/>
+      <w:numFmt w:val="bullet"/>
+      <w:lvlText w:val=""/>
+      <w:lvlJc w:val="left"/>
+      <w:pPr>
+        <w:ind w:left="7909" w:hanging="360"/>
+      </w:pPr>
+      <w:rPr>
+        <w:rFonts w:ascii="Wingdings" w:hAnsi="Wingdings" w:hint="default"/>
+      </w:rPr>
+    </w:lvl>
+  </w:abstractNum>
+  <w:abstractNum w:abstractNumId="14" w15:restartNumberingAfterBreak="0">
     <w:nsid w:val="6C1527A4"/>
     <w:multiLevelType w:val="multilevel"/>
     <w:tmpl w:val="0D607594"/>
@@ -4412,7 +4819,147 @@
       </w:rPr>
     </w:lvl>
   </w:abstractNum>
-  <w:abstractNum w:abstractNumId="13" w15:restartNumberingAfterBreak="0">
+  <w:abstractNum w:abstractNumId="15" w15:restartNumberingAfterBreak="0">
+    <w:nsid w:val="6F4206DB"/>
+    <w:multiLevelType w:val="hybridMultilevel"/>
+    <w:tmpl w:val="6A165F44"/>
+    <w:lvl w:ilvl="0" w:tplc="2376C81C">
+      <w:start w:val="1"/>
+      <w:numFmt w:val="bullet"/>
+      <w:lvlText w:val="•"/>
+      <w:lvlJc w:val="left"/>
+      <w:pPr>
+        <w:tabs>
+          <w:tab w:val="num" w:pos="720"/>
+        </w:tabs>
+        <w:ind w:left="720" w:hanging="360"/>
+      </w:pPr>
+      <w:rPr>
+        <w:rFonts w:ascii="Times New Roman" w:hAnsi="Times New Roman" w:hint="default"/>
+      </w:rPr>
+    </w:lvl>
+    <w:lvl w:ilvl="1" w:tplc="8536108A" w:tentative="1">
+      <w:start w:val="1"/>
+      <w:numFmt w:val="bullet"/>
+      <w:lvlText w:val="•"/>
+      <w:lvlJc w:val="left"/>
+      <w:pPr>
+        <w:tabs>
+          <w:tab w:val="num" w:pos="1440"/>
+        </w:tabs>
+        <w:ind w:left="1440" w:hanging="360"/>
+      </w:pPr>
+      <w:rPr>
+        <w:rFonts w:ascii="Times New Roman" w:hAnsi="Times New Roman" w:hint="default"/>
+      </w:rPr>
+    </w:lvl>
+    <w:lvl w:ilvl="2" w:tplc="F5C88EB2" w:tentative="1">
+      <w:start w:val="1"/>
+      <w:numFmt w:val="bullet"/>
+      <w:lvlText w:val="•"/>
+      <w:lvlJc w:val="left"/>
+      <w:pPr>
+        <w:tabs>
+          <w:tab w:val="num" w:pos="2160"/>
+        </w:tabs>
+        <w:ind w:left="2160" w:hanging="360"/>
+      </w:pPr>
+      <w:rPr>
+        <w:rFonts w:ascii="Times New Roman" w:hAnsi="Times New Roman" w:hint="default"/>
+      </w:rPr>
+    </w:lvl>
+    <w:lvl w:ilvl="3" w:tplc="A8D20BAE" w:tentative="1">
+      <w:start w:val="1"/>
+      <w:numFmt w:val="bullet"/>
+      <w:lvlText w:val="•"/>
+      <w:lvlJc w:val="left"/>
+      <w:pPr>
+        <w:tabs>
+          <w:tab w:val="num" w:pos="2880"/>
+        </w:tabs>
+        <w:ind w:left="2880" w:hanging="360"/>
+      </w:pPr>
+      <w:rPr>
+        <w:rFonts w:ascii="Times New Roman" w:hAnsi="Times New Roman" w:hint="default"/>
+      </w:rPr>
+    </w:lvl>
+    <w:lvl w:ilvl="4" w:tplc="4FC218B0" w:tentative="1">
+      <w:start w:val="1"/>
+      <w:numFmt w:val="bullet"/>
+      <w:lvlText w:val="•"/>
+      <w:lvlJc w:val="left"/>
+      <w:pPr>
+        <w:tabs>
+          <w:tab w:val="num" w:pos="3600"/>
+        </w:tabs>
+        <w:ind w:left="3600" w:hanging="360"/>
+      </w:pPr>
+      <w:rPr>
+        <w:rFonts w:ascii="Times New Roman" w:hAnsi="Times New Roman" w:hint="default"/>
+      </w:rPr>
+    </w:lvl>
+    <w:lvl w:ilvl="5" w:tplc="8E0C0AB8" w:tentative="1">
+      <w:start w:val="1"/>
+      <w:numFmt w:val="bullet"/>
+      <w:lvlText w:val="•"/>
+      <w:lvlJc w:val="left"/>
+      <w:pPr>
+        <w:tabs>
+          <w:tab w:val="num" w:pos="4320"/>
+        </w:tabs>
+        <w:ind w:left="4320" w:hanging="360"/>
+      </w:pPr>
+      <w:rPr>
+        <w:rFonts w:ascii="Times New Roman" w:hAnsi="Times New Roman" w:hint="default"/>
+      </w:rPr>
+    </w:lvl>
+    <w:lvl w:ilvl="6" w:tplc="8E748EB6" w:tentative="1">
+      <w:start w:val="1"/>
+      <w:numFmt w:val="bullet"/>
+      <w:lvlText w:val="•"/>
+      <w:lvlJc w:val="left"/>
+      <w:pPr>
+        <w:tabs>
+          <w:tab w:val="num" w:pos="5040"/>
+        </w:tabs>
+        <w:ind w:left="5040" w:hanging="360"/>
+      </w:pPr>
+      <w:rPr>
+        <w:rFonts w:ascii="Times New Roman" w:hAnsi="Times New Roman" w:hint="default"/>
+      </w:rPr>
+    </w:lvl>
+    <w:lvl w:ilvl="7" w:tplc="624ED484" w:tentative="1">
+      <w:start w:val="1"/>
+      <w:numFmt w:val="bullet"/>
+      <w:lvlText w:val="•"/>
+      <w:lvlJc w:val="left"/>
+      <w:pPr>
+        <w:tabs>
+          <w:tab w:val="num" w:pos="5760"/>
+        </w:tabs>
+        <w:ind w:left="5760" w:hanging="360"/>
+      </w:pPr>
+      <w:rPr>
+        <w:rFonts w:ascii="Times New Roman" w:hAnsi="Times New Roman" w:hint="default"/>
+      </w:rPr>
+    </w:lvl>
+    <w:lvl w:ilvl="8" w:tplc="78749C9E" w:tentative="1">
+      <w:start w:val="1"/>
+      <w:numFmt w:val="bullet"/>
+      <w:lvlText w:val="•"/>
+      <w:lvlJc w:val="left"/>
+      <w:pPr>
+        <w:tabs>
+          <w:tab w:val="num" w:pos="6480"/>
+        </w:tabs>
+        <w:ind w:left="6480" w:hanging="360"/>
+      </w:pPr>
+      <w:rPr>
+        <w:rFonts w:ascii="Times New Roman" w:hAnsi="Times New Roman" w:hint="default"/>
+      </w:rPr>
+    </w:lvl>
+  </w:abstractNum>
+  <w:abstractNum w:abstractNumId="16" w15:restartNumberingAfterBreak="0">
     <w:nsid w:val="70750361"/>
     <w:multiLevelType w:val="multilevel"/>
     <w:tmpl w:val="B90EE49E"/>
@@ -4525,7 +5072,7 @@
       </w:pPr>
     </w:lvl>
   </w:abstractNum>
-  <w:abstractNum w:abstractNumId="14" w15:restartNumberingAfterBreak="0">
+  <w:abstractNum w:abstractNumId="17" w15:restartNumberingAfterBreak="0">
     <w:nsid w:val="73392AF1"/>
     <w:multiLevelType w:val="multilevel"/>
     <w:tmpl w:val="26A4DB4E"/>
@@ -4674,7 +5221,7 @@
       </w:rPr>
     </w:lvl>
   </w:abstractNum>
-  <w:abstractNum w:abstractNumId="15" w15:restartNumberingAfterBreak="0">
+  <w:abstractNum w:abstractNumId="18" w15:restartNumberingAfterBreak="0">
     <w:nsid w:val="76795817"/>
     <w:multiLevelType w:val="hybridMultilevel"/>
     <w:tmpl w:val="3DBA6E18"/>
@@ -4763,7 +5310,7 @@
       </w:pPr>
     </w:lvl>
   </w:abstractNum>
-  <w:abstractNum w:abstractNumId="16" w15:restartNumberingAfterBreak="0">
+  <w:abstractNum w:abstractNumId="19" w15:restartNumberingAfterBreak="0">
     <w:nsid w:val="79921D11"/>
     <w:multiLevelType w:val="hybridMultilevel"/>
     <w:tmpl w:val="7A348CF0"/>
@@ -4852,7 +5399,7 @@
       </w:pPr>
     </w:lvl>
   </w:abstractNum>
-  <w:abstractNum w:abstractNumId="17" w15:restartNumberingAfterBreak="0">
+  <w:abstractNum w:abstractNumId="20" w15:restartNumberingAfterBreak="0">
     <w:nsid w:val="79E635EC"/>
     <w:multiLevelType w:val="multilevel"/>
     <w:tmpl w:val="9CAAC086"/>
@@ -4969,7 +5516,7 @@
       </w:pPr>
     </w:lvl>
   </w:abstractNum>
-  <w:abstractNum w:abstractNumId="18" w15:restartNumberingAfterBreak="0">
+  <w:abstractNum w:abstractNumId="21" w15:restartNumberingAfterBreak="0">
     <w:nsid w:val="7F327096"/>
     <w:multiLevelType w:val="hybridMultilevel"/>
     <w:tmpl w:val="0B225BCC"/>
@@ -5082,68 +5629,77 @@
       </w:rPr>
     </w:lvl>
   </w:abstractNum>
-  <w:num w:numId="1">
+  <w:num w:numId="1" w16cid:durableId="1545556570">
+    <w:abstractNumId w:val="17"/>
+  </w:num>
+  <w:num w:numId="2" w16cid:durableId="560949347">
+    <w:abstractNumId w:val="11"/>
+  </w:num>
+  <w:num w:numId="3" w16cid:durableId="608201523">
+    <w:abstractNumId w:val="0"/>
+  </w:num>
+  <w:num w:numId="4" w16cid:durableId="732965597">
+    <w:abstractNumId w:val="16"/>
+  </w:num>
+  <w:num w:numId="5" w16cid:durableId="1135374762">
+    <w:abstractNumId w:val="4"/>
+  </w:num>
+  <w:num w:numId="6" w16cid:durableId="1240095641">
+    <w:abstractNumId w:val="1"/>
+  </w:num>
+  <w:num w:numId="7" w16cid:durableId="1360005090">
+    <w:abstractNumId w:val="9"/>
+  </w:num>
+  <w:num w:numId="8" w16cid:durableId="908463759">
+    <w:abstractNumId w:val="20"/>
+  </w:num>
+  <w:num w:numId="9" w16cid:durableId="1069307429">
     <w:abstractNumId w:val="14"/>
   </w:num>
-  <w:num w:numId="2">
+  <w:num w:numId="10" w16cid:durableId="1979802797">
+    <w:abstractNumId w:val="6"/>
+  </w:num>
+  <w:num w:numId="11" w16cid:durableId="1314793299">
+    <w:abstractNumId w:val="5"/>
+  </w:num>
+  <w:num w:numId="12" w16cid:durableId="660162171">
+    <w:abstractNumId w:val="2"/>
+  </w:num>
+  <w:num w:numId="13" w16cid:durableId="1045638818">
+    <w:abstractNumId w:val="21"/>
+  </w:num>
+  <w:num w:numId="14" w16cid:durableId="1422603515">
+    <w:abstractNumId w:val="19"/>
+  </w:num>
+  <w:num w:numId="15" w16cid:durableId="1656907063">
+    <w:abstractNumId w:val="12"/>
+  </w:num>
+  <w:num w:numId="16" w16cid:durableId="1462116066">
+    <w:abstractNumId w:val="18"/>
+  </w:num>
+  <w:num w:numId="17" w16cid:durableId="993996523">
+    <w:abstractNumId w:val="3"/>
+  </w:num>
+  <w:num w:numId="18" w16cid:durableId="668993161">
+    <w:abstractNumId w:val="8"/>
+  </w:num>
+  <w:num w:numId="19" w16cid:durableId="1114326856">
     <w:abstractNumId w:val="10"/>
   </w:num>
-  <w:num w:numId="3">
-    <w:abstractNumId w:val="0"/>
-  </w:num>
-  <w:num w:numId="4">
-    <w:abstractNumId w:val="13"/>
-  </w:num>
-  <w:num w:numId="5">
-    <w:abstractNumId w:val="4"/>
-  </w:num>
-  <w:num w:numId="6">
-    <w:abstractNumId w:val="1"/>
-  </w:num>
-  <w:num w:numId="7">
-    <w:abstractNumId w:val="8"/>
-  </w:num>
-  <w:num w:numId="8">
-    <w:abstractNumId w:val="17"/>
-  </w:num>
-  <w:num w:numId="9">
-    <w:abstractNumId w:val="12"/>
-  </w:num>
-  <w:num w:numId="10">
-    <w:abstractNumId w:val="6"/>
-  </w:num>
-  <w:num w:numId="11">
-    <w:abstractNumId w:val="5"/>
-  </w:num>
-  <w:num w:numId="12">
-    <w:abstractNumId w:val="2"/>
-  </w:num>
-  <w:num w:numId="13">
-    <w:abstractNumId w:val="18"/>
-  </w:num>
-  <w:num w:numId="14">
-    <w:abstractNumId w:val="16"/>
-  </w:num>
-  <w:num w:numId="15">
-    <w:abstractNumId w:val="11"/>
-  </w:num>
-  <w:num w:numId="16">
+  <w:num w:numId="20" w16cid:durableId="2147042860">
     <w:abstractNumId w:val="15"/>
   </w:num>
-  <w:num w:numId="17">
-    <w:abstractNumId w:val="3"/>
-  </w:num>
-  <w:num w:numId="18">
+  <w:num w:numId="21" w16cid:durableId="1220171135">
     <w:abstractNumId w:val="7"/>
   </w:num>
-  <w:num w:numId="19">
-    <w:abstractNumId w:val="9"/>
+  <w:num w:numId="22" w16cid:durableId="156698232">
+    <w:abstractNumId w:val="13"/>
   </w:num>
 </w:numbering>
 </file>
 
 <file path=word/styles.xml><?xml version="1.0" encoding="utf-8"?>
-<w:styles xmlns:mc="http://schemas.openxmlformats.org/markup-compatibility/2006" xmlns:r="http://schemas.openxmlformats.org/officeDocument/2006/relationships" xmlns:w="http://schemas.openxmlformats.org/wordprocessingml/2006/main" xmlns:w14="http://schemas.microsoft.com/office/word/2010/wordml" xmlns:w15="http://schemas.microsoft.com/office/word/2012/wordml" xmlns:w16se="http://schemas.microsoft.com/office/word/2015/wordml/symex" mc:Ignorable="w14 w15 w16se">
+<w:styles xmlns:mc="http://schemas.openxmlformats.org/markup-compatibility/2006" xmlns:r="http://schemas.openxmlformats.org/officeDocument/2006/relationships" xmlns:w="http://schemas.openxmlformats.org/wordprocessingml/2006/main" xmlns:w14="http://schemas.microsoft.com/office/word/2010/wordml" xmlns:w15="http://schemas.microsoft.com/office/word/2012/wordml" xmlns:w16cex="http://schemas.microsoft.com/office/word/2018/wordml/cex" xmlns:w16cid="http://schemas.microsoft.com/office/word/2016/wordml/cid" xmlns:w16="http://schemas.microsoft.com/office/word/2018/wordml" xmlns:w16du="http://schemas.microsoft.com/office/word/2023/wordml/word16du" xmlns:w16sdtdh="http://schemas.microsoft.com/office/word/2020/wordml/sdtdatahash" xmlns:w16sdtfl="http://schemas.microsoft.com/office/word/2024/wordml/sdtformatlock" xmlns:w16se="http://schemas.microsoft.com/office/word/2015/wordml/symex" mc:Ignorable="w14 w15 w16se w16cid w16 w16cex w16sdtdh w16sdtfl w16du">
   <w:docDefaults>
     <w:rPrDefault>
       <w:rPr>
@@ -5159,7 +5715,7 @@
       </w:pPr>
     </w:pPrDefault>
   </w:docDefaults>
-  <w:latentStyles w:defLockedState="0" w:defUIPriority="99" w:defSemiHidden="0" w:defUnhideWhenUsed="0" w:defQFormat="0" w:count="371">
+  <w:latentStyles w:defLockedState="0" w:defUIPriority="99" w:defSemiHidden="0" w:defUnhideWhenUsed="0" w:defQFormat="0" w:count="376">
     <w:lsdException w:name="Normal" w:uiPriority="0" w:qFormat="1"/>
     <w:lsdException w:name="heading 1" w:uiPriority="9" w:qFormat="1"/>
     <w:lsdException w:name="heading 2" w:semiHidden="1" w:uiPriority="9" w:unhideWhenUsed="1" w:qFormat="1"/>
@@ -5531,6 +6087,11 @@
     <w:lsdException w:name="List Table 5 Dark Accent 6" w:uiPriority="50"/>
     <w:lsdException w:name="List Table 6 Colorful Accent 6" w:uiPriority="51"/>
     <w:lsdException w:name="List Table 7 Colorful Accent 6" w:uiPriority="52"/>
+    <w:lsdException w:name="Mention" w:semiHidden="1" w:unhideWhenUsed="1"/>
+    <w:lsdException w:name="Smart Hyperlink" w:semiHidden="1" w:unhideWhenUsed="1"/>
+    <w:lsdException w:name="Hashtag" w:semiHidden="1" w:unhideWhenUsed="1"/>
+    <w:lsdException w:name="Unresolved Mention" w:semiHidden="1" w:unhideWhenUsed="1"/>
+    <w:lsdException w:name="Smart Link" w:semiHidden="1" w:unhideWhenUsed="1"/>
   </w:latentStyles>
   <w:style w:type="paragraph" w:default="1" w:styleId="a">
     <w:name w:val="Normal"/>
@@ -5658,7 +6219,6 @@
   </mc:AlternateContent>
   <c:chart>
     <c:title>
-      <c:layout/>
       <c:overlay val="0"/>
       <c:spPr>
         <a:noFill/>
@@ -5747,6 +6307,11 @@
               </a:ln>
               <a:effectLst/>
             </c:spPr>
+            <c:extLst>
+              <c:ext xmlns:c16="http://schemas.microsoft.com/office/drawing/2014/chart" uri="{C3380CC4-5D6E-409C-BE32-E72D297353CC}">
+                <c16:uniqueId val="{00000001-2591-4C35-A8B3-FCC52822303B}"/>
+              </c:ext>
+            </c:extLst>
           </c:dPt>
           <c:dPt>
             <c:idx val="1"/>
@@ -5788,6 +6353,11 @@
               </a:ln>
               <a:effectLst/>
             </c:spPr>
+            <c:extLst>
+              <c:ext xmlns:c16="http://schemas.microsoft.com/office/drawing/2014/chart" uri="{C3380CC4-5D6E-409C-BE32-E72D297353CC}">
+                <c16:uniqueId val="{00000003-2591-4C35-A8B3-FCC52822303B}"/>
+              </c:ext>
+            </c:extLst>
           </c:dPt>
           <c:dPt>
             <c:idx val="2"/>
@@ -5829,6 +6399,11 @@
               </a:ln>
               <a:effectLst/>
             </c:spPr>
+            <c:extLst>
+              <c:ext xmlns:c16="http://schemas.microsoft.com/office/drawing/2014/chart" uri="{C3380CC4-5D6E-409C-BE32-E72D297353CC}">
+                <c16:uniqueId val="{00000005-2591-4C35-A8B3-FCC52822303B}"/>
+              </c:ext>
+            </c:extLst>
           </c:dPt>
           <c:dLbls>
             <c:spPr>
@@ -5879,9 +6454,7 @@
               </c:spPr>
             </c:leaderLines>
             <c:extLst>
-              <c:ext xmlns:c15="http://schemas.microsoft.com/office/drawing/2012/chart" uri="{CE6537A1-D6FC-4f65-9D91-7224C49458BB}">
-                <c15:layout/>
-              </c:ext>
+              <c:ext xmlns:c15="http://schemas.microsoft.com/office/drawing/2012/chart" uri="{CE6537A1-D6FC-4f65-9D91-7224C49458BB}"/>
             </c:extLst>
           </c:dLbls>
           <c:cat>
@@ -5911,7 +6484,7 @@
                   <c:v>13</c:v>
                 </c:pt>
                 <c:pt idx="1">
-                  <c:v>1</c:v>
+                  <c:v>0</c:v>
                 </c:pt>
                 <c:pt idx="2">
                   <c:v>0</c:v>
@@ -5946,7 +6519,6 @@
     </c:plotArea>
     <c:legend>
       <c:legendPos val="b"/>
-      <c:layout/>
       <c:overlay val="0"/>
       <c:spPr>
         <a:noFill/>
@@ -8172,14 +8744,14 @@
       </dgm:t>
     </dgm:pt>
     <dgm:pt modelId="{5E1D71FD-7DB7-4301-9959-F663EDF0C5B4}">
-      <dgm:prSet phldrT="[Текст]"/>
+      <dgm:prSet phldrT="[Текст]" custT="1"/>
       <dgm:spPr/>
       <dgm:t>
         <a:bodyPr/>
         <a:lstStyle/>
         <a:p>
           <a:r>
-            <a:rPr lang="ru-RU"/>
+            <a:rPr lang="ru-RU" sz="1200"/>
             <a:t>Работа основных кнопок главной страницы</a:t>
           </a:r>
         </a:p>
@@ -8208,14 +8780,14 @@
       </dgm:t>
     </dgm:pt>
     <dgm:pt modelId="{0B2C87FF-477A-4D05-AD3E-8192DC8ED411}">
-      <dgm:prSet phldrT="[Текст]"/>
+      <dgm:prSet phldrT="[Текст]" custT="1"/>
       <dgm:spPr/>
       <dgm:t>
         <a:bodyPr/>
         <a:lstStyle/>
         <a:p>
           <a:r>
-            <a:rPr lang="ru-RU"/>
+            <a:rPr lang="ru-RU" sz="1200"/>
             <a:t>Отображение категорий меню</a:t>
           </a:r>
         </a:p>
@@ -8244,14 +8816,14 @@
       </dgm:t>
     </dgm:pt>
     <dgm:pt modelId="{4E2E4BB6-B1AB-4D88-B25D-2544C847D5D9}">
-      <dgm:prSet phldrT="[Текст]"/>
+      <dgm:prSet phldrT="[Текст]" custT="1"/>
       <dgm:spPr/>
       <dgm:t>
         <a:bodyPr/>
         <a:lstStyle/>
         <a:p>
           <a:r>
-            <a:rPr lang="ru-RU"/>
+            <a:rPr lang="ru-RU" sz="1200"/>
             <a:t>Отображение карточки товара</a:t>
           </a:r>
         </a:p>
@@ -8280,14 +8852,14 @@
       </dgm:t>
     </dgm:pt>
     <dgm:pt modelId="{BEA72E1E-C9FE-47E6-9FF3-F81D8AD0DC81}">
-      <dgm:prSet phldrT="[Текст]"/>
+      <dgm:prSet phldrT="[Текст]" custT="1"/>
       <dgm:spPr/>
       <dgm:t>
         <a:bodyPr/>
         <a:lstStyle/>
         <a:p>
           <a:r>
-            <a:rPr lang="ru-RU"/>
+            <a:rPr lang="ru-RU" sz="1200"/>
             <a:t>Изменение состава товара</a:t>
           </a:r>
         </a:p>
@@ -8316,14 +8888,14 @@
       </dgm:t>
     </dgm:pt>
     <dgm:pt modelId="{1927345D-06ED-47F4-AC17-A4A36FF7A868}">
-      <dgm:prSet phldrT="[Текст]"/>
+      <dgm:prSet phldrT="[Текст]" custT="1"/>
       <dgm:spPr/>
       <dgm:t>
         <a:bodyPr/>
         <a:lstStyle/>
         <a:p>
           <a:r>
-            <a:rPr lang="ru-RU"/>
+            <a:rPr lang="ru-RU" sz="1200"/>
             <a:t>Добавление/удаление товаров, изменение количества</a:t>
           </a:r>
         </a:p>
@@ -8352,14 +8924,14 @@
       </dgm:t>
     </dgm:pt>
     <dgm:pt modelId="{7C98BD33-3CAD-4787-9962-F6BE034418AD}">
-      <dgm:prSet phldrT="[Текст]"/>
+      <dgm:prSet phldrT="[Текст]" custT="1"/>
       <dgm:spPr/>
       <dgm:t>
         <a:bodyPr/>
         <a:lstStyle/>
         <a:p>
           <a:r>
-            <a:rPr lang="ru-RU"/>
+            <a:rPr lang="ru-RU" sz="1200"/>
             <a:t>Расчёт стоимости: товары + скидка (акция)</a:t>
           </a:r>
         </a:p>
@@ -8388,14 +8960,14 @@
       </dgm:t>
     </dgm:pt>
     <dgm:pt modelId="{37083133-ED0F-4187-8C4D-CB3846ADD1C2}">
-      <dgm:prSet phldrT="[Текст]"/>
+      <dgm:prSet phldrT="[Текст]" custT="1"/>
       <dgm:spPr/>
       <dgm:t>
         <a:bodyPr/>
         <a:lstStyle/>
         <a:p>
           <a:r>
-            <a:rPr lang="ru-RU"/>
+            <a:rPr lang="ru-RU" sz="1200"/>
             <a:t>Перевод страницы на английский язык</a:t>
           </a:r>
         </a:p>
@@ -8508,13 +9080,6 @@
         </dgm:presLayoutVars>
       </dgm:prSet>
       <dgm:spPr/>
-      <dgm:t>
-        <a:bodyPr/>
-        <a:lstStyle/>
-        <a:p>
-          <a:endParaRPr lang="ru-RU"/>
-        </a:p>
-      </dgm:t>
     </dgm:pt>
     <dgm:pt modelId="{A81E2BC1-66A1-48E5-B311-ED7E60F02001}" type="pres">
       <dgm:prSet presAssocID="{F8153954-FB5A-4A2C-A8BB-AC94C5F01627}" presName="childShape" presStyleCnt="0">
@@ -8544,13 +9109,6 @@
           </a:stretch>
         </a:blipFill>
       </dgm:spPr>
-      <dgm:t>
-        <a:bodyPr/>
-        <a:lstStyle/>
-        <a:p>
-          <a:endParaRPr lang="ru-RU"/>
-        </a:p>
-      </dgm:t>
     </dgm:pt>
     <dgm:pt modelId="{9040DA06-D972-433D-A984-111673474C31}" type="pres">
       <dgm:prSet presAssocID="{5E1D71FD-7DB7-4301-9959-F663EDF0C5B4}" presName="Child" presStyleLbl="revTx" presStyleIdx="1" presStyleCnt="8" custLinFactY="-73539" custLinFactNeighborX="-1350" custLinFactNeighborY="-100000">
@@ -8561,13 +9119,6 @@
         </dgm:presLayoutVars>
       </dgm:prSet>
       <dgm:spPr/>
-      <dgm:t>
-        <a:bodyPr/>
-        <a:lstStyle/>
-        <a:p>
-          <a:endParaRPr lang="ru-RU"/>
-        </a:p>
-      </dgm:t>
     </dgm:pt>
     <dgm:pt modelId="{92A913E6-D9E6-4D1A-AE64-3DECAF94B128}" type="pres">
       <dgm:prSet presAssocID="{0B2C87FF-477A-4D05-AD3E-8192DC8ED411}" presName="childComposite" presStyleCnt="0">
@@ -8598,13 +9149,6 @@
         </dgm:presLayoutVars>
       </dgm:prSet>
       <dgm:spPr/>
-      <dgm:t>
-        <a:bodyPr/>
-        <a:lstStyle/>
-        <a:p>
-          <a:endParaRPr lang="ru-RU"/>
-        </a:p>
-      </dgm:t>
     </dgm:pt>
     <dgm:pt modelId="{2135B437-96EC-49CF-8ED1-7B00C52A3E68}" type="pres">
       <dgm:prSet presAssocID="{4E2E4BB6-B1AB-4D88-B25D-2544C847D5D9}" presName="childComposite" presStyleCnt="0">
@@ -8635,13 +9179,6 @@
         </dgm:presLayoutVars>
       </dgm:prSet>
       <dgm:spPr/>
-      <dgm:t>
-        <a:bodyPr/>
-        <a:lstStyle/>
-        <a:p>
-          <a:endParaRPr lang="ru-RU"/>
-        </a:p>
-      </dgm:t>
     </dgm:pt>
     <dgm:pt modelId="{3CE1643D-536E-4D4D-9BF6-0028D181AD6C}" type="pres">
       <dgm:prSet presAssocID="{BEA72E1E-C9FE-47E6-9FF3-F81D8AD0DC81}" presName="childComposite" presStyleCnt="0">
@@ -8692,13 +9229,6 @@
           </a:stretch>
         </a:blipFill>
       </dgm:spPr>
-      <dgm:t>
-        <a:bodyPr/>
-        <a:lstStyle/>
-        <a:p>
-          <a:endParaRPr lang="ru-RU"/>
-        </a:p>
-      </dgm:t>
     </dgm:pt>
     <dgm:pt modelId="{29B58F55-8FFA-4BDB-AE06-78C907BFEB9D}" type="pres">
       <dgm:prSet presAssocID="{1927345D-06ED-47F4-AC17-A4A36FF7A868}" presName="Child" presStyleLbl="revTx" presStyleIdx="5" presStyleCnt="8" custLinFactY="-73539" custLinFactNeighborX="-1350" custLinFactNeighborY="-100000">
@@ -8709,13 +9239,6 @@
         </dgm:presLayoutVars>
       </dgm:prSet>
       <dgm:spPr/>
-      <dgm:t>
-        <a:bodyPr/>
-        <a:lstStyle/>
-        <a:p>
-          <a:endParaRPr lang="ru-RU"/>
-        </a:p>
-      </dgm:t>
     </dgm:pt>
     <dgm:pt modelId="{A547FE41-7EBE-4BB4-B62C-C71F82B0F5EE}" type="pres">
       <dgm:prSet presAssocID="{7C98BD33-3CAD-4787-9962-F6BE034418AD}" presName="childComposite" presStyleCnt="0">
@@ -8746,13 +9269,6 @@
         </dgm:presLayoutVars>
       </dgm:prSet>
       <dgm:spPr/>
-      <dgm:t>
-        <a:bodyPr/>
-        <a:lstStyle/>
-        <a:p>
-          <a:endParaRPr lang="ru-RU"/>
-        </a:p>
-      </dgm:t>
     </dgm:pt>
     <dgm:pt modelId="{73DA2BD6-1055-4B82-BA54-D7DBB746B1A7}" type="pres">
       <dgm:prSet presAssocID="{37083133-ED0F-4187-8C4D-CB3846ADD1C2}" presName="childComposite" presStyleCnt="0">
@@ -8767,9 +9283,10 @@
       <dgm:prSet presAssocID="{37083133-ED0F-4187-8C4D-CB3846ADD1C2}" presName="ChildAccent" presStyleLbl="solidFgAcc1" presStyleIdx="6" presStyleCnt="7" custLinFactY="-200000" custLinFactNeighborX="-17092" custLinFactNeighborY="-204521"/>
       <dgm:spPr>
         <a:blipFill rotWithShape="0">
-          <a:blip xmlns:r="http://schemas.openxmlformats.org/officeDocument/2006/relationships" r:embed="rId3"/>
+          <a:blip xmlns:r="http://schemas.openxmlformats.org/officeDocument/2006/relationships" r:embed="rId1"/>
+          <a:srcRect/>
           <a:stretch>
-            <a:fillRect/>
+            <a:fillRect l="-8000" r="-8000"/>
           </a:stretch>
         </a:blipFill>
       </dgm:spPr>
@@ -8783,33 +9300,26 @@
         </dgm:presLayoutVars>
       </dgm:prSet>
       <dgm:spPr/>
-      <dgm:t>
-        <a:bodyPr/>
-        <a:lstStyle/>
-        <a:p>
-          <a:endParaRPr lang="ru-RU"/>
-        </a:p>
-      </dgm:t>
     </dgm:pt>
   </dgm:ptLst>
   <dgm:cxnLst>
+    <dgm:cxn modelId="{54D82B07-4030-40EF-AFA3-619EBF9C7F38}" srcId="{F8153954-FB5A-4A2C-A8BB-AC94C5F01627}" destId="{0B2C87FF-477A-4D05-AD3E-8192DC8ED411}" srcOrd="1" destOrd="0" parTransId="{0B24468A-E3E5-454B-82A6-2F3699AABC10}" sibTransId="{BC604683-2A29-4934-9A20-0CD50123D2B7}"/>
+    <dgm:cxn modelId="{D1EECD1C-9B74-4FD1-9DC8-D7D2D4C76E13}" type="presOf" srcId="{0B2C87FF-477A-4D05-AD3E-8192DC8ED411}" destId="{18E30175-EAB5-4C89-A15B-0F86205E3656}" srcOrd="0" destOrd="0" presId="urn:microsoft.com/office/officeart/2008/layout/SquareAccentList"/>
+    <dgm:cxn modelId="{81C79D1E-7220-4F63-AF97-697B4BD1039B}" type="presOf" srcId="{BEA72E1E-C9FE-47E6-9FF3-F81D8AD0DC81}" destId="{13696888-A248-4DA9-A2EA-9A43A387954F}" srcOrd="0" destOrd="0" presId="urn:microsoft.com/office/officeart/2008/layout/SquareAccentList"/>
+    <dgm:cxn modelId="{1C17E628-CAF4-4100-818C-DC89E99FB49C}" type="presOf" srcId="{37083133-ED0F-4187-8C4D-CB3846ADD1C2}" destId="{5640AE15-DA8A-4292-A3EA-A9442280B041}" srcOrd="0" destOrd="0" presId="urn:microsoft.com/office/officeart/2008/layout/SquareAccentList"/>
+    <dgm:cxn modelId="{B5CA7935-BBE0-41B2-BB96-C015067BC4C1}" srcId="{F8153954-FB5A-4A2C-A8BB-AC94C5F01627}" destId="{BEA72E1E-C9FE-47E6-9FF3-F81D8AD0DC81}" srcOrd="3" destOrd="0" parTransId="{CF1A8EFC-010B-43F9-9BCE-67861BFD1545}" sibTransId="{63BBE0F5-2C37-438B-91C4-786A7E1C2719}"/>
+    <dgm:cxn modelId="{23813B47-33B6-4C12-A634-C541E966E19C}" type="presOf" srcId="{1927345D-06ED-47F4-AC17-A4A36FF7A868}" destId="{29B58F55-8FFA-4BDB-AE06-78C907BFEB9D}" srcOrd="0" destOrd="0" presId="urn:microsoft.com/office/officeart/2008/layout/SquareAccentList"/>
+    <dgm:cxn modelId="{EB32956F-6F97-4334-ABC4-8696724EDCAB}" type="presOf" srcId="{F8153954-FB5A-4A2C-A8BB-AC94C5F01627}" destId="{05B42B22-6A76-48BC-A344-86A9D7D61176}" srcOrd="0" destOrd="0" presId="urn:microsoft.com/office/officeart/2008/layout/SquareAccentList"/>
+    <dgm:cxn modelId="{D4C25970-3074-4FC8-B90B-8946BFB5E2CB}" srcId="{F8153954-FB5A-4A2C-A8BB-AC94C5F01627}" destId="{4E2E4BB6-B1AB-4D88-B25D-2544C847D5D9}" srcOrd="2" destOrd="0" parTransId="{F27653C6-E5E6-4334-877A-7323B566B244}" sibTransId="{B7FB03FD-009B-48FA-8565-40614F948D4C}"/>
     <dgm:cxn modelId="{8CA88551-BA9E-478C-A06B-56C33317A035}" type="presOf" srcId="{5E1D71FD-7DB7-4301-9959-F663EDF0C5B4}" destId="{9040DA06-D972-433D-A984-111673474C31}" srcOrd="0" destOrd="0" presId="urn:microsoft.com/office/officeart/2008/layout/SquareAccentList"/>
+    <dgm:cxn modelId="{7D45D886-F20C-4409-B4D5-EFCBDADCC889}" srcId="{F8153954-FB5A-4A2C-A8BB-AC94C5F01627}" destId="{7C98BD33-3CAD-4787-9962-F6BE034418AD}" srcOrd="5" destOrd="0" parTransId="{700E79A3-62BB-4575-97CA-D48D9F7EBB65}" sibTransId="{14369A1B-E6A2-4D2B-9FBF-B9DCFC53C1A3}"/>
+    <dgm:cxn modelId="{CABE9497-4C93-41F3-85F1-9A5B3CF17702}" type="presOf" srcId="{4E2E4BB6-B1AB-4D88-B25D-2544C847D5D9}" destId="{47D62540-2FCC-46B5-BB3B-FD6C2710FA4E}" srcOrd="0" destOrd="0" presId="urn:microsoft.com/office/officeart/2008/layout/SquareAccentList"/>
+    <dgm:cxn modelId="{528F19A8-80E1-4EC0-8671-168D17475A79}" type="presOf" srcId="{97C952B1-9F67-4529-B389-B140ACC02C52}" destId="{3E7FD316-0B58-4942-BBDE-41A85AB3691C}" srcOrd="0" destOrd="0" presId="urn:microsoft.com/office/officeart/2008/layout/SquareAccentList"/>
+    <dgm:cxn modelId="{AD02C7AE-04D1-4B9C-A832-7EE42FCA5AC4}" srcId="{F8153954-FB5A-4A2C-A8BB-AC94C5F01627}" destId="{5E1D71FD-7DB7-4301-9959-F663EDF0C5B4}" srcOrd="0" destOrd="0" parTransId="{7AB174EE-90DE-418E-9990-D25FC847F62C}" sibTransId="{24BC31F4-E2C3-475B-8086-FEB7D3073099}"/>
     <dgm:cxn modelId="{46720BB8-0B56-44DD-B61B-03116EAADB80}" srcId="{F8153954-FB5A-4A2C-A8BB-AC94C5F01627}" destId="{1927345D-06ED-47F4-AC17-A4A36FF7A868}" srcOrd="4" destOrd="0" parTransId="{4A89E1E9-BCEF-4262-9006-21579B82B9C1}" sibTransId="{A2F6E04B-A1C1-40A8-917E-1C0A97A9A829}"/>
     <dgm:cxn modelId="{238A8CD9-A7E7-49EF-B305-AAF0055991CE}" srcId="{97C952B1-9F67-4529-B389-B140ACC02C52}" destId="{F8153954-FB5A-4A2C-A8BB-AC94C5F01627}" srcOrd="0" destOrd="0" parTransId="{9183D294-1292-472E-8660-CD6079FEF6E0}" sibTransId="{13A9E4F4-4C62-4D50-896E-FA090605EC7E}"/>
-    <dgm:cxn modelId="{81C79D1E-7220-4F63-AF97-697B4BD1039B}" type="presOf" srcId="{BEA72E1E-C9FE-47E6-9FF3-F81D8AD0DC81}" destId="{13696888-A248-4DA9-A2EA-9A43A387954F}" srcOrd="0" destOrd="0" presId="urn:microsoft.com/office/officeart/2008/layout/SquareAccentList"/>
-    <dgm:cxn modelId="{D1EECD1C-9B74-4FD1-9DC8-D7D2D4C76E13}" type="presOf" srcId="{0B2C87FF-477A-4D05-AD3E-8192DC8ED411}" destId="{18E30175-EAB5-4C89-A15B-0F86205E3656}" srcOrd="0" destOrd="0" presId="urn:microsoft.com/office/officeart/2008/layout/SquareAccentList"/>
-    <dgm:cxn modelId="{AD02C7AE-04D1-4B9C-A832-7EE42FCA5AC4}" srcId="{F8153954-FB5A-4A2C-A8BB-AC94C5F01627}" destId="{5E1D71FD-7DB7-4301-9959-F663EDF0C5B4}" srcOrd="0" destOrd="0" parTransId="{7AB174EE-90DE-418E-9990-D25FC847F62C}" sibTransId="{24BC31F4-E2C3-475B-8086-FEB7D3073099}"/>
+    <dgm:cxn modelId="{43AE6BDA-D18D-4DC0-B50A-2C41FCEFB884}" type="presOf" srcId="{7C98BD33-3CAD-4787-9962-F6BE034418AD}" destId="{80B12FF8-F644-49E3-9EF7-01B2B322A8AD}" srcOrd="0" destOrd="0" presId="urn:microsoft.com/office/officeart/2008/layout/SquareAccentList"/>
     <dgm:cxn modelId="{192B69FF-D6B6-4B64-8BC5-1E33A41DFE7D}" srcId="{F8153954-FB5A-4A2C-A8BB-AC94C5F01627}" destId="{37083133-ED0F-4187-8C4D-CB3846ADD1C2}" srcOrd="6" destOrd="0" parTransId="{A412E182-94B0-46D2-A9E5-F92957CCB2EA}" sibTransId="{F2011815-88B5-4E37-ACBE-5D6503468FBF}"/>
-    <dgm:cxn modelId="{B5CA7935-BBE0-41B2-BB96-C015067BC4C1}" srcId="{F8153954-FB5A-4A2C-A8BB-AC94C5F01627}" destId="{BEA72E1E-C9FE-47E6-9FF3-F81D8AD0DC81}" srcOrd="3" destOrd="0" parTransId="{CF1A8EFC-010B-43F9-9BCE-67861BFD1545}" sibTransId="{63BBE0F5-2C37-438B-91C4-786A7E1C2719}"/>
-    <dgm:cxn modelId="{528F19A8-80E1-4EC0-8671-168D17475A79}" type="presOf" srcId="{97C952B1-9F67-4529-B389-B140ACC02C52}" destId="{3E7FD316-0B58-4942-BBDE-41A85AB3691C}" srcOrd="0" destOrd="0" presId="urn:microsoft.com/office/officeart/2008/layout/SquareAccentList"/>
-    <dgm:cxn modelId="{1C17E628-CAF4-4100-818C-DC89E99FB49C}" type="presOf" srcId="{37083133-ED0F-4187-8C4D-CB3846ADD1C2}" destId="{5640AE15-DA8A-4292-A3EA-A9442280B041}" srcOrd="0" destOrd="0" presId="urn:microsoft.com/office/officeart/2008/layout/SquareAccentList"/>
-    <dgm:cxn modelId="{7D45D886-F20C-4409-B4D5-EFCBDADCC889}" srcId="{F8153954-FB5A-4A2C-A8BB-AC94C5F01627}" destId="{7C98BD33-3CAD-4787-9962-F6BE034418AD}" srcOrd="5" destOrd="0" parTransId="{700E79A3-62BB-4575-97CA-D48D9F7EBB65}" sibTransId="{14369A1B-E6A2-4D2B-9FBF-B9DCFC53C1A3}"/>
-    <dgm:cxn modelId="{23813B47-33B6-4C12-A634-C541E966E19C}" type="presOf" srcId="{1927345D-06ED-47F4-AC17-A4A36FF7A868}" destId="{29B58F55-8FFA-4BDB-AE06-78C907BFEB9D}" srcOrd="0" destOrd="0" presId="urn:microsoft.com/office/officeart/2008/layout/SquareAccentList"/>
-    <dgm:cxn modelId="{CABE9497-4C93-41F3-85F1-9A5B3CF17702}" type="presOf" srcId="{4E2E4BB6-B1AB-4D88-B25D-2544C847D5D9}" destId="{47D62540-2FCC-46B5-BB3B-FD6C2710FA4E}" srcOrd="0" destOrd="0" presId="urn:microsoft.com/office/officeart/2008/layout/SquareAccentList"/>
-    <dgm:cxn modelId="{D4C25970-3074-4FC8-B90B-8946BFB5E2CB}" srcId="{F8153954-FB5A-4A2C-A8BB-AC94C5F01627}" destId="{4E2E4BB6-B1AB-4D88-B25D-2544C847D5D9}" srcOrd="2" destOrd="0" parTransId="{F27653C6-E5E6-4334-877A-7323B566B244}" sibTransId="{B7FB03FD-009B-48FA-8565-40614F948D4C}"/>
-    <dgm:cxn modelId="{54D82B07-4030-40EF-AFA3-619EBF9C7F38}" srcId="{F8153954-FB5A-4A2C-A8BB-AC94C5F01627}" destId="{0B2C87FF-477A-4D05-AD3E-8192DC8ED411}" srcOrd="1" destOrd="0" parTransId="{0B24468A-E3E5-454B-82A6-2F3699AABC10}" sibTransId="{BC604683-2A29-4934-9A20-0CD50123D2B7}"/>
-    <dgm:cxn modelId="{EB32956F-6F97-4334-ABC4-8696724EDCAB}" type="presOf" srcId="{F8153954-FB5A-4A2C-A8BB-AC94C5F01627}" destId="{05B42B22-6A76-48BC-A344-86A9D7D61176}" srcOrd="0" destOrd="0" presId="urn:microsoft.com/office/officeart/2008/layout/SquareAccentList"/>
-    <dgm:cxn modelId="{43AE6BDA-D18D-4DC0-B50A-2C41FCEFB884}" type="presOf" srcId="{7C98BD33-3CAD-4787-9962-F6BE034418AD}" destId="{80B12FF8-F644-49E3-9EF7-01B2B322A8AD}" srcOrd="0" destOrd="0" presId="urn:microsoft.com/office/officeart/2008/layout/SquareAccentList"/>
     <dgm:cxn modelId="{CD45457E-3704-44AE-B4F2-AFB34682EB55}" type="presParOf" srcId="{3E7FD316-0B58-4942-BBDE-41A85AB3691C}" destId="{1AE0575A-D294-46BB-9EB8-527FDFDCF334}" srcOrd="0" destOrd="0" presId="urn:microsoft.com/office/officeart/2008/layout/SquareAccentList"/>
     <dgm:cxn modelId="{4FFF3D70-F46D-4017-A48D-06743AE847B7}" type="presParOf" srcId="{1AE0575A-D294-46BB-9EB8-527FDFDCF334}" destId="{2F9B8EA0-EEC2-4DF0-BDE6-89A296435757}" srcOrd="0" destOrd="0" presId="urn:microsoft.com/office/officeart/2008/layout/SquareAccentList"/>
     <dgm:cxn modelId="{2FF4E8D3-1DFB-4E14-9366-F016B29239F2}" type="presParOf" srcId="{2F9B8EA0-EEC2-4DF0-BDE6-89A296435757}" destId="{B4088D98-FA6F-435B-B1E9-A68C500BA03D}" srcOrd="0" destOrd="0" presId="urn:microsoft.com/office/officeart/2008/layout/SquareAccentList"/>
@@ -8871,7 +9381,15 @@
         <a:p>
           <a:r>
             <a:rPr lang="ru-RU" sz="1200"/>
-            <a:t>Общее количество: 11 шт.</a:t>
+            <a:t>Общее количество: </a:t>
+          </a:r>
+          <a:r>
+            <a:rPr lang="en-US" sz="1200"/>
+            <a:t>22</a:t>
+          </a:r>
+          <a:r>
+            <a:rPr lang="ru-RU" sz="1200"/>
+            <a:t> шт.</a:t>
           </a:r>
         </a:p>
       </dgm:t>
@@ -8959,14 +9477,6 @@
           </a:r>
           <a:r>
             <a:rPr lang="ru-RU" sz="1200"/>
-            <a:t>, </a:t>
-          </a:r>
-          <a:r>
-            <a:rPr lang="en-US" sz="1200"/>
-            <a:t>FireFox</a:t>
-          </a:r>
-          <a:r>
-            <a:rPr lang="ru-RU" sz="1200"/>
             <a:t>)</a:t>
           </a:r>
         </a:p>
@@ -9021,15 +9531,7 @@
           </a:r>
           <a:r>
             <a:rPr lang="ru-RU" sz="1200"/>
-            <a:t>≈ 45 с, </a:t>
-          </a:r>
-          <a:r>
-            <a:rPr lang="en-US" sz="1200"/>
-            <a:t>FireFox</a:t>
-          </a:r>
-          <a:r>
-            <a:rPr lang="ru-RU" sz="1200"/>
-            <a:t>  ≈ с</a:t>
+            <a:t>≈ 45 с</a:t>
           </a:r>
         </a:p>
       </dgm:t>
@@ -9177,13 +9679,6 @@
         </dgm:presLayoutVars>
       </dgm:prSet>
       <dgm:spPr/>
-      <dgm:t>
-        <a:bodyPr/>
-        <a:lstStyle/>
-        <a:p>
-          <a:endParaRPr lang="ru-RU"/>
-        </a:p>
-      </dgm:t>
     </dgm:pt>
     <dgm:pt modelId="{CEE7F82D-7EF5-4773-B138-FCD6F960578E}" type="pres">
       <dgm:prSet presAssocID="{FA93CE61-B62F-4843-8F63-DE43CB5EF48F}" presName="aSpace2" presStyleCnt="0"/>
@@ -9220,30 +9715,23 @@
         </dgm:presLayoutVars>
       </dgm:prSet>
       <dgm:spPr/>
-      <dgm:t>
-        <a:bodyPr/>
-        <a:lstStyle/>
-        <a:p>
-          <a:endParaRPr lang="ru-RU"/>
-        </a:p>
-      </dgm:t>
     </dgm:pt>
   </dgm:ptLst>
   <dgm:cxnLst>
+    <dgm:cxn modelId="{2539D412-ECB9-4598-9E03-943E02B3EAEF}" type="presOf" srcId="{2B49AF9B-795A-40F9-BFCB-D7F5F3F4062E}" destId="{5E1D9C4F-B616-44D1-9520-D7D42EEFF84A}" srcOrd="0" destOrd="0" presId="urn:microsoft.com/office/officeart/2005/8/layout/lProcess2"/>
+    <dgm:cxn modelId="{C1B02815-88AB-42B7-9512-6D98DA148298}" srcId="{54F9A05D-AE68-4B22-AFF2-ECAF109C0D6C}" destId="{719D11F3-22A1-4B90-95F8-7711C5469945}" srcOrd="2" destOrd="0" parTransId="{DF6A7816-73EB-4533-A96E-1BA49DD4002F}" sibTransId="{AFEB1FD3-4729-40E2-B268-4FA3AFCD8154}"/>
+    <dgm:cxn modelId="{D628AC2D-2559-4F39-BAC7-E961E81B57EC}" type="presOf" srcId="{FA93CE61-B62F-4843-8F63-DE43CB5EF48F}" destId="{AC51911B-14C8-419D-A2AC-ADC3EAA28904}" srcOrd="0" destOrd="0" presId="urn:microsoft.com/office/officeart/2005/8/layout/lProcess2"/>
+    <dgm:cxn modelId="{2C744A2E-6C19-4FEA-8FD8-FF8F422208CD}" type="presOf" srcId="{7328205C-3809-4AA1-BE10-3ABEFB7047FF}" destId="{ABF0937A-1628-4169-9805-754CA677471D}" srcOrd="0" destOrd="0" presId="urn:microsoft.com/office/officeart/2005/8/layout/lProcess2"/>
+    <dgm:cxn modelId="{5CDD8235-5589-4694-8F55-BD5709BA591B}" srcId="{54F9A05D-AE68-4B22-AFF2-ECAF109C0D6C}" destId="{EDDF5DD5-4FDC-4B14-959D-E4AF65AE7669}" srcOrd="0" destOrd="0" parTransId="{A31D73C0-4B83-4D1A-9345-35A1619D63EB}" sibTransId="{DC757732-4C3E-4047-8871-DCA1A9B1A307}"/>
+    <dgm:cxn modelId="{CE510D37-57AE-42D7-8BD1-2D43971E60BC}" type="presOf" srcId="{54F9A05D-AE68-4B22-AFF2-ECAF109C0D6C}" destId="{50FE6B6E-F16B-4000-9DD0-1AE642EBD7F5}" srcOrd="1" destOrd="0" presId="urn:microsoft.com/office/officeart/2005/8/layout/lProcess2"/>
+    <dgm:cxn modelId="{F9395340-B58C-4CE3-A5F9-D82AC8C81ED9}" type="presOf" srcId="{3E3A7848-52A7-4F7D-9AD3-8AD6110A7D94}" destId="{C21C7AA4-B713-4E54-B479-7ECD92EFE11D}" srcOrd="0" destOrd="0" presId="urn:microsoft.com/office/officeart/2005/8/layout/lProcess2"/>
+    <dgm:cxn modelId="{EA181141-B616-49A2-AE96-66DDF699E352}" srcId="{54F9A05D-AE68-4B22-AFF2-ECAF109C0D6C}" destId="{3E3A7848-52A7-4F7D-9AD3-8AD6110A7D94}" srcOrd="3" destOrd="0" parTransId="{8A2BF177-EDEE-4F22-8041-4D4BB3FB9D8F}" sibTransId="{E067D8E2-2E1F-40DE-A9C1-BD34AAAB5C08}"/>
+    <dgm:cxn modelId="{B7D04C5A-729B-4BFF-923D-BDD26C85A4B1}" type="presOf" srcId="{719D11F3-22A1-4B90-95F8-7711C5469945}" destId="{2BD918A2-83D7-4C2E-8DE9-F676579ED208}" srcOrd="0" destOrd="0" presId="urn:microsoft.com/office/officeart/2005/8/layout/lProcess2"/>
+    <dgm:cxn modelId="{15371183-4B18-4EFD-8A1A-A1BB5A07E716}" type="presOf" srcId="{EDDF5DD5-4FDC-4B14-959D-E4AF65AE7669}" destId="{91AF2406-CBF3-4257-AD49-7CA21F62BF45}" srcOrd="0" destOrd="0" presId="urn:microsoft.com/office/officeart/2005/8/layout/lProcess2"/>
+    <dgm:cxn modelId="{65F46788-5516-4E06-A12B-6BFEA41ABE75}" srcId="{54F9A05D-AE68-4B22-AFF2-ECAF109C0D6C}" destId="{2B49AF9B-795A-40F9-BFCB-D7F5F3F4062E}" srcOrd="4" destOrd="0" parTransId="{52C37F02-8DE8-465A-B104-EC692B05312E}" sibTransId="{4AB05CFC-E196-449D-A98C-E53D07AAE582}"/>
+    <dgm:cxn modelId="{290AD38E-BE35-4787-AB08-475C946D0F38}" srcId="{54F9A05D-AE68-4B22-AFF2-ECAF109C0D6C}" destId="{FA93CE61-B62F-4843-8F63-DE43CB5EF48F}" srcOrd="1" destOrd="0" parTransId="{B5FC1FAB-DE21-4ADC-A089-2C22D67EA565}" sibTransId="{20D3E4D5-6A26-4F75-A168-3217564307DB}"/>
     <dgm:cxn modelId="{F441A8EB-F9DE-47E9-A278-0C372706647C}" srcId="{7328205C-3809-4AA1-BE10-3ABEFB7047FF}" destId="{54F9A05D-AE68-4B22-AFF2-ECAF109C0D6C}" srcOrd="0" destOrd="0" parTransId="{44E9A859-39C3-44E7-88EF-B0D7D201D01B}" sibTransId="{37CD69A3-ED39-4736-842B-36D74CF11CA8}"/>
-    <dgm:cxn modelId="{CE510D37-57AE-42D7-8BD1-2D43971E60BC}" type="presOf" srcId="{54F9A05D-AE68-4B22-AFF2-ECAF109C0D6C}" destId="{50FE6B6E-F16B-4000-9DD0-1AE642EBD7F5}" srcOrd="1" destOrd="0" presId="urn:microsoft.com/office/officeart/2005/8/layout/lProcess2"/>
-    <dgm:cxn modelId="{290AD38E-BE35-4787-AB08-475C946D0F38}" srcId="{54F9A05D-AE68-4B22-AFF2-ECAF109C0D6C}" destId="{FA93CE61-B62F-4843-8F63-DE43CB5EF48F}" srcOrd="1" destOrd="0" parTransId="{B5FC1FAB-DE21-4ADC-A089-2C22D67EA565}" sibTransId="{20D3E4D5-6A26-4F75-A168-3217564307DB}"/>
-    <dgm:cxn modelId="{5CDD8235-5589-4694-8F55-BD5709BA591B}" srcId="{54F9A05D-AE68-4B22-AFF2-ECAF109C0D6C}" destId="{EDDF5DD5-4FDC-4B14-959D-E4AF65AE7669}" srcOrd="0" destOrd="0" parTransId="{A31D73C0-4B83-4D1A-9345-35A1619D63EB}" sibTransId="{DC757732-4C3E-4047-8871-DCA1A9B1A307}"/>
-    <dgm:cxn modelId="{D628AC2D-2559-4F39-BAC7-E961E81B57EC}" type="presOf" srcId="{FA93CE61-B62F-4843-8F63-DE43CB5EF48F}" destId="{AC51911B-14C8-419D-A2AC-ADC3EAA28904}" srcOrd="0" destOrd="0" presId="urn:microsoft.com/office/officeart/2005/8/layout/lProcess2"/>
-    <dgm:cxn modelId="{F9395340-B58C-4CE3-A5F9-D82AC8C81ED9}" type="presOf" srcId="{3E3A7848-52A7-4F7D-9AD3-8AD6110A7D94}" destId="{C21C7AA4-B713-4E54-B479-7ECD92EFE11D}" srcOrd="0" destOrd="0" presId="urn:microsoft.com/office/officeart/2005/8/layout/lProcess2"/>
-    <dgm:cxn modelId="{2C744A2E-6C19-4FEA-8FD8-FF8F422208CD}" type="presOf" srcId="{7328205C-3809-4AA1-BE10-3ABEFB7047FF}" destId="{ABF0937A-1628-4169-9805-754CA677471D}" srcOrd="0" destOrd="0" presId="urn:microsoft.com/office/officeart/2005/8/layout/lProcess2"/>
     <dgm:cxn modelId="{8133EAF2-A237-4B97-8AAB-12B5C832E033}" type="presOf" srcId="{54F9A05D-AE68-4B22-AFF2-ECAF109C0D6C}" destId="{B756D542-42E7-4C70-8052-8B590ADB1433}" srcOrd="0" destOrd="0" presId="urn:microsoft.com/office/officeart/2005/8/layout/lProcess2"/>
-    <dgm:cxn modelId="{EA181141-B616-49A2-AE96-66DDF699E352}" srcId="{54F9A05D-AE68-4B22-AFF2-ECAF109C0D6C}" destId="{3E3A7848-52A7-4F7D-9AD3-8AD6110A7D94}" srcOrd="3" destOrd="0" parTransId="{8A2BF177-EDEE-4F22-8041-4D4BB3FB9D8F}" sibTransId="{E067D8E2-2E1F-40DE-A9C1-BD34AAAB5C08}"/>
-    <dgm:cxn modelId="{2539D412-ECB9-4598-9E03-943E02B3EAEF}" type="presOf" srcId="{2B49AF9B-795A-40F9-BFCB-D7F5F3F4062E}" destId="{5E1D9C4F-B616-44D1-9520-D7D42EEFF84A}" srcOrd="0" destOrd="0" presId="urn:microsoft.com/office/officeart/2005/8/layout/lProcess2"/>
-    <dgm:cxn modelId="{B7D04C5A-729B-4BFF-923D-BDD26C85A4B1}" type="presOf" srcId="{719D11F3-22A1-4B90-95F8-7711C5469945}" destId="{2BD918A2-83D7-4C2E-8DE9-F676579ED208}" srcOrd="0" destOrd="0" presId="urn:microsoft.com/office/officeart/2005/8/layout/lProcess2"/>
-    <dgm:cxn modelId="{65F46788-5516-4E06-A12B-6BFEA41ABE75}" srcId="{54F9A05D-AE68-4B22-AFF2-ECAF109C0D6C}" destId="{2B49AF9B-795A-40F9-BFCB-D7F5F3F4062E}" srcOrd="4" destOrd="0" parTransId="{52C37F02-8DE8-465A-B104-EC692B05312E}" sibTransId="{4AB05CFC-E196-449D-A98C-E53D07AAE582}"/>
-    <dgm:cxn modelId="{15371183-4B18-4EFD-8A1A-A1BB5A07E716}" type="presOf" srcId="{EDDF5DD5-4FDC-4B14-959D-E4AF65AE7669}" destId="{91AF2406-CBF3-4257-AD49-7CA21F62BF45}" srcOrd="0" destOrd="0" presId="urn:microsoft.com/office/officeart/2005/8/layout/lProcess2"/>
-    <dgm:cxn modelId="{C1B02815-88AB-42B7-9512-6D98DA148298}" srcId="{54F9A05D-AE68-4B22-AFF2-ECAF109C0D6C}" destId="{719D11F3-22A1-4B90-95F8-7711C5469945}" srcOrd="2" destOrd="0" parTransId="{DF6A7816-73EB-4533-A96E-1BA49DD4002F}" sibTransId="{AFEB1FD3-4729-40E2-B268-4FA3AFCD8154}"/>
     <dgm:cxn modelId="{8000B6CE-C731-48C5-B094-BD07154F21A9}" type="presParOf" srcId="{ABF0937A-1628-4169-9805-754CA677471D}" destId="{12E94D3A-8E3F-4455-BB63-10DF3AA041CF}" srcOrd="0" destOrd="0" presId="urn:microsoft.com/office/officeart/2005/8/layout/lProcess2"/>
     <dgm:cxn modelId="{5AE630B2-C4E1-46F1-AEB2-CE73CD06CAA1}" type="presParOf" srcId="{12E94D3A-8E3F-4455-BB63-10DF3AA041CF}" destId="{B756D542-42E7-4C70-8052-8B590ADB1433}" srcOrd="0" destOrd="0" presId="urn:microsoft.com/office/officeart/2005/8/layout/lProcess2"/>
     <dgm:cxn modelId="{58F82AF0-5875-4F94-B71A-CE9C5F2CBB0F}" type="presParOf" srcId="{12E94D3A-8E3F-4455-BB63-10DF3AA041CF}" destId="{50FE6B6E-F16B-4000-9DD0-1AE642EBD7F5}" srcOrd="1" destOrd="0" presId="urn:microsoft.com/office/officeart/2005/8/layout/lProcess2"/>
@@ -9284,8 +9772,8 @@
       </dsp:nvSpPr>
       <dsp:spPr>
         <a:xfrm flipV="1">
-          <a:off x="218209" y="114777"/>
-          <a:ext cx="2136438" cy="137919"/>
+          <a:off x="551944" y="117041"/>
+          <a:ext cx="2178580" cy="140639"/>
         </a:xfrm>
         <a:prstGeom prst="rect">
           <a:avLst/>
@@ -9320,8 +9808,8 @@
       </dsp:nvSpPr>
       <dsp:spPr>
         <a:xfrm>
-          <a:off x="2445940" y="1069796"/>
-          <a:ext cx="167863" cy="167863"/>
+          <a:off x="3153050" y="1090898"/>
+          <a:ext cx="171174" cy="171174"/>
         </a:xfrm>
         <a:prstGeom prst="rect">
           <a:avLst/>
@@ -9362,8 +9850,8 @@
       </dsp:nvSpPr>
       <dsp:spPr>
         <a:xfrm>
-          <a:off x="164409" y="0"/>
-          <a:ext cx="2284985" cy="482917"/>
+          <a:off x="497083" y="0"/>
+          <a:ext cx="2330057" cy="492442"/>
         </a:xfrm>
         <a:prstGeom prst="rect">
           <a:avLst/>
@@ -9392,7 +9880,7 @@
         </a:bodyPr>
         <a:lstStyle/>
         <a:p>
-          <a:pPr lvl="0" algn="l" defTabSz="1289050">
+          <a:pPr marL="0" lvl="0" indent="0" algn="l" defTabSz="1289050">
             <a:lnSpc>
               <a:spcPct val="90000"/>
             </a:lnSpc>
@@ -9402,13 +9890,14 @@
             <a:spcAft>
               <a:spcPct val="35000"/>
             </a:spcAft>
+            <a:buNone/>
           </a:pPr>
           <a:endParaRPr lang="ru-RU" sz="2900" kern="1200"/>
         </a:p>
       </dsp:txBody>
       <dsp:txXfrm>
-        <a:off x="164409" y="0"/>
-        <a:ext cx="2284985" cy="482917"/>
+        <a:off x="497083" y="0"/>
+        <a:ext cx="2330057" cy="492442"/>
       </dsp:txXfrm>
     </dsp:sp>
     <dsp:sp modelId="{3BB874E3-D565-414D-A0FA-E7ECDEFC6150}">
@@ -9418,8 +9907,8 @@
       </dsp:nvSpPr>
       <dsp:spPr>
         <a:xfrm>
-          <a:off x="135718" y="296134"/>
-          <a:ext cx="167859" cy="167859"/>
+          <a:off x="467827" y="301975"/>
+          <a:ext cx="171170" cy="171170"/>
         </a:xfrm>
         <a:prstGeom prst="rect">
           <a:avLst/>
@@ -9464,8 +9953,8 @@
       </dsp:nvSpPr>
       <dsp:spPr>
         <a:xfrm>
-          <a:off x="295670" y="184425"/>
-          <a:ext cx="2125036" cy="391280"/>
+          <a:off x="630933" y="188063"/>
+          <a:ext cx="2166953" cy="398998"/>
         </a:xfrm>
         <a:prstGeom prst="rect">
           <a:avLst/>
@@ -9489,12 +9978,12 @@
         <a:fontRef idx="minor"/>
       </dsp:style>
       <dsp:txBody>
-        <a:bodyPr spcFirstLastPara="0" vert="horz" wrap="square" lIns="64008" tIns="64008" rIns="64008" bIns="64008" numCol="1" spcCol="1270" anchor="ctr" anchorCtr="0">
+        <a:bodyPr spcFirstLastPara="0" vert="horz" wrap="square" lIns="85344" tIns="85344" rIns="85344" bIns="85344" numCol="1" spcCol="1270" anchor="ctr" anchorCtr="0">
           <a:noAutofit/>
         </a:bodyPr>
         <a:lstStyle/>
         <a:p>
-          <a:pPr lvl="0" algn="l" defTabSz="400050">
+          <a:pPr marL="0" lvl="0" indent="0" algn="l" defTabSz="533400">
             <a:lnSpc>
               <a:spcPct val="90000"/>
             </a:lnSpc>
@@ -9504,16 +9993,17 @@
             <a:spcAft>
               <a:spcPct val="35000"/>
             </a:spcAft>
+            <a:buNone/>
           </a:pPr>
           <a:r>
-            <a:rPr lang="ru-RU" sz="900" kern="1200"/>
+            <a:rPr lang="ru-RU" sz="1200" kern="1200"/>
             <a:t>Работа основных кнопок главной страницы</a:t>
           </a:r>
         </a:p>
       </dsp:txBody>
       <dsp:txXfrm>
-        <a:off x="295670" y="184425"/>
-        <a:ext cx="2125036" cy="391280"/>
+        <a:off x="630933" y="188063"/>
+        <a:ext cx="2166953" cy="398998"/>
       </dsp:txXfrm>
     </dsp:sp>
     <dsp:sp modelId="{07DCA3CB-27C1-4003-9CFE-936F4D9EE490}">
@@ -9523,8 +10013,8 @@
       </dsp:nvSpPr>
       <dsp:spPr>
         <a:xfrm>
-          <a:off x="135718" y="687414"/>
-          <a:ext cx="167859" cy="167859"/>
+          <a:off x="467827" y="700973"/>
+          <a:ext cx="171170" cy="171170"/>
         </a:xfrm>
         <a:prstGeom prst="rect">
           <a:avLst/>
@@ -9569,8 +10059,8 @@
       </dsp:nvSpPr>
       <dsp:spPr>
         <a:xfrm>
-          <a:off x="295670" y="575705"/>
-          <a:ext cx="2125036" cy="391280"/>
+          <a:off x="630933" y="587061"/>
+          <a:ext cx="2166953" cy="398998"/>
         </a:xfrm>
         <a:prstGeom prst="rect">
           <a:avLst/>
@@ -9594,12 +10084,12 @@
         <a:fontRef idx="minor"/>
       </dsp:style>
       <dsp:txBody>
-        <a:bodyPr spcFirstLastPara="0" vert="horz" wrap="square" lIns="64008" tIns="64008" rIns="64008" bIns="64008" numCol="1" spcCol="1270" anchor="ctr" anchorCtr="0">
+        <a:bodyPr spcFirstLastPara="0" vert="horz" wrap="square" lIns="85344" tIns="85344" rIns="85344" bIns="85344" numCol="1" spcCol="1270" anchor="ctr" anchorCtr="0">
           <a:noAutofit/>
         </a:bodyPr>
         <a:lstStyle/>
         <a:p>
-          <a:pPr lvl="0" algn="l" defTabSz="400050">
+          <a:pPr marL="0" lvl="0" indent="0" algn="l" defTabSz="533400">
             <a:lnSpc>
               <a:spcPct val="90000"/>
             </a:lnSpc>
@@ -9609,16 +10099,17 @@
             <a:spcAft>
               <a:spcPct val="35000"/>
             </a:spcAft>
+            <a:buNone/>
           </a:pPr>
           <a:r>
-            <a:rPr lang="ru-RU" sz="900" kern="1200"/>
+            <a:rPr lang="ru-RU" sz="1200" kern="1200"/>
             <a:t>Отображение категорий меню</a:t>
           </a:r>
         </a:p>
       </dsp:txBody>
       <dsp:txXfrm>
-        <a:off x="295670" y="575705"/>
-        <a:ext cx="2125036" cy="391280"/>
+        <a:off x="630933" y="587061"/>
+        <a:ext cx="2166953" cy="398998"/>
       </dsp:txXfrm>
     </dsp:sp>
     <dsp:sp modelId="{98389777-2557-4826-9289-7305A39736D6}">
@@ -9628,8 +10119,8 @@
       </dsp:nvSpPr>
       <dsp:spPr>
         <a:xfrm>
-          <a:off x="135718" y="1078694"/>
-          <a:ext cx="167859" cy="167859"/>
+          <a:off x="467827" y="1099972"/>
+          <a:ext cx="171170" cy="171170"/>
         </a:xfrm>
         <a:prstGeom prst="rect">
           <a:avLst/>
@@ -9674,8 +10165,8 @@
       </dsp:nvSpPr>
       <dsp:spPr>
         <a:xfrm>
-          <a:off x="295670" y="966986"/>
-          <a:ext cx="2125036" cy="391280"/>
+          <a:off x="630933" y="986060"/>
+          <a:ext cx="2166953" cy="398998"/>
         </a:xfrm>
         <a:prstGeom prst="rect">
           <a:avLst/>
@@ -9699,12 +10190,12 @@
         <a:fontRef idx="minor"/>
       </dsp:style>
       <dsp:txBody>
-        <a:bodyPr spcFirstLastPara="0" vert="horz" wrap="square" lIns="64008" tIns="64008" rIns="64008" bIns="64008" numCol="1" spcCol="1270" anchor="ctr" anchorCtr="0">
+        <a:bodyPr spcFirstLastPara="0" vert="horz" wrap="square" lIns="85344" tIns="85344" rIns="85344" bIns="85344" numCol="1" spcCol="1270" anchor="ctr" anchorCtr="0">
           <a:noAutofit/>
         </a:bodyPr>
         <a:lstStyle/>
         <a:p>
-          <a:pPr lvl="0" algn="l" defTabSz="400050">
+          <a:pPr marL="0" lvl="0" indent="0" algn="l" defTabSz="533400">
             <a:lnSpc>
               <a:spcPct val="90000"/>
             </a:lnSpc>
@@ -9714,16 +10205,17 @@
             <a:spcAft>
               <a:spcPct val="35000"/>
             </a:spcAft>
+            <a:buNone/>
           </a:pPr>
           <a:r>
-            <a:rPr lang="ru-RU" sz="900" kern="1200"/>
+            <a:rPr lang="ru-RU" sz="1200" kern="1200"/>
             <a:t>Отображение карточки товара</a:t>
           </a:r>
         </a:p>
       </dsp:txBody>
       <dsp:txXfrm>
-        <a:off x="295670" y="966986"/>
-        <a:ext cx="2125036" cy="391280"/>
+        <a:off x="630933" y="986060"/>
+        <a:ext cx="2166953" cy="398998"/>
       </dsp:txXfrm>
     </dsp:sp>
     <dsp:sp modelId="{A14F28E0-9617-4688-BB84-D8DE1522BFE5}">
@@ -9733,8 +10225,8 @@
       </dsp:nvSpPr>
       <dsp:spPr>
         <a:xfrm>
-          <a:off x="135718" y="1469974"/>
-          <a:ext cx="167859" cy="167859"/>
+          <a:off x="467827" y="1498970"/>
+          <a:ext cx="171170" cy="171170"/>
         </a:xfrm>
         <a:prstGeom prst="rect">
           <a:avLst/>
@@ -9779,8 +10271,8 @@
       </dsp:nvSpPr>
       <dsp:spPr>
         <a:xfrm>
-          <a:off x="295670" y="1358266"/>
-          <a:ext cx="2125036" cy="391280"/>
+          <a:off x="630933" y="1385058"/>
+          <a:ext cx="2166953" cy="398998"/>
         </a:xfrm>
         <a:prstGeom prst="rect">
           <a:avLst/>
@@ -9804,12 +10296,12 @@
         <a:fontRef idx="minor"/>
       </dsp:style>
       <dsp:txBody>
-        <a:bodyPr spcFirstLastPara="0" vert="horz" wrap="square" lIns="64008" tIns="64008" rIns="64008" bIns="64008" numCol="1" spcCol="1270" anchor="ctr" anchorCtr="0">
+        <a:bodyPr spcFirstLastPara="0" vert="horz" wrap="square" lIns="85344" tIns="85344" rIns="85344" bIns="85344" numCol="1" spcCol="1270" anchor="ctr" anchorCtr="0">
           <a:noAutofit/>
         </a:bodyPr>
         <a:lstStyle/>
         <a:p>
-          <a:pPr lvl="0" algn="l" defTabSz="400050">
+          <a:pPr marL="0" lvl="0" indent="0" algn="l" defTabSz="533400">
             <a:lnSpc>
               <a:spcPct val="90000"/>
             </a:lnSpc>
@@ -9819,16 +10311,17 @@
             <a:spcAft>
               <a:spcPct val="35000"/>
             </a:spcAft>
+            <a:buNone/>
           </a:pPr>
           <a:r>
-            <a:rPr lang="ru-RU" sz="900" kern="1200"/>
+            <a:rPr lang="ru-RU" sz="1200" kern="1200"/>
             <a:t>Изменение состава товара</a:t>
           </a:r>
         </a:p>
       </dsp:txBody>
       <dsp:txXfrm>
-        <a:off x="295670" y="1358266"/>
-        <a:ext cx="2125036" cy="391280"/>
+        <a:off x="630933" y="1385058"/>
+        <a:ext cx="2166953" cy="398998"/>
       </dsp:txXfrm>
     </dsp:sp>
     <dsp:sp modelId="{FF854626-C15F-47D9-960A-5082581AA30F}">
@@ -9838,8 +10331,8 @@
       </dsp:nvSpPr>
       <dsp:spPr>
         <a:xfrm>
-          <a:off x="135718" y="1861254"/>
-          <a:ext cx="167859" cy="167859"/>
+          <a:off x="467827" y="1897968"/>
+          <a:ext cx="171170" cy="171170"/>
         </a:xfrm>
         <a:prstGeom prst="rect">
           <a:avLst/>
@@ -9884,8 +10377,8 @@
       </dsp:nvSpPr>
       <dsp:spPr>
         <a:xfrm>
-          <a:off x="295670" y="1749546"/>
-          <a:ext cx="2125036" cy="391280"/>
+          <a:off x="630933" y="1784056"/>
+          <a:ext cx="2166953" cy="398998"/>
         </a:xfrm>
         <a:prstGeom prst="rect">
           <a:avLst/>
@@ -9909,12 +10402,12 @@
         <a:fontRef idx="minor"/>
       </dsp:style>
       <dsp:txBody>
-        <a:bodyPr spcFirstLastPara="0" vert="horz" wrap="square" lIns="64008" tIns="64008" rIns="64008" bIns="64008" numCol="1" spcCol="1270" anchor="ctr" anchorCtr="0">
+        <a:bodyPr spcFirstLastPara="0" vert="horz" wrap="square" lIns="85344" tIns="85344" rIns="85344" bIns="85344" numCol="1" spcCol="1270" anchor="ctr" anchorCtr="0">
           <a:noAutofit/>
         </a:bodyPr>
         <a:lstStyle/>
         <a:p>
-          <a:pPr lvl="0" algn="l" defTabSz="400050">
+          <a:pPr marL="0" lvl="0" indent="0" algn="l" defTabSz="533400">
             <a:lnSpc>
               <a:spcPct val="90000"/>
             </a:lnSpc>
@@ -9924,16 +10417,17 @@
             <a:spcAft>
               <a:spcPct val="35000"/>
             </a:spcAft>
+            <a:buNone/>
           </a:pPr>
           <a:r>
-            <a:rPr lang="ru-RU" sz="900" kern="1200"/>
+            <a:rPr lang="ru-RU" sz="1200" kern="1200"/>
             <a:t>Добавление/удаление товаров, изменение количества</a:t>
           </a:r>
         </a:p>
       </dsp:txBody>
       <dsp:txXfrm>
-        <a:off x="295670" y="1749546"/>
-        <a:ext cx="2125036" cy="391280"/>
+        <a:off x="630933" y="1784056"/>
+        <a:ext cx="2166953" cy="398998"/>
       </dsp:txXfrm>
     </dsp:sp>
     <dsp:sp modelId="{30DFEAD5-1E75-4763-846F-0E72497E2199}">
@@ -9943,8 +10437,8 @@
       </dsp:nvSpPr>
       <dsp:spPr>
         <a:xfrm>
-          <a:off x="135718" y="2252534"/>
-          <a:ext cx="167859" cy="167859"/>
+          <a:off x="467827" y="2296966"/>
+          <a:ext cx="171170" cy="171170"/>
         </a:xfrm>
         <a:prstGeom prst="rect">
           <a:avLst/>
@@ -9989,8 +10483,8 @@
       </dsp:nvSpPr>
       <dsp:spPr>
         <a:xfrm>
-          <a:off x="295670" y="2140826"/>
-          <a:ext cx="2125036" cy="391280"/>
+          <a:off x="630933" y="2183054"/>
+          <a:ext cx="2166953" cy="398998"/>
         </a:xfrm>
         <a:prstGeom prst="rect">
           <a:avLst/>
@@ -10014,12 +10508,12 @@
         <a:fontRef idx="minor"/>
       </dsp:style>
       <dsp:txBody>
-        <a:bodyPr spcFirstLastPara="0" vert="horz" wrap="square" lIns="64008" tIns="64008" rIns="64008" bIns="64008" numCol="1" spcCol="1270" anchor="ctr" anchorCtr="0">
+        <a:bodyPr spcFirstLastPara="0" vert="horz" wrap="square" lIns="85344" tIns="85344" rIns="85344" bIns="85344" numCol="1" spcCol="1270" anchor="ctr" anchorCtr="0">
           <a:noAutofit/>
         </a:bodyPr>
         <a:lstStyle/>
         <a:p>
-          <a:pPr lvl="0" algn="l" defTabSz="400050">
+          <a:pPr marL="0" lvl="0" indent="0" algn="l" defTabSz="533400">
             <a:lnSpc>
               <a:spcPct val="90000"/>
             </a:lnSpc>
@@ -10029,16 +10523,17 @@
             <a:spcAft>
               <a:spcPct val="35000"/>
             </a:spcAft>
+            <a:buNone/>
           </a:pPr>
           <a:r>
-            <a:rPr lang="ru-RU" sz="900" kern="1200"/>
+            <a:rPr lang="ru-RU" sz="1200" kern="1200"/>
             <a:t>Расчёт стоимости: товары + скидка (акция)</a:t>
           </a:r>
         </a:p>
       </dsp:txBody>
       <dsp:txXfrm>
-        <a:off x="295670" y="2140826"/>
-        <a:ext cx="2125036" cy="391280"/>
+        <a:off x="630933" y="2183054"/>
+        <a:ext cx="2166953" cy="398998"/>
       </dsp:txXfrm>
     </dsp:sp>
     <dsp:sp modelId="{39726BF7-5368-482F-B4AC-1AACEACB7C20}">
@@ -10048,16 +10543,17 @@
       </dsp:nvSpPr>
       <dsp:spPr>
         <a:xfrm>
-          <a:off x="135718" y="2643814"/>
-          <a:ext cx="167859" cy="167859"/>
+          <a:off x="467827" y="2695964"/>
+          <a:ext cx="171170" cy="171170"/>
         </a:xfrm>
         <a:prstGeom prst="rect">
           <a:avLst/>
         </a:prstGeom>
         <a:blipFill rotWithShape="0">
-          <a:blip xmlns:r="http://schemas.openxmlformats.org/officeDocument/2006/relationships" r:embed="rId3"/>
+          <a:blip xmlns:r="http://schemas.openxmlformats.org/officeDocument/2006/relationships" r:embed="rId1"/>
+          <a:srcRect/>
           <a:stretch>
-            <a:fillRect/>
+            <a:fillRect l="-8000" r="-8000"/>
           </a:stretch>
         </a:blipFill>
         <a:ln w="12700" cap="flat" cmpd="sng" algn="ctr">
@@ -10094,8 +10590,8 @@
       </dsp:nvSpPr>
       <dsp:spPr>
         <a:xfrm>
-          <a:off x="295670" y="2532106"/>
-          <a:ext cx="2125036" cy="391280"/>
+          <a:off x="630933" y="2582052"/>
+          <a:ext cx="2166953" cy="398998"/>
         </a:xfrm>
         <a:prstGeom prst="rect">
           <a:avLst/>
@@ -10119,12 +10615,12 @@
         <a:fontRef idx="minor"/>
       </dsp:style>
       <dsp:txBody>
-        <a:bodyPr spcFirstLastPara="0" vert="horz" wrap="square" lIns="64008" tIns="64008" rIns="64008" bIns="64008" numCol="1" spcCol="1270" anchor="ctr" anchorCtr="0">
+        <a:bodyPr spcFirstLastPara="0" vert="horz" wrap="square" lIns="85344" tIns="85344" rIns="85344" bIns="85344" numCol="1" spcCol="1270" anchor="ctr" anchorCtr="0">
           <a:noAutofit/>
         </a:bodyPr>
         <a:lstStyle/>
         <a:p>
-          <a:pPr lvl="0" algn="l" defTabSz="400050">
+          <a:pPr marL="0" lvl="0" indent="0" algn="l" defTabSz="533400">
             <a:lnSpc>
               <a:spcPct val="90000"/>
             </a:lnSpc>
@@ -10134,16 +10630,17 @@
             <a:spcAft>
               <a:spcPct val="35000"/>
             </a:spcAft>
+            <a:buNone/>
           </a:pPr>
           <a:r>
-            <a:rPr lang="ru-RU" sz="900" kern="1200"/>
+            <a:rPr lang="ru-RU" sz="1200" kern="1200"/>
             <a:t>Перевод страницы на английский язык</a:t>
           </a:r>
         </a:p>
       </dsp:txBody>
       <dsp:txXfrm>
-        <a:off x="295670" y="2532106"/>
-        <a:ext cx="2125036" cy="391280"/>
+        <a:off x="630933" y="2582052"/>
+        <a:ext cx="2166953" cy="398998"/>
       </dsp:txXfrm>
     </dsp:sp>
   </dsp:spTree>
@@ -10205,7 +10702,7 @@
         </a:bodyPr>
         <a:lstStyle/>
         <a:p>
-          <a:pPr lvl="0" algn="ctr" defTabSz="889000">
+          <a:pPr marL="0" lvl="0" indent="0" algn="ctr" defTabSz="889000">
             <a:lnSpc>
               <a:spcPct val="90000"/>
             </a:lnSpc>
@@ -10215,6 +10712,7 @@
             <a:spcAft>
               <a:spcPct val="35000"/>
             </a:spcAft>
+            <a:buNone/>
           </a:pPr>
           <a:r>
             <a:rPr lang="ru-RU" sz="2000" kern="1200"/>
@@ -10285,7 +10783,7 @@
         </a:bodyPr>
         <a:lstStyle/>
         <a:p>
-          <a:pPr lvl="0" algn="ctr" defTabSz="533400">
+          <a:pPr marL="0" lvl="0" indent="0" algn="ctr" defTabSz="533400">
             <a:lnSpc>
               <a:spcPct val="90000"/>
             </a:lnSpc>
@@ -10295,10 +10793,19 @@
             <a:spcAft>
               <a:spcPct val="35000"/>
             </a:spcAft>
+            <a:buNone/>
           </a:pPr>
           <a:r>
             <a:rPr lang="ru-RU" sz="1200" kern="1200"/>
-            <a:t>Общее количество: 11 шт.</a:t>
+            <a:t>Общее количество: </a:t>
+          </a:r>
+          <a:r>
+            <a:rPr lang="en-US" sz="1200" kern="1200"/>
+            <a:t>22</a:t>
+          </a:r>
+          <a:r>
+            <a:rPr lang="ru-RU" sz="1200" kern="1200"/>
+            <a:t> шт.</a:t>
           </a:r>
         </a:p>
       </dsp:txBody>
@@ -10365,7 +10872,7 @@
         </a:bodyPr>
         <a:lstStyle/>
         <a:p>
-          <a:pPr lvl="0" algn="ctr" defTabSz="533400">
+          <a:pPr marL="0" lvl="0" indent="0" algn="ctr" defTabSz="533400">
             <a:lnSpc>
               <a:spcPct val="90000"/>
             </a:lnSpc>
@@ -10375,6 +10882,7 @@
             <a:spcAft>
               <a:spcPct val="35000"/>
             </a:spcAft>
+            <a:buNone/>
           </a:pPr>
           <a:r>
             <a:rPr lang="ru-RU" sz="1200" kern="1200"/>
@@ -10445,7 +10953,7 @@
         </a:bodyPr>
         <a:lstStyle/>
         <a:p>
-          <a:pPr lvl="0" algn="ctr" defTabSz="533400">
+          <a:pPr marL="0" lvl="0" indent="0" algn="ctr" defTabSz="533400">
             <a:lnSpc>
               <a:spcPct val="90000"/>
             </a:lnSpc>
@@ -10455,6 +10963,7 @@
             <a:spcAft>
               <a:spcPct val="35000"/>
             </a:spcAft>
+            <a:buNone/>
           </a:pPr>
           <a:r>
             <a:rPr lang="ru-RU" sz="1200" kern="1200"/>
@@ -10525,7 +11034,7 @@
         </a:bodyPr>
         <a:lstStyle/>
         <a:p>
-          <a:pPr lvl="0" algn="ctr" defTabSz="533400">
+          <a:pPr marL="0" lvl="0" indent="0" algn="ctr" defTabSz="533400">
             <a:lnSpc>
               <a:spcPct val="90000"/>
             </a:lnSpc>
@@ -10535,6 +11044,7 @@
             <a:spcAft>
               <a:spcPct val="35000"/>
             </a:spcAft>
+            <a:buNone/>
           </a:pPr>
           <a:r>
             <a:rPr lang="ru-RU" sz="1200" kern="1200"/>
@@ -10551,14 +11061,6 @@
           <a:r>
             <a:rPr lang="en-US" sz="1200" kern="1200"/>
             <a:t>Google</a:t>
-          </a:r>
-          <a:r>
-            <a:rPr lang="ru-RU" sz="1200" kern="1200"/>
-            <a:t>, </a:t>
-          </a:r>
-          <a:r>
-            <a:rPr lang="en-US" sz="1200" kern="1200"/>
-            <a:t>FireFox</a:t>
           </a:r>
           <a:r>
             <a:rPr lang="ru-RU" sz="1200" kern="1200"/>
@@ -10629,7 +11131,7 @@
         </a:bodyPr>
         <a:lstStyle/>
         <a:p>
-          <a:pPr lvl="0" algn="ctr" defTabSz="533400">
+          <a:pPr marL="0" lvl="0" indent="0" algn="ctr" defTabSz="533400">
             <a:lnSpc>
               <a:spcPct val="90000"/>
             </a:lnSpc>
@@ -10639,6 +11141,7 @@
             <a:spcAft>
               <a:spcPct val="35000"/>
             </a:spcAft>
+            <a:buNone/>
           </a:pPr>
           <a:r>
             <a:rPr lang="ru-RU" sz="1200" kern="1200"/>
@@ -10646,7 +11149,7 @@
           </a:r>
         </a:p>
         <a:p>
-          <a:pPr lvl="0" algn="ctr" defTabSz="533400">
+          <a:pPr marL="0" lvl="0" indent="0" algn="ctr" defTabSz="533400">
             <a:lnSpc>
               <a:spcPct val="90000"/>
             </a:lnSpc>
@@ -10656,6 +11159,7 @@
             <a:spcAft>
               <a:spcPct val="35000"/>
             </a:spcAft>
+            <a:buNone/>
           </a:pPr>
           <a:r>
             <a:rPr lang="en-US" sz="1200" kern="1200"/>
@@ -10671,15 +11175,7 @@
           </a:r>
           <a:r>
             <a:rPr lang="ru-RU" sz="1200" kern="1200"/>
-            <a:t>≈ 45 с, </a:t>
-          </a:r>
-          <a:r>
-            <a:rPr lang="en-US" sz="1200" kern="1200"/>
-            <a:t>FireFox</a:t>
-          </a:r>
-          <a:r>
-            <a:rPr lang="ru-RU" sz="1200" kern="1200"/>
-            <a:t>  ≈ с</a:t>
+            <a:t>≈ 45 с</a:t>
           </a:r>
         </a:p>
       </dsp:txBody>

--- a/test_summary_report/TSR_Graduate_work.docx
+++ b/test_summary_report/TSR_Graduate_work.docx
@@ -1,6 +1,6 @@
 
 <file path=word/document.xml><?xml version="1.0" encoding="utf-8"?>
-<w:document xmlns:wpc="http://schemas.microsoft.com/office/word/2010/wordprocessingCanvas" xmlns:cx="http://schemas.microsoft.com/office/drawing/2014/chartex" xmlns:cx1="http://schemas.microsoft.com/office/drawing/2015/9/8/chartex" xmlns:cx2="http://schemas.microsoft.com/office/drawing/2015/10/21/chartex" xmlns:cx3="http://schemas.microsoft.com/office/drawing/2016/5/9/chartex" xmlns:cx4="http://schemas.microsoft.com/office/drawing/2016/5/10/chartex" xmlns:cx5="http://schemas.microsoft.com/office/drawing/2016/5/11/chartex" xmlns:cx6="http://schemas.microsoft.com/office/drawing/2016/5/12/chartex" xmlns:cx7="http://schemas.microsoft.com/office/drawing/2016/5/13/chartex" xmlns:cx8="http://schemas.microsoft.com/office/drawing/2016/5/14/chartex" xmlns:mc="http://schemas.openxmlformats.org/markup-compatibility/2006" xmlns:aink="http://schemas.microsoft.com/office/drawing/2016/ink" xmlns:am3d="http://schemas.microsoft.com/office/drawing/2017/model3d" xmlns:o="urn:schemas-microsoft-com:office:office" xmlns:oel="http://schemas.microsoft.com/office/2019/extlst" xmlns:r="http://schemas.openxmlformats.org/officeDocument/2006/relationships" xmlns:m="http://schemas.openxmlformats.org/officeDocument/2006/math" xmlns:v="urn:schemas-microsoft-com:vml" xmlns:wp14="http://schemas.microsoft.com/office/word/2010/wordprocessingDrawing" xmlns:wp="http://schemas.openxmlformats.org/drawingml/2006/wordprocessingDrawing" xmlns:w10="urn:schemas-microsoft-com:office:word" xmlns:w="http://schemas.openxmlformats.org/wordprocessingml/2006/main" xmlns:w14="http://schemas.microsoft.com/office/word/2010/wordml" xmlns:w15="http://schemas.microsoft.com/office/word/2012/wordml" xmlns:w16cex="http://schemas.microsoft.com/office/word/2018/wordml/cex" xmlns:w16cid="http://schemas.microsoft.com/office/word/2016/wordml/cid" xmlns:w16="http://schemas.microsoft.com/office/word/2018/wordml" xmlns:w16du="http://schemas.microsoft.com/office/word/2023/wordml/word16du" xmlns:w16sdtdh="http://schemas.microsoft.com/office/word/2020/wordml/sdtdatahash" xmlns:w16sdtfl="http://schemas.microsoft.com/office/word/2024/wordml/sdtformatlock" xmlns:w16se="http://schemas.microsoft.com/office/word/2015/wordml/symex" xmlns:wpg="http://schemas.microsoft.com/office/word/2010/wordprocessingGroup" xmlns:wpi="http://schemas.microsoft.com/office/word/2010/wordprocessingInk" xmlns:wne="http://schemas.microsoft.com/office/word/2006/wordml" xmlns:wps="http://schemas.microsoft.com/office/word/2010/wordprocessingShape" mc:Ignorable="w14 w15 w16se w16cid w16 w16cex w16sdtdh w16sdtfl w16du wp14">
+<w:document xmlns:wpc="http://schemas.microsoft.com/office/word/2010/wordprocessingCanvas" xmlns:cx="http://schemas.microsoft.com/office/drawing/2014/chartex" xmlns:mc="http://schemas.openxmlformats.org/markup-compatibility/2006" xmlns:o="urn:schemas-microsoft-com:office:office" xmlns:r="http://schemas.openxmlformats.org/officeDocument/2006/relationships" xmlns:m="http://schemas.openxmlformats.org/officeDocument/2006/math" xmlns:v="urn:schemas-microsoft-com:vml" xmlns:wp14="http://schemas.microsoft.com/office/word/2010/wordprocessingDrawing" xmlns:wp="http://schemas.openxmlformats.org/drawingml/2006/wordprocessingDrawing" xmlns:w10="urn:schemas-microsoft-com:office:word" xmlns:w="http://schemas.openxmlformats.org/wordprocessingml/2006/main" xmlns:w14="http://schemas.microsoft.com/office/word/2010/wordml" xmlns:w15="http://schemas.microsoft.com/office/word/2012/wordml" xmlns:w16se="http://schemas.microsoft.com/office/word/2015/wordml/symex" xmlns:wpg="http://schemas.microsoft.com/office/word/2010/wordprocessingGroup" xmlns:wpi="http://schemas.microsoft.com/office/word/2010/wordprocessingInk" xmlns:wne="http://schemas.microsoft.com/office/word/2006/wordml" xmlns:wps="http://schemas.microsoft.com/office/word/2010/wordprocessingShape" mc:Ignorable="w14 w15 w16se wp14">
   <w:body>
     <w:p>
       <w:pPr>
@@ -72,7 +72,27 @@
           <w:sz w:val="24"/>
           <w:szCs w:val="24"/>
         </w:rPr>
-        <w:t>Тестирование сайта сети пиццерий «Додо пицца» (</w:t>
+        <w:t>Тестирование сайта сети пиццерий «</w:t>
+      </w:r>
+      <w:proofErr w:type="spellStart"/>
+      <w:r>
+        <w:rPr>
+          <w:rFonts w:ascii="Times New Roman" w:hAnsi="Times New Roman" w:cs="Times New Roman"/>
+          <w:bCs/>
+          <w:sz w:val="24"/>
+          <w:szCs w:val="24"/>
+        </w:rPr>
+        <w:t>Додо</w:t>
+      </w:r>
+      <w:proofErr w:type="spellEnd"/>
+      <w:r>
+        <w:rPr>
+          <w:rFonts w:ascii="Times New Roman" w:hAnsi="Times New Roman" w:cs="Times New Roman"/>
+          <w:bCs/>
+          <w:sz w:val="24"/>
+          <w:szCs w:val="24"/>
+        </w:rPr>
+        <w:t xml:space="preserve"> пицца» (</w:t>
       </w:r>
       <w:r>
         <w:rPr>
@@ -1753,7 +1773,7 @@
           <w:lang w:eastAsia="ru-RU"/>
         </w:rPr>
         <w:drawing>
-          <wp:inline distT="0" distB="0" distL="0" distR="0" wp14:anchorId="42F2CE4C" wp14:editId="314D7BEA">
+          <wp:inline distT="0" distB="0" distL="0" distR="0" wp14:anchorId="42F2CE4C" wp14:editId="6310F98A">
             <wp:extent cx="3324225" cy="3676650"/>
             <wp:effectExtent l="0" t="0" r="9525" b="0"/>
             <wp:docPr id="36" name="Схема 36"/>
@@ -1848,8 +1868,10 @@
       <w:r>
         <w:rPr>
           <w:rFonts w:ascii="Times New Roman" w:hAnsi="Times New Roman" w:cs="Times New Roman"/>
+          <w:noProof/>
           <w:sz w:val="24"/>
           <w:szCs w:val="24"/>
+          <w:lang w:eastAsia="ru-RU"/>
         </w:rPr>
         <w:drawing>
           <wp:inline distT="0" distB="0" distL="0" distR="0" wp14:anchorId="5EFF290E" wp14:editId="56E03BAD">
@@ -1918,9 +1940,9 @@
           <w:lang w:eastAsia="ru-RU"/>
         </w:rPr>
         <w:drawing>
-          <wp:inline distT="0" distB="0" distL="0" distR="0" wp14:anchorId="11AB2955" wp14:editId="5DA9E94B">
-            <wp:extent cx="4502785" cy="2414270"/>
-            <wp:effectExtent l="0" t="0" r="0" b="5080"/>
+          <wp:inline distT="0" distB="0" distL="0" distR="0" wp14:anchorId="11AB2955" wp14:editId="1849C815">
+            <wp:extent cx="4502785" cy="2915285"/>
+            <wp:effectExtent l="0" t="0" r="0" b="0"/>
             <wp:docPr id="33" name="Схема 33"/>
             <wp:cNvGraphicFramePr/>
             <a:graphic xmlns:a="http://schemas.openxmlformats.org/drawingml/2006/main">
@@ -2657,6 +2679,15 @@
           <w:sz w:val="24"/>
           <w:szCs w:val="24"/>
         </w:rPr>
+        <w:t xml:space="preserve"> </w:t>
+      </w:r>
+      <w:r>
+        <w:rPr>
+          <w:rFonts w:ascii="Times New Roman" w:hAnsi="Times New Roman" w:cs="Times New Roman"/>
+          <w:bCs/>
+          <w:sz w:val="24"/>
+          <w:szCs w:val="24"/>
+        </w:rPr>
         <w:t xml:space="preserve">45 </w:t>
       </w:r>
       <w:r>
@@ -2801,20 +2832,433 @@
         </w:rPr>
         <w:t xml:space="preserve">. Интерфейс подстраивается под размеры экранов и устройств. Так при открытии приложения на планшете, приложение работает как веб-сайт, а при открытии на мобильном устройстве – как нативное мобильное приложение. </w:t>
       </w:r>
+    </w:p>
+    <w:p>
+      <w:pPr>
+        <w:spacing w:line="360" w:lineRule="auto"/>
+        <w:ind w:left="1134"/>
+        <w:jc w:val="center"/>
+        <w:rPr>
+          <w:rFonts w:ascii="Times New Roman" w:hAnsi="Times New Roman" w:cs="Times New Roman"/>
+          <w:b/>
+          <w:bCs/>
+          <w:sz w:val="24"/>
+          <w:szCs w:val="24"/>
+        </w:rPr>
+      </w:pPr>
       <w:r>
         <w:rPr>
           <w:rFonts w:ascii="Times New Roman" w:hAnsi="Times New Roman" w:cs="Times New Roman"/>
+          <w:b/>
+          <w:bCs/>
+          <w:noProof/>
           <w:sz w:val="24"/>
           <w:szCs w:val="24"/>
-          <w:highlight w:val="red"/>
+          <w:lang w:eastAsia="ru-RU"/>
         </w:rPr>
-        <w:t>(ФОТО)</w:t>
+        <w:drawing>
+          <wp:inline distT="0" distB="0" distL="0" distR="0" wp14:anchorId="07359F53" wp14:editId="489ED487">
+            <wp:extent cx="1569571" cy="4037162"/>
+            <wp:effectExtent l="0" t="0" r="0" b="1905"/>
+            <wp:docPr id="3" name="Рисунок 3" descr="C:\Users\user\Desktop\Тестировщик\Phone_parametr.png"/>
+            <wp:cNvGraphicFramePr>
+              <a:graphicFrameLocks xmlns:a="http://schemas.openxmlformats.org/drawingml/2006/main" noChangeAspect="1"/>
+            </wp:cNvGraphicFramePr>
+            <a:graphic xmlns:a="http://schemas.openxmlformats.org/drawingml/2006/main">
+              <a:graphicData uri="http://schemas.openxmlformats.org/drawingml/2006/picture">
+                <pic:pic xmlns:pic="http://schemas.openxmlformats.org/drawingml/2006/picture">
+                  <pic:nvPicPr>
+                    <pic:cNvPr id="0" name="Picture 2" descr="C:\Users\user\Desktop\Тестировщик\Phone_parametr.png"/>
+                    <pic:cNvPicPr>
+                      <a:picLocks noChangeAspect="1" noChangeArrowheads="1"/>
+                    </pic:cNvPicPr>
+                  </pic:nvPicPr>
+                  <pic:blipFill>
+                    <a:blip r:embed="rId17">
+                      <a:extLst>
+                        <a:ext uri="{28A0092B-C50C-407E-A947-70E740481C1C}">
+                          <a14:useLocalDpi xmlns:a14="http://schemas.microsoft.com/office/drawing/2010/main" val="0"/>
+                        </a:ext>
+                      </a:extLst>
+                    </a:blip>
+                    <a:srcRect/>
+                    <a:stretch>
+                      <a:fillRect/>
+                    </a:stretch>
+                  </pic:blipFill>
+                  <pic:spPr bwMode="auto">
+                    <a:xfrm>
+                      <a:off x="0" y="0"/>
+                      <a:ext cx="1608331" cy="4136858"/>
+                    </a:xfrm>
+                    <a:prstGeom prst="rect">
+                      <a:avLst/>
+                    </a:prstGeom>
+                    <a:noFill/>
+                    <a:ln>
+                      <a:noFill/>
+                    </a:ln>
+                  </pic:spPr>
+                </pic:pic>
+              </a:graphicData>
+            </a:graphic>
+          </wp:inline>
+        </w:drawing>
+      </w:r>
+      <w:r>
+        <w:rPr>
+          <w:rFonts w:ascii="Times New Roman" w:hAnsi="Times New Roman" w:cs="Times New Roman"/>
+          <w:noProof/>
+          <w:sz w:val="24"/>
+          <w:szCs w:val="24"/>
+          <w:lang w:eastAsia="ru-RU"/>
+        </w:rPr>
+        <w:drawing>
+          <wp:inline distT="0" distB="0" distL="0" distR="0" wp14:anchorId="2788BD88" wp14:editId="4564A294">
+            <wp:extent cx="2022511" cy="4036959"/>
+            <wp:effectExtent l="0" t="0" r="0" b="1905"/>
+            <wp:docPr id="2" name="Рисунок 2" descr="C:\Users\user\Desktop\Тестировщик\Phone_SH_1.png"/>
+            <wp:cNvGraphicFramePr>
+              <a:graphicFrameLocks xmlns:a="http://schemas.openxmlformats.org/drawingml/2006/main" noChangeAspect="1"/>
+            </wp:cNvGraphicFramePr>
+            <a:graphic xmlns:a="http://schemas.openxmlformats.org/drawingml/2006/main">
+              <a:graphicData uri="http://schemas.openxmlformats.org/drawingml/2006/picture">
+                <pic:pic xmlns:pic="http://schemas.openxmlformats.org/drawingml/2006/picture">
+                  <pic:nvPicPr>
+                    <pic:cNvPr id="0" name="Picture 1" descr="C:\Users\user\Desktop\Тестировщик\Phone_SH_1.png"/>
+                    <pic:cNvPicPr>
+                      <a:picLocks noChangeAspect="1" noChangeArrowheads="1"/>
+                    </pic:cNvPicPr>
+                  </pic:nvPicPr>
+                  <pic:blipFill rotWithShape="1">
+                    <a:blip r:embed="rId18">
+                      <a:extLst>
+                        <a:ext uri="{28A0092B-C50C-407E-A947-70E740481C1C}">
+                          <a14:useLocalDpi xmlns:a14="http://schemas.microsoft.com/office/drawing/2010/main" val="0"/>
+                        </a:ext>
+                      </a:extLst>
+                    </a:blip>
+                    <a:srcRect l="65643" t="9035" r="9952" b="4513"/>
+                    <a:stretch/>
+                  </pic:blipFill>
+                  <pic:spPr bwMode="auto">
+                    <a:xfrm>
+                      <a:off x="0" y="0"/>
+                      <a:ext cx="2049574" cy="4090977"/>
+                    </a:xfrm>
+                    <a:prstGeom prst="rect">
+                      <a:avLst/>
+                    </a:prstGeom>
+                    <a:noFill/>
+                    <a:ln>
+                      <a:noFill/>
+                    </a:ln>
+                    <a:extLst>
+                      <a:ext uri="{53640926-AAD7-44D8-BBD7-CCE9431645EC}">
+                        <a14:shadowObscured xmlns:a14="http://schemas.microsoft.com/office/drawing/2010/main"/>
+                      </a:ext>
+                    </a:extLst>
+                  </pic:spPr>
+                </pic:pic>
+              </a:graphicData>
+            </a:graphic>
+          </wp:inline>
+        </w:drawing>
       </w:r>
     </w:p>
     <w:p>
       <w:pPr>
         <w:spacing w:line="360" w:lineRule="auto"/>
+        <w:ind w:left="1134"/>
+        <w:jc w:val="center"/>
+        <w:rPr>
+          <w:rFonts w:ascii="Times New Roman" w:hAnsi="Times New Roman" w:cs="Times New Roman"/>
+          <w:b/>
+          <w:bCs/>
+          <w:sz w:val="24"/>
+          <w:szCs w:val="24"/>
+        </w:rPr>
+      </w:pPr>
+      <w:r>
+        <w:rPr>
+          <w:rFonts w:ascii="Times New Roman" w:hAnsi="Times New Roman" w:cs="Times New Roman"/>
+          <w:b/>
+          <w:bCs/>
+          <w:sz w:val="24"/>
+          <w:szCs w:val="24"/>
+        </w:rPr>
+        <w:t>Параметры мобильного устройства. Веб-приложение на мобильном устройстве.</w:t>
+      </w:r>
+    </w:p>
+    <w:p>
+      <w:pPr>
+        <w:spacing w:line="360" w:lineRule="auto"/>
         <w:ind w:left="1069"/>
+        <w:jc w:val="center"/>
+        <w:rPr>
+          <w:rFonts w:ascii="Times New Roman" w:hAnsi="Times New Roman" w:cs="Times New Roman"/>
+          <w:b/>
+          <w:bCs/>
+          <w:sz w:val="24"/>
+          <w:szCs w:val="24"/>
+        </w:rPr>
+      </w:pPr>
+    </w:p>
+    <w:p>
+      <w:pPr>
+        <w:spacing w:before="100" w:beforeAutospacing="1" w:after="100" w:afterAutospacing="1" w:line="240" w:lineRule="auto"/>
+        <w:ind w:left="1134"/>
+        <w:jc w:val="center"/>
+        <w:rPr>
+          <w:rFonts w:ascii="Times New Roman" w:eastAsia="Times New Roman" w:hAnsi="Times New Roman" w:cs="Times New Roman"/>
+          <w:sz w:val="24"/>
+          <w:szCs w:val="24"/>
+          <w:lang w:eastAsia="ru-RU"/>
+        </w:rPr>
+      </w:pPr>
+      <w:r>
+        <w:rPr>
+          <w:rFonts w:ascii="Times New Roman" w:eastAsia="Times New Roman" w:hAnsi="Times New Roman" w:cs="Times New Roman"/>
+          <w:noProof/>
+          <w:sz w:val="24"/>
+          <w:szCs w:val="24"/>
+          <w:lang w:eastAsia="ru-RU"/>
+        </w:rPr>
+        <w:drawing>
+          <wp:inline distT="0" distB="0" distL="0" distR="0" wp14:anchorId="30140CB9" wp14:editId="0C38DB91">
+            <wp:extent cx="1523777" cy="3951090"/>
+            <wp:effectExtent l="0" t="0" r="635" b="0"/>
+            <wp:docPr id="5" name="Рисунок 5" descr="C:\Users\user\Desktop\Тестировщик\Tablet_parametr.png"/>
+            <wp:cNvGraphicFramePr>
+              <a:graphicFrameLocks xmlns:a="http://schemas.openxmlformats.org/drawingml/2006/main" noChangeAspect="1"/>
+            </wp:cNvGraphicFramePr>
+            <a:graphic xmlns:a="http://schemas.openxmlformats.org/drawingml/2006/main">
+              <a:graphicData uri="http://schemas.openxmlformats.org/drawingml/2006/picture">
+                <pic:pic xmlns:pic="http://schemas.openxmlformats.org/drawingml/2006/picture">
+                  <pic:nvPicPr>
+                    <pic:cNvPr id="0" name="Picture 5" descr="C:\Users\user\Desktop\Тестировщик\Tablet_parametr.png"/>
+                    <pic:cNvPicPr>
+                      <a:picLocks noChangeAspect="1" noChangeArrowheads="1"/>
+                    </pic:cNvPicPr>
+                  </pic:nvPicPr>
+                  <pic:blipFill>
+                    <a:blip r:embed="rId19">
+                      <a:extLst>
+                        <a:ext uri="{28A0092B-C50C-407E-A947-70E740481C1C}">
+                          <a14:useLocalDpi xmlns:a14="http://schemas.microsoft.com/office/drawing/2010/main" val="0"/>
+                        </a:ext>
+                      </a:extLst>
+                    </a:blip>
+                    <a:srcRect/>
+                    <a:stretch>
+                      <a:fillRect/>
+                    </a:stretch>
+                  </pic:blipFill>
+                  <pic:spPr bwMode="auto">
+                    <a:xfrm>
+                      <a:off x="0" y="0"/>
+                      <a:ext cx="1553820" cy="4028991"/>
+                    </a:xfrm>
+                    <a:prstGeom prst="rect">
+                      <a:avLst/>
+                    </a:prstGeom>
+                    <a:noFill/>
+                    <a:ln>
+                      <a:noFill/>
+                    </a:ln>
+                  </pic:spPr>
+                </pic:pic>
+              </a:graphicData>
+            </a:graphic>
+          </wp:inline>
+        </w:drawing>
+      </w:r>
+      <w:bookmarkStart w:id="0" w:name="_GoBack"/>
+      <w:r>
+        <w:rPr>
+          <w:rFonts w:ascii="Times New Roman" w:eastAsia="Times New Roman" w:hAnsi="Times New Roman" w:cs="Times New Roman"/>
+          <w:noProof/>
+          <w:sz w:val="24"/>
+          <w:szCs w:val="24"/>
+          <w:lang w:eastAsia="ru-RU"/>
+        </w:rPr>
+        <w:drawing>
+          <wp:inline distT="0" distB="0" distL="0" distR="0" wp14:anchorId="2273208A" wp14:editId="0ED5134D">
+            <wp:extent cx="2527540" cy="3954168"/>
+            <wp:effectExtent l="0" t="0" r="6350" b="8255"/>
+            <wp:docPr id="4" name="Рисунок 4" descr="C:\Users\user\Desktop\Тестировщик\Tablet SH_1.png"/>
+            <wp:cNvGraphicFramePr>
+              <a:graphicFrameLocks xmlns:a="http://schemas.openxmlformats.org/drawingml/2006/main" noChangeAspect="1"/>
+            </wp:cNvGraphicFramePr>
+            <a:graphic xmlns:a="http://schemas.openxmlformats.org/drawingml/2006/main">
+              <a:graphicData uri="http://schemas.openxmlformats.org/drawingml/2006/picture">
+                <pic:pic xmlns:pic="http://schemas.openxmlformats.org/drawingml/2006/picture">
+                  <pic:nvPicPr>
+                    <pic:cNvPr id="0" name="Picture 3" descr="C:\Users\user\Desktop\Тестировщик\Tablet SH_1.png"/>
+                    <pic:cNvPicPr>
+                      <a:picLocks noChangeAspect="1" noChangeArrowheads="1"/>
+                    </pic:cNvPicPr>
+                  </pic:nvPicPr>
+                  <pic:blipFill rotWithShape="1">
+                    <a:blip r:embed="rId20">
+                      <a:extLst>
+                        <a:ext uri="{28A0092B-C50C-407E-A947-70E740481C1C}">
+                          <a14:useLocalDpi xmlns:a14="http://schemas.microsoft.com/office/drawing/2010/main" val="0"/>
+                        </a:ext>
+                      </a:extLst>
+                    </a:blip>
+                    <a:srcRect l="47350" t="9016" r="21844" b="5341"/>
+                    <a:stretch/>
+                  </pic:blipFill>
+                  <pic:spPr bwMode="auto">
+                    <a:xfrm>
+                      <a:off x="0" y="0"/>
+                      <a:ext cx="2545737" cy="3982636"/>
+                    </a:xfrm>
+                    <a:prstGeom prst="rect">
+                      <a:avLst/>
+                    </a:prstGeom>
+                    <a:noFill/>
+                    <a:ln>
+                      <a:noFill/>
+                    </a:ln>
+                    <a:extLst>
+                      <a:ext uri="{53640926-AAD7-44D8-BBD7-CCE9431645EC}">
+                        <a14:shadowObscured xmlns:a14="http://schemas.microsoft.com/office/drawing/2010/main"/>
+                      </a:ext>
+                    </a:extLst>
+                  </pic:spPr>
+                </pic:pic>
+              </a:graphicData>
+            </a:graphic>
+          </wp:inline>
+        </w:drawing>
+      </w:r>
+      <w:bookmarkEnd w:id="0"/>
+    </w:p>
+    <w:p>
+      <w:pPr>
+        <w:spacing w:line="360" w:lineRule="auto"/>
+        <w:ind w:left="1069"/>
+        <w:jc w:val="center"/>
+        <w:rPr>
+          <w:rFonts w:ascii="Times New Roman" w:hAnsi="Times New Roman" w:cs="Times New Roman"/>
+          <w:b/>
+          <w:bCs/>
+          <w:sz w:val="24"/>
+          <w:szCs w:val="24"/>
+        </w:rPr>
+      </w:pPr>
+      <w:r>
+        <w:rPr>
+          <w:rFonts w:ascii="Times New Roman" w:hAnsi="Times New Roman" w:cs="Times New Roman"/>
+          <w:b/>
+          <w:bCs/>
+          <w:sz w:val="24"/>
+          <w:szCs w:val="24"/>
+        </w:rPr>
+        <w:t xml:space="preserve">Параметры </w:t>
+      </w:r>
+      <w:r>
+        <w:rPr>
+          <w:rFonts w:ascii="Times New Roman" w:hAnsi="Times New Roman" w:cs="Times New Roman"/>
+          <w:b/>
+          <w:bCs/>
+          <w:sz w:val="24"/>
+          <w:szCs w:val="24"/>
+        </w:rPr>
+        <w:t>планшета</w:t>
+      </w:r>
+      <w:r>
+        <w:rPr>
+          <w:rFonts w:ascii="Times New Roman" w:hAnsi="Times New Roman" w:cs="Times New Roman"/>
+          <w:b/>
+          <w:bCs/>
+          <w:sz w:val="24"/>
+          <w:szCs w:val="24"/>
+        </w:rPr>
+        <w:t xml:space="preserve">. Веб-приложение на </w:t>
+      </w:r>
+      <w:r>
+        <w:rPr>
+          <w:rFonts w:ascii="Times New Roman" w:hAnsi="Times New Roman" w:cs="Times New Roman"/>
+          <w:b/>
+          <w:bCs/>
+          <w:sz w:val="24"/>
+          <w:szCs w:val="24"/>
+        </w:rPr>
+        <w:t>планшете</w:t>
+      </w:r>
+      <w:r>
+        <w:rPr>
+          <w:rFonts w:ascii="Times New Roman" w:hAnsi="Times New Roman" w:cs="Times New Roman"/>
+          <w:b/>
+          <w:bCs/>
+          <w:sz w:val="24"/>
+          <w:szCs w:val="24"/>
+        </w:rPr>
+        <w:t>.</w:t>
+      </w:r>
+    </w:p>
+    <w:p>
+      <w:pPr>
+        <w:spacing w:before="100" w:beforeAutospacing="1" w:after="100" w:afterAutospacing="1" w:line="240" w:lineRule="auto"/>
+        <w:jc w:val="center"/>
+        <w:rPr>
+          <w:rFonts w:ascii="Times New Roman" w:eastAsia="Times New Roman" w:hAnsi="Times New Roman" w:cs="Times New Roman"/>
+          <w:sz w:val="24"/>
+          <w:szCs w:val="24"/>
+          <w:lang w:eastAsia="ru-RU"/>
+        </w:rPr>
+      </w:pPr>
+    </w:p>
+    <w:p>
+      <w:pPr>
+        <w:spacing w:line="360" w:lineRule="auto"/>
+        <w:ind w:left="1069"/>
+        <w:jc w:val="center"/>
+        <w:rPr>
+          <w:rFonts w:ascii="Times New Roman" w:hAnsi="Times New Roman" w:cs="Times New Roman"/>
+          <w:b/>
+          <w:bCs/>
+          <w:sz w:val="24"/>
+          <w:szCs w:val="24"/>
+        </w:rPr>
+      </w:pPr>
+    </w:p>
+    <w:p>
+      <w:pPr>
+        <w:spacing w:line="360" w:lineRule="auto"/>
+        <w:ind w:left="1069"/>
+        <w:jc w:val="center"/>
+        <w:rPr>
+          <w:rFonts w:ascii="Times New Roman" w:hAnsi="Times New Roman" w:cs="Times New Roman"/>
+          <w:b/>
+          <w:bCs/>
+          <w:sz w:val="24"/>
+          <w:szCs w:val="24"/>
+        </w:rPr>
+      </w:pPr>
+    </w:p>
+    <w:p>
+      <w:pPr>
+        <w:spacing w:line="360" w:lineRule="auto"/>
+        <w:ind w:left="1069"/>
+        <w:jc w:val="center"/>
+        <w:rPr>
+          <w:rFonts w:ascii="Times New Roman" w:hAnsi="Times New Roman" w:cs="Times New Roman"/>
+          <w:b/>
+          <w:bCs/>
+          <w:sz w:val="24"/>
+          <w:szCs w:val="24"/>
+        </w:rPr>
+      </w:pPr>
+    </w:p>
+    <w:p>
+      <w:pPr>
+        <w:spacing w:line="360" w:lineRule="auto"/>
+        <w:ind w:left="1069"/>
+        <w:jc w:val="center"/>
         <w:rPr>
           <w:rFonts w:ascii="Times New Roman" w:hAnsi="Times New Roman" w:cs="Times New Roman"/>
           <w:b/>
@@ -2835,7 +3279,7 @@
 </file>
 
 <file path=word/numbering.xml><?xml version="1.0" encoding="utf-8"?>
-<w:numbering xmlns:wpc="http://schemas.microsoft.com/office/word/2010/wordprocessingCanvas" xmlns:cx="http://schemas.microsoft.com/office/drawing/2014/chartex" xmlns:cx1="http://schemas.microsoft.com/office/drawing/2015/9/8/chartex" xmlns:cx2="http://schemas.microsoft.com/office/drawing/2015/10/21/chartex" xmlns:cx3="http://schemas.microsoft.com/office/drawing/2016/5/9/chartex" xmlns:cx4="http://schemas.microsoft.com/office/drawing/2016/5/10/chartex" xmlns:cx5="http://schemas.microsoft.com/office/drawing/2016/5/11/chartex" xmlns:cx6="http://schemas.microsoft.com/office/drawing/2016/5/12/chartex" xmlns:cx7="http://schemas.microsoft.com/office/drawing/2016/5/13/chartex" xmlns:cx8="http://schemas.microsoft.com/office/drawing/2016/5/14/chartex" xmlns:mc="http://schemas.openxmlformats.org/markup-compatibility/2006" xmlns:aink="http://schemas.microsoft.com/office/drawing/2016/ink" xmlns:am3d="http://schemas.microsoft.com/office/drawing/2017/model3d" xmlns:o="urn:schemas-microsoft-com:office:office" xmlns:oel="http://schemas.microsoft.com/office/2019/extlst" xmlns:r="http://schemas.openxmlformats.org/officeDocument/2006/relationships" xmlns:m="http://schemas.openxmlformats.org/officeDocument/2006/math" xmlns:v="urn:schemas-microsoft-com:vml" xmlns:wp14="http://schemas.microsoft.com/office/word/2010/wordprocessingDrawing" xmlns:wp="http://schemas.openxmlformats.org/drawingml/2006/wordprocessingDrawing" xmlns:w10="urn:schemas-microsoft-com:office:word" xmlns:w="http://schemas.openxmlformats.org/wordprocessingml/2006/main" xmlns:w14="http://schemas.microsoft.com/office/word/2010/wordml" xmlns:w15="http://schemas.microsoft.com/office/word/2012/wordml" xmlns:w16cex="http://schemas.microsoft.com/office/word/2018/wordml/cex" xmlns:w16cid="http://schemas.microsoft.com/office/word/2016/wordml/cid" xmlns:w16="http://schemas.microsoft.com/office/word/2018/wordml" xmlns:w16du="http://schemas.microsoft.com/office/word/2023/wordml/word16du" xmlns:w16sdtdh="http://schemas.microsoft.com/office/word/2020/wordml/sdtdatahash" xmlns:w16sdtfl="http://schemas.microsoft.com/office/word/2024/wordml/sdtformatlock" xmlns:w16se="http://schemas.microsoft.com/office/word/2015/wordml/symex" xmlns:wpg="http://schemas.microsoft.com/office/word/2010/wordprocessingGroup" xmlns:wpi="http://schemas.microsoft.com/office/word/2010/wordprocessingInk" xmlns:wne="http://schemas.microsoft.com/office/word/2006/wordml" xmlns:wps="http://schemas.microsoft.com/office/word/2010/wordprocessingShape" mc:Ignorable="w14 w15 w16se w16cid w16 w16cex w16sdtdh w16sdtfl w16du wp14">
+<w:numbering xmlns:wpc="http://schemas.microsoft.com/office/word/2010/wordprocessingCanvas" xmlns:cx="http://schemas.microsoft.com/office/drawing/2014/chartex" xmlns:mc="http://schemas.openxmlformats.org/markup-compatibility/2006" xmlns:o="urn:schemas-microsoft-com:office:office" xmlns:r="http://schemas.openxmlformats.org/officeDocument/2006/relationships" xmlns:m="http://schemas.openxmlformats.org/officeDocument/2006/math" xmlns:v="urn:schemas-microsoft-com:vml" xmlns:wp14="http://schemas.microsoft.com/office/word/2010/wordprocessingDrawing" xmlns:wp="http://schemas.openxmlformats.org/drawingml/2006/wordprocessingDrawing" xmlns:w10="urn:schemas-microsoft-com:office:word" xmlns:w="http://schemas.openxmlformats.org/wordprocessingml/2006/main" xmlns:w14="http://schemas.microsoft.com/office/word/2010/wordml" xmlns:w15="http://schemas.microsoft.com/office/word/2012/wordml" xmlns:w16se="http://schemas.microsoft.com/office/word/2015/wordml/symex" xmlns:wpg="http://schemas.microsoft.com/office/word/2010/wordprocessingGroup" xmlns:wpi="http://schemas.microsoft.com/office/word/2010/wordprocessingInk" xmlns:wne="http://schemas.microsoft.com/office/word/2006/wordml" xmlns:wps="http://schemas.microsoft.com/office/word/2010/wordprocessingShape" mc:Ignorable="w14 w15 w16se wp14">
   <w:abstractNum w:abstractNumId="0" w15:restartNumberingAfterBreak="0">
     <w:nsid w:val="08955B40"/>
     <w:multiLevelType w:val="multilevel"/>
@@ -5224,8 +5668,8 @@
   <w:abstractNum w:abstractNumId="18" w15:restartNumberingAfterBreak="0">
     <w:nsid w:val="76795817"/>
     <w:multiLevelType w:val="hybridMultilevel"/>
-    <w:tmpl w:val="3DBA6E18"/>
-    <w:lvl w:ilvl="0" w:tplc="FB2A4460">
+    <w:tmpl w:val="4B98628A"/>
+    <w:lvl w:ilvl="0" w:tplc="E7A89E78">
       <w:start w:val="1"/>
       <w:numFmt w:val="decimal"/>
       <w:lvlText w:val="%1)"/>
@@ -5235,6 +5679,7 @@
       </w:pPr>
       <w:rPr>
         <w:rFonts w:ascii="Times New Roman" w:hAnsi="Times New Roman" w:cs="Times New Roman" w:hint="default"/>
+        <w:b/>
       </w:rPr>
     </w:lvl>
     <w:lvl w:ilvl="1" w:tplc="04190019" w:tentative="1">
@@ -5629,77 +6074,77 @@
       </w:rPr>
     </w:lvl>
   </w:abstractNum>
-  <w:num w:numId="1" w16cid:durableId="1545556570">
+  <w:num w:numId="1">
     <w:abstractNumId w:val="17"/>
   </w:num>
-  <w:num w:numId="2" w16cid:durableId="560949347">
+  <w:num w:numId="2">
     <w:abstractNumId w:val="11"/>
   </w:num>
-  <w:num w:numId="3" w16cid:durableId="608201523">
+  <w:num w:numId="3">
     <w:abstractNumId w:val="0"/>
   </w:num>
-  <w:num w:numId="4" w16cid:durableId="732965597">
+  <w:num w:numId="4">
     <w:abstractNumId w:val="16"/>
   </w:num>
-  <w:num w:numId="5" w16cid:durableId="1135374762">
+  <w:num w:numId="5">
     <w:abstractNumId w:val="4"/>
   </w:num>
-  <w:num w:numId="6" w16cid:durableId="1240095641">
+  <w:num w:numId="6">
     <w:abstractNumId w:val="1"/>
   </w:num>
-  <w:num w:numId="7" w16cid:durableId="1360005090">
+  <w:num w:numId="7">
     <w:abstractNumId w:val="9"/>
   </w:num>
-  <w:num w:numId="8" w16cid:durableId="908463759">
+  <w:num w:numId="8">
     <w:abstractNumId w:val="20"/>
   </w:num>
-  <w:num w:numId="9" w16cid:durableId="1069307429">
+  <w:num w:numId="9">
     <w:abstractNumId w:val="14"/>
   </w:num>
-  <w:num w:numId="10" w16cid:durableId="1979802797">
+  <w:num w:numId="10">
     <w:abstractNumId w:val="6"/>
   </w:num>
-  <w:num w:numId="11" w16cid:durableId="1314793299">
+  <w:num w:numId="11">
     <w:abstractNumId w:val="5"/>
   </w:num>
-  <w:num w:numId="12" w16cid:durableId="660162171">
+  <w:num w:numId="12">
     <w:abstractNumId w:val="2"/>
   </w:num>
-  <w:num w:numId="13" w16cid:durableId="1045638818">
+  <w:num w:numId="13">
     <w:abstractNumId w:val="21"/>
   </w:num>
-  <w:num w:numId="14" w16cid:durableId="1422603515">
+  <w:num w:numId="14">
     <w:abstractNumId w:val="19"/>
   </w:num>
-  <w:num w:numId="15" w16cid:durableId="1656907063">
+  <w:num w:numId="15">
     <w:abstractNumId w:val="12"/>
   </w:num>
-  <w:num w:numId="16" w16cid:durableId="1462116066">
+  <w:num w:numId="16">
     <w:abstractNumId w:val="18"/>
   </w:num>
-  <w:num w:numId="17" w16cid:durableId="993996523">
+  <w:num w:numId="17">
     <w:abstractNumId w:val="3"/>
   </w:num>
-  <w:num w:numId="18" w16cid:durableId="668993161">
+  <w:num w:numId="18">
     <w:abstractNumId w:val="8"/>
   </w:num>
-  <w:num w:numId="19" w16cid:durableId="1114326856">
+  <w:num w:numId="19">
     <w:abstractNumId w:val="10"/>
   </w:num>
-  <w:num w:numId="20" w16cid:durableId="2147042860">
+  <w:num w:numId="20">
     <w:abstractNumId w:val="15"/>
   </w:num>
-  <w:num w:numId="21" w16cid:durableId="1220171135">
+  <w:num w:numId="21">
     <w:abstractNumId w:val="7"/>
   </w:num>
-  <w:num w:numId="22" w16cid:durableId="156698232">
+  <w:num w:numId="22">
     <w:abstractNumId w:val="13"/>
   </w:num>
 </w:numbering>
 </file>
 
 <file path=word/styles.xml><?xml version="1.0" encoding="utf-8"?>
-<w:styles xmlns:mc="http://schemas.openxmlformats.org/markup-compatibility/2006" xmlns:r="http://schemas.openxmlformats.org/officeDocument/2006/relationships" xmlns:w="http://schemas.openxmlformats.org/wordprocessingml/2006/main" xmlns:w14="http://schemas.microsoft.com/office/word/2010/wordml" xmlns:w15="http://schemas.microsoft.com/office/word/2012/wordml" xmlns:w16cex="http://schemas.microsoft.com/office/word/2018/wordml/cex" xmlns:w16cid="http://schemas.microsoft.com/office/word/2016/wordml/cid" xmlns:w16="http://schemas.microsoft.com/office/word/2018/wordml" xmlns:w16du="http://schemas.microsoft.com/office/word/2023/wordml/word16du" xmlns:w16sdtdh="http://schemas.microsoft.com/office/word/2020/wordml/sdtdatahash" xmlns:w16sdtfl="http://schemas.microsoft.com/office/word/2024/wordml/sdtformatlock" xmlns:w16se="http://schemas.microsoft.com/office/word/2015/wordml/symex" mc:Ignorable="w14 w15 w16se w16cid w16 w16cex w16sdtdh w16sdtfl w16du">
+<w:styles xmlns:mc="http://schemas.openxmlformats.org/markup-compatibility/2006" xmlns:r="http://schemas.openxmlformats.org/officeDocument/2006/relationships" xmlns:w="http://schemas.openxmlformats.org/wordprocessingml/2006/main" xmlns:w14="http://schemas.microsoft.com/office/word/2010/wordml" xmlns:w15="http://schemas.microsoft.com/office/word/2012/wordml" xmlns:w16se="http://schemas.microsoft.com/office/word/2015/wordml/symex" mc:Ignorable="w14 w15 w16se">
   <w:docDefaults>
     <w:rPrDefault>
       <w:rPr>
@@ -5715,7 +6160,7 @@
       </w:pPr>
     </w:pPrDefault>
   </w:docDefaults>
-  <w:latentStyles w:defLockedState="0" w:defUIPriority="99" w:defSemiHidden="0" w:defUnhideWhenUsed="0" w:defQFormat="0" w:count="376">
+  <w:latentStyles w:defLockedState="0" w:defUIPriority="99" w:defSemiHidden="0" w:defUnhideWhenUsed="0" w:defQFormat="0" w:count="371">
     <w:lsdException w:name="Normal" w:uiPriority="0" w:qFormat="1"/>
     <w:lsdException w:name="heading 1" w:uiPriority="9" w:qFormat="1"/>
     <w:lsdException w:name="heading 2" w:semiHidden="1" w:uiPriority="9" w:unhideWhenUsed="1" w:qFormat="1"/>
@@ -6087,11 +6532,6 @@
     <w:lsdException w:name="List Table 5 Dark Accent 6" w:uiPriority="50"/>
     <w:lsdException w:name="List Table 6 Colorful Accent 6" w:uiPriority="51"/>
     <w:lsdException w:name="List Table 7 Colorful Accent 6" w:uiPriority="52"/>
-    <w:lsdException w:name="Mention" w:semiHidden="1" w:unhideWhenUsed="1"/>
-    <w:lsdException w:name="Smart Hyperlink" w:semiHidden="1" w:unhideWhenUsed="1"/>
-    <w:lsdException w:name="Hashtag" w:semiHidden="1" w:unhideWhenUsed="1"/>
-    <w:lsdException w:name="Unresolved Mention" w:semiHidden="1" w:unhideWhenUsed="1"/>
-    <w:lsdException w:name="Smart Link" w:semiHidden="1" w:unhideWhenUsed="1"/>
   </w:latentStyles>
   <w:style w:type="paragraph" w:default="1" w:styleId="a">
     <w:name w:val="Normal"/>
@@ -6100,6 +6540,7 @@
   <w:style w:type="character" w:default="1" w:styleId="a0">
     <w:name w:val="Default Paragraph Font"/>
     <w:uiPriority w:val="1"/>
+    <w:semiHidden/>
     <w:unhideWhenUsed/>
   </w:style>
   <w:style w:type="table" w:default="1" w:styleId="a1">
@@ -6199,6 +6640,36 @@
       <w:sz w:val="24"/>
       <w:szCs w:val="24"/>
       <w:lang w:eastAsia="ru-RU"/>
+    </w:rPr>
+  </w:style>
+  <w:style w:type="paragraph" w:styleId="a8">
+    <w:name w:val="Balloon Text"/>
+    <w:basedOn w:val="a"/>
+    <w:link w:val="a9"/>
+    <w:uiPriority w:val="99"/>
+    <w:semiHidden/>
+    <w:unhideWhenUsed/>
+    <w:rsid w:val="00E919DC"/>
+    <w:pPr>
+      <w:spacing w:after="0" w:line="240" w:lineRule="auto"/>
+    </w:pPr>
+    <w:rPr>
+      <w:rFonts w:ascii="Segoe UI" w:hAnsi="Segoe UI" w:cs="Segoe UI"/>
+      <w:sz w:val="18"/>
+      <w:szCs w:val="18"/>
+    </w:rPr>
+  </w:style>
+  <w:style w:type="character" w:customStyle="1" w:styleId="a9">
+    <w:name w:val="Текст выноски Знак"/>
+    <w:basedOn w:val="a0"/>
+    <w:link w:val="a8"/>
+    <w:uiPriority w:val="99"/>
+    <w:semiHidden/>
+    <w:rsid w:val="00E919DC"/>
+    <w:rPr>
+      <w:rFonts w:ascii="Segoe UI" w:hAnsi="Segoe UI" w:cs="Segoe UI"/>
+      <w:sz w:val="18"/>
+      <w:szCs w:val="18"/>
     </w:rPr>
   </w:style>
 </w:styles>
@@ -9038,6 +9509,13 @@
         </dgm:presLayoutVars>
       </dgm:prSet>
       <dgm:spPr/>
+      <dgm:t>
+        <a:bodyPr/>
+        <a:lstStyle/>
+        <a:p>
+          <a:endParaRPr lang="ru-RU"/>
+        </a:p>
+      </dgm:t>
     </dgm:pt>
     <dgm:pt modelId="{1AE0575A-D294-46BB-9EB8-527FDFDCF334}" type="pres">
       <dgm:prSet presAssocID="{F8153954-FB5A-4A2C-A8BB-AC94C5F01627}" presName="root" presStyleCnt="0">
@@ -9080,6 +9558,13 @@
         </dgm:presLayoutVars>
       </dgm:prSet>
       <dgm:spPr/>
+      <dgm:t>
+        <a:bodyPr/>
+        <a:lstStyle/>
+        <a:p>
+          <a:endParaRPr lang="ru-RU"/>
+        </a:p>
+      </dgm:t>
     </dgm:pt>
     <dgm:pt modelId="{A81E2BC1-66A1-48E5-B311-ED7E60F02001}" type="pres">
       <dgm:prSet presAssocID="{F8153954-FB5A-4A2C-A8BB-AC94C5F01627}" presName="childShape" presStyleCnt="0">
@@ -9119,6 +9604,13 @@
         </dgm:presLayoutVars>
       </dgm:prSet>
       <dgm:spPr/>
+      <dgm:t>
+        <a:bodyPr/>
+        <a:lstStyle/>
+        <a:p>
+          <a:endParaRPr lang="ru-RU"/>
+        </a:p>
+      </dgm:t>
     </dgm:pt>
     <dgm:pt modelId="{92A913E6-D9E6-4D1A-AE64-3DECAF94B128}" type="pres">
       <dgm:prSet presAssocID="{0B2C87FF-477A-4D05-AD3E-8192DC8ED411}" presName="childComposite" presStyleCnt="0">
@@ -9149,6 +9641,13 @@
         </dgm:presLayoutVars>
       </dgm:prSet>
       <dgm:spPr/>
+      <dgm:t>
+        <a:bodyPr/>
+        <a:lstStyle/>
+        <a:p>
+          <a:endParaRPr lang="ru-RU"/>
+        </a:p>
+      </dgm:t>
     </dgm:pt>
     <dgm:pt modelId="{2135B437-96EC-49CF-8ED1-7B00C52A3E68}" type="pres">
       <dgm:prSet presAssocID="{4E2E4BB6-B1AB-4D88-B25D-2544C847D5D9}" presName="childComposite" presStyleCnt="0">
@@ -9179,6 +9678,13 @@
         </dgm:presLayoutVars>
       </dgm:prSet>
       <dgm:spPr/>
+      <dgm:t>
+        <a:bodyPr/>
+        <a:lstStyle/>
+        <a:p>
+          <a:endParaRPr lang="ru-RU"/>
+        </a:p>
+      </dgm:t>
     </dgm:pt>
     <dgm:pt modelId="{3CE1643D-536E-4D4D-9BF6-0028D181AD6C}" type="pres">
       <dgm:prSet presAssocID="{BEA72E1E-C9FE-47E6-9FF3-F81D8AD0DC81}" presName="childComposite" presStyleCnt="0">
@@ -9209,6 +9715,13 @@
         </dgm:presLayoutVars>
       </dgm:prSet>
       <dgm:spPr/>
+      <dgm:t>
+        <a:bodyPr/>
+        <a:lstStyle/>
+        <a:p>
+          <a:endParaRPr lang="ru-RU"/>
+        </a:p>
+      </dgm:t>
     </dgm:pt>
     <dgm:pt modelId="{0DD295D7-9A3B-4E49-A8ED-420947D1DED6}" type="pres">
       <dgm:prSet presAssocID="{1927345D-06ED-47F4-AC17-A4A36FF7A868}" presName="childComposite" presStyleCnt="0">
@@ -9239,6 +9752,13 @@
         </dgm:presLayoutVars>
       </dgm:prSet>
       <dgm:spPr/>
+      <dgm:t>
+        <a:bodyPr/>
+        <a:lstStyle/>
+        <a:p>
+          <a:endParaRPr lang="ru-RU"/>
+        </a:p>
+      </dgm:t>
     </dgm:pt>
     <dgm:pt modelId="{A547FE41-7EBE-4BB4-B62C-C71F82B0F5EE}" type="pres">
       <dgm:prSet presAssocID="{7C98BD33-3CAD-4787-9962-F6BE034418AD}" presName="childComposite" presStyleCnt="0">
@@ -9269,6 +9789,13 @@
         </dgm:presLayoutVars>
       </dgm:prSet>
       <dgm:spPr/>
+      <dgm:t>
+        <a:bodyPr/>
+        <a:lstStyle/>
+        <a:p>
+          <a:endParaRPr lang="ru-RU"/>
+        </a:p>
+      </dgm:t>
     </dgm:pt>
     <dgm:pt modelId="{73DA2BD6-1055-4B82-BA54-D7DBB746B1A7}" type="pres">
       <dgm:prSet presAssocID="{37083133-ED0F-4187-8C4D-CB3846ADD1C2}" presName="childComposite" presStyleCnt="0">
@@ -9300,26 +9827,33 @@
         </dgm:presLayoutVars>
       </dgm:prSet>
       <dgm:spPr/>
+      <dgm:t>
+        <a:bodyPr/>
+        <a:lstStyle/>
+        <a:p>
+          <a:endParaRPr lang="ru-RU"/>
+        </a:p>
+      </dgm:t>
     </dgm:pt>
   </dgm:ptLst>
   <dgm:cxnLst>
+    <dgm:cxn modelId="{528F19A8-80E1-4EC0-8671-168D17475A79}" type="presOf" srcId="{97C952B1-9F67-4529-B389-B140ACC02C52}" destId="{3E7FD316-0B58-4942-BBDE-41A85AB3691C}" srcOrd="0" destOrd="0" presId="urn:microsoft.com/office/officeart/2008/layout/SquareAccentList"/>
+    <dgm:cxn modelId="{EB32956F-6F97-4334-ABC4-8696724EDCAB}" type="presOf" srcId="{F8153954-FB5A-4A2C-A8BB-AC94C5F01627}" destId="{05B42B22-6A76-48BC-A344-86A9D7D61176}" srcOrd="0" destOrd="0" presId="urn:microsoft.com/office/officeart/2008/layout/SquareAccentList"/>
+    <dgm:cxn modelId="{D1EECD1C-9B74-4FD1-9DC8-D7D2D4C76E13}" type="presOf" srcId="{0B2C87FF-477A-4D05-AD3E-8192DC8ED411}" destId="{18E30175-EAB5-4C89-A15B-0F86205E3656}" srcOrd="0" destOrd="0" presId="urn:microsoft.com/office/officeart/2008/layout/SquareAccentList"/>
+    <dgm:cxn modelId="{23813B47-33B6-4C12-A634-C541E966E19C}" type="presOf" srcId="{1927345D-06ED-47F4-AC17-A4A36FF7A868}" destId="{29B58F55-8FFA-4BDB-AE06-78C907BFEB9D}" srcOrd="0" destOrd="0" presId="urn:microsoft.com/office/officeart/2008/layout/SquareAccentList"/>
+    <dgm:cxn modelId="{46720BB8-0B56-44DD-B61B-03116EAADB80}" srcId="{F8153954-FB5A-4A2C-A8BB-AC94C5F01627}" destId="{1927345D-06ED-47F4-AC17-A4A36FF7A868}" srcOrd="4" destOrd="0" parTransId="{4A89E1E9-BCEF-4262-9006-21579B82B9C1}" sibTransId="{A2F6E04B-A1C1-40A8-917E-1C0A97A9A829}"/>
+    <dgm:cxn modelId="{192B69FF-D6B6-4B64-8BC5-1E33A41DFE7D}" srcId="{F8153954-FB5A-4A2C-A8BB-AC94C5F01627}" destId="{37083133-ED0F-4187-8C4D-CB3846ADD1C2}" srcOrd="6" destOrd="0" parTransId="{A412E182-94B0-46D2-A9E5-F92957CCB2EA}" sibTransId="{F2011815-88B5-4E37-ACBE-5D6503468FBF}"/>
+    <dgm:cxn modelId="{AD02C7AE-04D1-4B9C-A832-7EE42FCA5AC4}" srcId="{F8153954-FB5A-4A2C-A8BB-AC94C5F01627}" destId="{5E1D71FD-7DB7-4301-9959-F663EDF0C5B4}" srcOrd="0" destOrd="0" parTransId="{7AB174EE-90DE-418E-9990-D25FC847F62C}" sibTransId="{24BC31F4-E2C3-475B-8086-FEB7D3073099}"/>
     <dgm:cxn modelId="{54D82B07-4030-40EF-AFA3-619EBF9C7F38}" srcId="{F8153954-FB5A-4A2C-A8BB-AC94C5F01627}" destId="{0B2C87FF-477A-4D05-AD3E-8192DC8ED411}" srcOrd="1" destOrd="0" parTransId="{0B24468A-E3E5-454B-82A6-2F3699AABC10}" sibTransId="{BC604683-2A29-4934-9A20-0CD50123D2B7}"/>
-    <dgm:cxn modelId="{D1EECD1C-9B74-4FD1-9DC8-D7D2D4C76E13}" type="presOf" srcId="{0B2C87FF-477A-4D05-AD3E-8192DC8ED411}" destId="{18E30175-EAB5-4C89-A15B-0F86205E3656}" srcOrd="0" destOrd="0" presId="urn:microsoft.com/office/officeart/2008/layout/SquareAccentList"/>
     <dgm:cxn modelId="{81C79D1E-7220-4F63-AF97-697B4BD1039B}" type="presOf" srcId="{BEA72E1E-C9FE-47E6-9FF3-F81D8AD0DC81}" destId="{13696888-A248-4DA9-A2EA-9A43A387954F}" srcOrd="0" destOrd="0" presId="urn:microsoft.com/office/officeart/2008/layout/SquareAccentList"/>
+    <dgm:cxn modelId="{43AE6BDA-D18D-4DC0-B50A-2C41FCEFB884}" type="presOf" srcId="{7C98BD33-3CAD-4787-9962-F6BE034418AD}" destId="{80B12FF8-F644-49E3-9EF7-01B2B322A8AD}" srcOrd="0" destOrd="0" presId="urn:microsoft.com/office/officeart/2008/layout/SquareAccentList"/>
+    <dgm:cxn modelId="{D4C25970-3074-4FC8-B90B-8946BFB5E2CB}" srcId="{F8153954-FB5A-4A2C-A8BB-AC94C5F01627}" destId="{4E2E4BB6-B1AB-4D88-B25D-2544C847D5D9}" srcOrd="2" destOrd="0" parTransId="{F27653C6-E5E6-4334-877A-7323B566B244}" sibTransId="{B7FB03FD-009B-48FA-8565-40614F948D4C}"/>
+    <dgm:cxn modelId="{B5CA7935-BBE0-41B2-BB96-C015067BC4C1}" srcId="{F8153954-FB5A-4A2C-A8BB-AC94C5F01627}" destId="{BEA72E1E-C9FE-47E6-9FF3-F81D8AD0DC81}" srcOrd="3" destOrd="0" parTransId="{CF1A8EFC-010B-43F9-9BCE-67861BFD1545}" sibTransId="{63BBE0F5-2C37-438B-91C4-786A7E1C2719}"/>
+    <dgm:cxn modelId="{7D45D886-F20C-4409-B4D5-EFCBDADCC889}" srcId="{F8153954-FB5A-4A2C-A8BB-AC94C5F01627}" destId="{7C98BD33-3CAD-4787-9962-F6BE034418AD}" srcOrd="5" destOrd="0" parTransId="{700E79A3-62BB-4575-97CA-D48D9F7EBB65}" sibTransId="{14369A1B-E6A2-4D2B-9FBF-B9DCFC53C1A3}"/>
+    <dgm:cxn modelId="{238A8CD9-A7E7-49EF-B305-AAF0055991CE}" srcId="{97C952B1-9F67-4529-B389-B140ACC02C52}" destId="{F8153954-FB5A-4A2C-A8BB-AC94C5F01627}" srcOrd="0" destOrd="0" parTransId="{9183D294-1292-472E-8660-CD6079FEF6E0}" sibTransId="{13A9E4F4-4C62-4D50-896E-FA090605EC7E}"/>
+    <dgm:cxn modelId="{8CA88551-BA9E-478C-A06B-56C33317A035}" type="presOf" srcId="{5E1D71FD-7DB7-4301-9959-F663EDF0C5B4}" destId="{9040DA06-D972-433D-A984-111673474C31}" srcOrd="0" destOrd="0" presId="urn:microsoft.com/office/officeart/2008/layout/SquareAccentList"/>
+    <dgm:cxn modelId="{CABE9497-4C93-41F3-85F1-9A5B3CF17702}" type="presOf" srcId="{4E2E4BB6-B1AB-4D88-B25D-2544C847D5D9}" destId="{47D62540-2FCC-46B5-BB3B-FD6C2710FA4E}" srcOrd="0" destOrd="0" presId="urn:microsoft.com/office/officeart/2008/layout/SquareAccentList"/>
     <dgm:cxn modelId="{1C17E628-CAF4-4100-818C-DC89E99FB49C}" type="presOf" srcId="{37083133-ED0F-4187-8C4D-CB3846ADD1C2}" destId="{5640AE15-DA8A-4292-A3EA-A9442280B041}" srcOrd="0" destOrd="0" presId="urn:microsoft.com/office/officeart/2008/layout/SquareAccentList"/>
-    <dgm:cxn modelId="{B5CA7935-BBE0-41B2-BB96-C015067BC4C1}" srcId="{F8153954-FB5A-4A2C-A8BB-AC94C5F01627}" destId="{BEA72E1E-C9FE-47E6-9FF3-F81D8AD0DC81}" srcOrd="3" destOrd="0" parTransId="{CF1A8EFC-010B-43F9-9BCE-67861BFD1545}" sibTransId="{63BBE0F5-2C37-438B-91C4-786A7E1C2719}"/>
-    <dgm:cxn modelId="{23813B47-33B6-4C12-A634-C541E966E19C}" type="presOf" srcId="{1927345D-06ED-47F4-AC17-A4A36FF7A868}" destId="{29B58F55-8FFA-4BDB-AE06-78C907BFEB9D}" srcOrd="0" destOrd="0" presId="urn:microsoft.com/office/officeart/2008/layout/SquareAccentList"/>
-    <dgm:cxn modelId="{EB32956F-6F97-4334-ABC4-8696724EDCAB}" type="presOf" srcId="{F8153954-FB5A-4A2C-A8BB-AC94C5F01627}" destId="{05B42B22-6A76-48BC-A344-86A9D7D61176}" srcOrd="0" destOrd="0" presId="urn:microsoft.com/office/officeart/2008/layout/SquareAccentList"/>
-    <dgm:cxn modelId="{D4C25970-3074-4FC8-B90B-8946BFB5E2CB}" srcId="{F8153954-FB5A-4A2C-A8BB-AC94C5F01627}" destId="{4E2E4BB6-B1AB-4D88-B25D-2544C847D5D9}" srcOrd="2" destOrd="0" parTransId="{F27653C6-E5E6-4334-877A-7323B566B244}" sibTransId="{B7FB03FD-009B-48FA-8565-40614F948D4C}"/>
-    <dgm:cxn modelId="{8CA88551-BA9E-478C-A06B-56C33317A035}" type="presOf" srcId="{5E1D71FD-7DB7-4301-9959-F663EDF0C5B4}" destId="{9040DA06-D972-433D-A984-111673474C31}" srcOrd="0" destOrd="0" presId="urn:microsoft.com/office/officeart/2008/layout/SquareAccentList"/>
-    <dgm:cxn modelId="{7D45D886-F20C-4409-B4D5-EFCBDADCC889}" srcId="{F8153954-FB5A-4A2C-A8BB-AC94C5F01627}" destId="{7C98BD33-3CAD-4787-9962-F6BE034418AD}" srcOrd="5" destOrd="0" parTransId="{700E79A3-62BB-4575-97CA-D48D9F7EBB65}" sibTransId="{14369A1B-E6A2-4D2B-9FBF-B9DCFC53C1A3}"/>
-    <dgm:cxn modelId="{CABE9497-4C93-41F3-85F1-9A5B3CF17702}" type="presOf" srcId="{4E2E4BB6-B1AB-4D88-B25D-2544C847D5D9}" destId="{47D62540-2FCC-46B5-BB3B-FD6C2710FA4E}" srcOrd="0" destOrd="0" presId="urn:microsoft.com/office/officeart/2008/layout/SquareAccentList"/>
-    <dgm:cxn modelId="{528F19A8-80E1-4EC0-8671-168D17475A79}" type="presOf" srcId="{97C952B1-9F67-4529-B389-B140ACC02C52}" destId="{3E7FD316-0B58-4942-BBDE-41A85AB3691C}" srcOrd="0" destOrd="0" presId="urn:microsoft.com/office/officeart/2008/layout/SquareAccentList"/>
-    <dgm:cxn modelId="{AD02C7AE-04D1-4B9C-A832-7EE42FCA5AC4}" srcId="{F8153954-FB5A-4A2C-A8BB-AC94C5F01627}" destId="{5E1D71FD-7DB7-4301-9959-F663EDF0C5B4}" srcOrd="0" destOrd="0" parTransId="{7AB174EE-90DE-418E-9990-D25FC847F62C}" sibTransId="{24BC31F4-E2C3-475B-8086-FEB7D3073099}"/>
-    <dgm:cxn modelId="{46720BB8-0B56-44DD-B61B-03116EAADB80}" srcId="{F8153954-FB5A-4A2C-A8BB-AC94C5F01627}" destId="{1927345D-06ED-47F4-AC17-A4A36FF7A868}" srcOrd="4" destOrd="0" parTransId="{4A89E1E9-BCEF-4262-9006-21579B82B9C1}" sibTransId="{A2F6E04B-A1C1-40A8-917E-1C0A97A9A829}"/>
-    <dgm:cxn modelId="{238A8CD9-A7E7-49EF-B305-AAF0055991CE}" srcId="{97C952B1-9F67-4529-B389-B140ACC02C52}" destId="{F8153954-FB5A-4A2C-A8BB-AC94C5F01627}" srcOrd="0" destOrd="0" parTransId="{9183D294-1292-472E-8660-CD6079FEF6E0}" sibTransId="{13A9E4F4-4C62-4D50-896E-FA090605EC7E}"/>
-    <dgm:cxn modelId="{43AE6BDA-D18D-4DC0-B50A-2C41FCEFB884}" type="presOf" srcId="{7C98BD33-3CAD-4787-9962-F6BE034418AD}" destId="{80B12FF8-F644-49E3-9EF7-01B2B322A8AD}" srcOrd="0" destOrd="0" presId="urn:microsoft.com/office/officeart/2008/layout/SquareAccentList"/>
-    <dgm:cxn modelId="{192B69FF-D6B6-4B64-8BC5-1E33A41DFE7D}" srcId="{F8153954-FB5A-4A2C-A8BB-AC94C5F01627}" destId="{37083133-ED0F-4187-8C4D-CB3846ADD1C2}" srcOrd="6" destOrd="0" parTransId="{A412E182-94B0-46D2-A9E5-F92957CCB2EA}" sibTransId="{F2011815-88B5-4E37-ACBE-5D6503468FBF}"/>
     <dgm:cxn modelId="{CD45457E-3704-44AE-B4F2-AFB34682EB55}" type="presParOf" srcId="{3E7FD316-0B58-4942-BBDE-41A85AB3691C}" destId="{1AE0575A-D294-46BB-9EB8-527FDFDCF334}" srcOrd="0" destOrd="0" presId="urn:microsoft.com/office/officeart/2008/layout/SquareAccentList"/>
     <dgm:cxn modelId="{4FFF3D70-F46D-4017-A48D-06743AE847B7}" type="presParOf" srcId="{1AE0575A-D294-46BB-9EB8-527FDFDCF334}" destId="{2F9B8EA0-EEC2-4DF0-BDE6-89A296435757}" srcOrd="0" destOrd="0" presId="urn:microsoft.com/office/officeart/2008/layout/SquareAccentList"/>
     <dgm:cxn modelId="{2FF4E8D3-1DFB-4E14-9366-F016B29239F2}" type="presParOf" srcId="{2F9B8EA0-EEC2-4DF0-BDE6-89A296435757}" destId="{B4088D98-FA6F-435B-B1E9-A68C500BA03D}" srcOrd="0" destOrd="0" presId="urn:microsoft.com/office/officeart/2008/layout/SquareAccentList"/>
@@ -9380,15 +9914,24 @@
         <a:lstStyle/>
         <a:p>
           <a:r>
-            <a:rPr lang="ru-RU" sz="1200"/>
+            <a:rPr lang="ru-RU" sz="1200">
+              <a:latin typeface="Times New Roman" panose="02020603050405020304" pitchFamily="18" charset="0"/>
+              <a:cs typeface="Times New Roman" panose="02020603050405020304" pitchFamily="18" charset="0"/>
+            </a:rPr>
             <a:t>Общее количество: </a:t>
           </a:r>
           <a:r>
-            <a:rPr lang="en-US" sz="1200"/>
+            <a:rPr lang="en-US" sz="1200">
+              <a:latin typeface="Times New Roman" panose="02020603050405020304" pitchFamily="18" charset="0"/>
+              <a:cs typeface="Times New Roman" panose="02020603050405020304" pitchFamily="18" charset="0"/>
+            </a:rPr>
             <a:t>22</a:t>
           </a:r>
           <a:r>
-            <a:rPr lang="ru-RU" sz="1200"/>
+            <a:rPr lang="ru-RU" sz="1200">
+              <a:latin typeface="Times New Roman" panose="02020603050405020304" pitchFamily="18" charset="0"/>
+              <a:cs typeface="Times New Roman" panose="02020603050405020304" pitchFamily="18" charset="0"/>
+            </a:rPr>
             <a:t> шт.</a:t>
           </a:r>
         </a:p>
@@ -9401,7 +9944,10 @@
         <a:bodyPr/>
         <a:lstStyle/>
         <a:p>
-          <a:endParaRPr lang="ru-RU"/>
+          <a:endParaRPr lang="ru-RU" sz="1200">
+            <a:latin typeface="Times New Roman" panose="02020603050405020304" pitchFamily="18" charset="0"/>
+            <a:cs typeface="Times New Roman" panose="02020603050405020304" pitchFamily="18" charset="0"/>
+          </a:endParaRPr>
         </a:p>
       </dgm:t>
     </dgm:pt>
@@ -9412,7 +9958,10 @@
         <a:bodyPr/>
         <a:lstStyle/>
         <a:p>
-          <a:endParaRPr lang="ru-RU"/>
+          <a:endParaRPr lang="ru-RU" sz="1200">
+            <a:latin typeface="Times New Roman" panose="02020603050405020304" pitchFamily="18" charset="0"/>
+            <a:cs typeface="Times New Roman" panose="02020603050405020304" pitchFamily="18" charset="0"/>
+          </a:endParaRPr>
         </a:p>
       </dgm:t>
     </dgm:pt>
@@ -9424,7 +9973,10 @@
         <a:lstStyle/>
         <a:p>
           <a:r>
-            <a:rPr lang="ru-RU" sz="1200"/>
+            <a:rPr lang="ru-RU" sz="1200">
+              <a:latin typeface="Times New Roman" panose="02020603050405020304" pitchFamily="18" charset="0"/>
+              <a:cs typeface="Times New Roman" panose="02020603050405020304" pitchFamily="18" charset="0"/>
+            </a:rPr>
             <a:t>Покрытие тест-кейсов: 50%</a:t>
           </a:r>
         </a:p>
@@ -9437,7 +9989,10 @@
         <a:bodyPr/>
         <a:lstStyle/>
         <a:p>
-          <a:endParaRPr lang="ru-RU"/>
+          <a:endParaRPr lang="ru-RU" sz="1200">
+            <a:latin typeface="Times New Roman" panose="02020603050405020304" pitchFamily="18" charset="0"/>
+            <a:cs typeface="Times New Roman" panose="02020603050405020304" pitchFamily="18" charset="0"/>
+          </a:endParaRPr>
         </a:p>
       </dgm:t>
     </dgm:pt>
@@ -9448,7 +10003,10 @@
         <a:bodyPr/>
         <a:lstStyle/>
         <a:p>
-          <a:endParaRPr lang="ru-RU"/>
+          <a:endParaRPr lang="ru-RU" sz="1200">
+            <a:latin typeface="Times New Roman" panose="02020603050405020304" pitchFamily="18" charset="0"/>
+            <a:cs typeface="Times New Roman" panose="02020603050405020304" pitchFamily="18" charset="0"/>
+          </a:endParaRPr>
         </a:p>
       </dgm:t>
     </dgm:pt>
@@ -9460,23 +10018,24 @@
         <a:lstStyle/>
         <a:p>
           <a:r>
-            <a:rPr lang="ru-RU" sz="1200"/>
-            <a:t>Кроссбраузерное тестирование (</a:t>
+            <a:rPr lang="ru-RU" sz="1200">
+              <a:latin typeface="Times New Roman" panose="02020603050405020304" pitchFamily="18" charset="0"/>
+              <a:cs typeface="Times New Roman" panose="02020603050405020304" pitchFamily="18" charset="0"/>
+            </a:rPr>
+            <a:t>Функциональное тестирование (п</a:t>
           </a:r>
           <a:r>
-            <a:rPr lang="en-US" sz="1200"/>
-            <a:t>Edge</a:t>
+            <a:rPr lang="ru-RU" sz="1200">
+              <a:latin typeface="Times New Roman" panose="02020603050405020304" pitchFamily="18" charset="0"/>
+              <a:cs typeface="Times New Roman" panose="02020603050405020304" pitchFamily="18" charset="0"/>
+            </a:rPr>
+            <a:t>роверка работы кнопок главной страницы</a:t>
           </a:r>
           <a:r>
-            <a:rPr lang="ru-RU" sz="1200"/>
-            <a:t>, </a:t>
-          </a:r>
-          <a:r>
-            <a:rPr lang="en-US" sz="1200"/>
-            <a:t>Google</a:t>
-          </a:r>
-          <a:r>
-            <a:rPr lang="ru-RU" sz="1200"/>
+            <a:rPr lang="ru-RU" sz="1200">
+              <a:latin typeface="Times New Roman" panose="02020603050405020304" pitchFamily="18" charset="0"/>
+              <a:cs typeface="Times New Roman" panose="02020603050405020304" pitchFamily="18" charset="0"/>
+            </a:rPr>
             <a:t>)</a:t>
           </a:r>
         </a:p>
@@ -9489,7 +10048,10 @@
         <a:bodyPr/>
         <a:lstStyle/>
         <a:p>
-          <a:endParaRPr lang="ru-RU"/>
+          <a:endParaRPr lang="ru-RU" sz="1200">
+            <a:latin typeface="Times New Roman" panose="02020603050405020304" pitchFamily="18" charset="0"/>
+            <a:cs typeface="Times New Roman" panose="02020603050405020304" pitchFamily="18" charset="0"/>
+          </a:endParaRPr>
         </a:p>
       </dgm:t>
     </dgm:pt>
@@ -9500,61 +10062,10 @@
         <a:bodyPr/>
         <a:lstStyle/>
         <a:p>
-          <a:endParaRPr lang="ru-RU"/>
-        </a:p>
-      </dgm:t>
-    </dgm:pt>
-    <dgm:pt modelId="{2B49AF9B-795A-40F9-BFCB-D7F5F3F4062E}">
-      <dgm:prSet phldrT="[Текст]" custT="1"/>
-      <dgm:spPr/>
-      <dgm:t>
-        <a:bodyPr/>
-        <a:lstStyle/>
-        <a:p>
-          <a:r>
-            <a:rPr lang="ru-RU" sz="1200"/>
-            <a:t>Скорость загрузки главной страницы: </a:t>
-          </a:r>
-        </a:p>
-        <a:p>
-          <a:r>
-            <a:rPr lang="en-US" sz="1200"/>
-            <a:t>Edge</a:t>
-          </a:r>
-          <a:r>
-            <a:rPr lang="ru-RU" sz="1200"/>
-            <a:t>, </a:t>
-          </a:r>
-          <a:r>
-            <a:rPr lang="en-US" sz="1200"/>
-            <a:t>Google </a:t>
-          </a:r>
-          <a:r>
-            <a:rPr lang="ru-RU" sz="1200"/>
-            <a:t>≈ 45 с</a:t>
-          </a:r>
-        </a:p>
-      </dgm:t>
-    </dgm:pt>
-    <dgm:pt modelId="{52C37F02-8DE8-465A-B104-EC692B05312E}" type="parTrans" cxnId="{65F46788-5516-4E06-A12B-6BFEA41ABE75}">
-      <dgm:prSet/>
-      <dgm:spPr/>
-      <dgm:t>
-        <a:bodyPr/>
-        <a:lstStyle/>
-        <a:p>
-          <a:endParaRPr lang="ru-RU"/>
-        </a:p>
-      </dgm:t>
-    </dgm:pt>
-    <dgm:pt modelId="{4AB05CFC-E196-449D-A98C-E53D07AAE582}" type="sibTrans" cxnId="{65F46788-5516-4E06-A12B-6BFEA41ABE75}">
-      <dgm:prSet/>
-      <dgm:spPr/>
-      <dgm:t>
-        <a:bodyPr/>
-        <a:lstStyle/>
-        <a:p>
-          <a:endParaRPr lang="ru-RU"/>
+          <a:endParaRPr lang="ru-RU" sz="1200">
+            <a:latin typeface="Times New Roman" panose="02020603050405020304" pitchFamily="18" charset="0"/>
+            <a:cs typeface="Times New Roman" panose="02020603050405020304" pitchFamily="18" charset="0"/>
+          </a:endParaRPr>
         </a:p>
       </dgm:t>
     </dgm:pt>
@@ -9566,7 +10077,10 @@
         <a:lstStyle/>
         <a:p>
           <a:r>
-            <a:rPr lang="ru-RU" sz="1200"/>
+            <a:rPr lang="ru-RU" sz="1200">
+              <a:latin typeface="Times New Roman" panose="02020603050405020304" pitchFamily="18" charset="0"/>
+              <a:cs typeface="Times New Roman" panose="02020603050405020304" pitchFamily="18" charset="0"/>
+            </a:rPr>
             <a:t>Прохождение: 100%</a:t>
           </a:r>
         </a:p>
@@ -9579,7 +10093,10 @@
         <a:bodyPr/>
         <a:lstStyle/>
         <a:p>
-          <a:endParaRPr lang="ru-RU"/>
+          <a:endParaRPr lang="ru-RU" sz="1200">
+            <a:latin typeface="Times New Roman" panose="02020603050405020304" pitchFamily="18" charset="0"/>
+            <a:cs typeface="Times New Roman" panose="02020603050405020304" pitchFamily="18" charset="0"/>
+          </a:endParaRPr>
         </a:p>
       </dgm:t>
     </dgm:pt>
@@ -9590,7 +10107,10 @@
         <a:bodyPr/>
         <a:lstStyle/>
         <a:p>
-          <a:endParaRPr lang="ru-RU"/>
+          <a:endParaRPr lang="ru-RU" sz="1200">
+            <a:latin typeface="Times New Roman" panose="02020603050405020304" pitchFamily="18" charset="0"/>
+            <a:cs typeface="Times New Roman" panose="02020603050405020304" pitchFamily="18" charset="0"/>
+          </a:endParaRPr>
         </a:p>
       </dgm:t>
     </dgm:pt>
@@ -9602,7 +10122,10 @@
         <a:lstStyle/>
         <a:p>
           <a:r>
-            <a:rPr lang="ru-RU" sz="2000"/>
+            <a:rPr lang="ru-RU" sz="1400" b="0">
+              <a:latin typeface="Times New Roman" panose="02020603050405020304" pitchFamily="18" charset="0"/>
+              <a:cs typeface="Times New Roman" panose="02020603050405020304" pitchFamily="18" charset="0"/>
+            </a:rPr>
             <a:t>Автоматизированные тесты:</a:t>
           </a:r>
         </a:p>
@@ -9615,7 +10138,10 @@
         <a:bodyPr/>
         <a:lstStyle/>
         <a:p>
-          <a:endParaRPr lang="ru-RU"/>
+          <a:endParaRPr lang="ru-RU" sz="1200">
+            <a:latin typeface="Times New Roman" panose="02020603050405020304" pitchFamily="18" charset="0"/>
+            <a:cs typeface="Times New Roman" panose="02020603050405020304" pitchFamily="18" charset="0"/>
+          </a:endParaRPr>
         </a:p>
       </dgm:t>
     </dgm:pt>
@@ -9626,7 +10152,158 @@
         <a:bodyPr/>
         <a:lstStyle/>
         <a:p>
-          <a:endParaRPr lang="ru-RU"/>
+          <a:endParaRPr lang="ru-RU" sz="1200">
+            <a:latin typeface="Times New Roman" panose="02020603050405020304" pitchFamily="18" charset="0"/>
+            <a:cs typeface="Times New Roman" panose="02020603050405020304" pitchFamily="18" charset="0"/>
+          </a:endParaRPr>
+        </a:p>
+      </dgm:t>
+    </dgm:pt>
+    <dgm:pt modelId="{A556082F-F405-4EFD-A859-5CCBA993F73A}">
+      <dgm:prSet phldrT="[Текст]" custT="1"/>
+      <dgm:spPr/>
+      <dgm:t>
+        <a:bodyPr/>
+        <a:lstStyle/>
+        <a:p>
+          <a:r>
+            <a:rPr lang="ru-RU" sz="1200">
+              <a:latin typeface="Times New Roman" panose="02020603050405020304" pitchFamily="18" charset="0"/>
+              <a:cs typeface="Times New Roman" panose="02020603050405020304" pitchFamily="18" charset="0"/>
+            </a:rPr>
+            <a:t>Скорость загрузки главной страницы: </a:t>
+          </a:r>
+        </a:p>
+        <a:p>
+          <a:r>
+            <a:rPr lang="en-US" sz="1200">
+              <a:latin typeface="Times New Roman" panose="02020603050405020304" pitchFamily="18" charset="0"/>
+              <a:cs typeface="Times New Roman" panose="02020603050405020304" pitchFamily="18" charset="0"/>
+            </a:rPr>
+            <a:t>Edge</a:t>
+          </a:r>
+          <a:r>
+            <a:rPr lang="ru-RU" sz="1200">
+              <a:latin typeface="Times New Roman" panose="02020603050405020304" pitchFamily="18" charset="0"/>
+              <a:cs typeface="Times New Roman" panose="02020603050405020304" pitchFamily="18" charset="0"/>
+            </a:rPr>
+            <a:t>, </a:t>
+          </a:r>
+          <a:r>
+            <a:rPr lang="en-US" sz="1200">
+              <a:latin typeface="Times New Roman" panose="02020603050405020304" pitchFamily="18" charset="0"/>
+              <a:cs typeface="Times New Roman" panose="02020603050405020304" pitchFamily="18" charset="0"/>
+            </a:rPr>
+            <a:t>Google </a:t>
+          </a:r>
+          <a:r>
+            <a:rPr lang="ru-RU" sz="1200">
+              <a:latin typeface="Times New Roman" panose="02020603050405020304" pitchFamily="18" charset="0"/>
+              <a:cs typeface="Times New Roman" panose="02020603050405020304" pitchFamily="18" charset="0"/>
+            </a:rPr>
+            <a:t>≈ 45 с</a:t>
+          </a:r>
+        </a:p>
+      </dgm:t>
+    </dgm:pt>
+    <dgm:pt modelId="{0F750932-E6D8-432F-B875-A8559DC045E7}" type="parTrans" cxnId="{57062CA0-6541-49F8-8328-67B4691E22C9}">
+      <dgm:prSet/>
+      <dgm:spPr/>
+      <dgm:t>
+        <a:bodyPr/>
+        <a:lstStyle/>
+        <a:p>
+          <a:endParaRPr lang="ru-RU" sz="1200">
+            <a:latin typeface="Times New Roman" panose="02020603050405020304" pitchFamily="18" charset="0"/>
+            <a:cs typeface="Times New Roman" panose="02020603050405020304" pitchFamily="18" charset="0"/>
+          </a:endParaRPr>
+        </a:p>
+      </dgm:t>
+    </dgm:pt>
+    <dgm:pt modelId="{03A43CE1-95C3-4754-AA7A-DECBEBAB8C2C}" type="sibTrans" cxnId="{57062CA0-6541-49F8-8328-67B4691E22C9}">
+      <dgm:prSet/>
+      <dgm:spPr/>
+      <dgm:t>
+        <a:bodyPr/>
+        <a:lstStyle/>
+        <a:p>
+          <a:endParaRPr lang="ru-RU" sz="1200">
+            <a:latin typeface="Times New Roman" panose="02020603050405020304" pitchFamily="18" charset="0"/>
+            <a:cs typeface="Times New Roman" panose="02020603050405020304" pitchFamily="18" charset="0"/>
+          </a:endParaRPr>
+        </a:p>
+      </dgm:t>
+    </dgm:pt>
+    <dgm:pt modelId="{92D9CA8C-9F95-43CF-B707-9BD9FACAFD84}">
+      <dgm:prSet custT="1"/>
+      <dgm:spPr/>
+      <dgm:t>
+        <a:bodyPr/>
+        <a:lstStyle/>
+        <a:p>
+          <a:r>
+            <a:rPr lang="ru-RU" sz="1200">
+              <a:latin typeface="Times New Roman" panose="02020603050405020304" pitchFamily="18" charset="0"/>
+              <a:cs typeface="Times New Roman" panose="02020603050405020304" pitchFamily="18" charset="0"/>
+            </a:rPr>
+            <a:t>Кроссбраузерное тестирование (</a:t>
+          </a:r>
+          <a:r>
+            <a:rPr lang="en-US" sz="1200">
+              <a:latin typeface="Times New Roman" panose="02020603050405020304" pitchFamily="18" charset="0"/>
+              <a:cs typeface="Times New Roman" panose="02020603050405020304" pitchFamily="18" charset="0"/>
+            </a:rPr>
+            <a:t>Edge</a:t>
+          </a:r>
+          <a:r>
+            <a:rPr lang="ru-RU" sz="1200">
+              <a:latin typeface="Times New Roman" panose="02020603050405020304" pitchFamily="18" charset="0"/>
+              <a:cs typeface="Times New Roman" panose="02020603050405020304" pitchFamily="18" charset="0"/>
+            </a:rPr>
+            <a:t>, </a:t>
+          </a:r>
+          <a:r>
+            <a:rPr lang="en-US" sz="1200">
+              <a:latin typeface="Times New Roman" panose="02020603050405020304" pitchFamily="18" charset="0"/>
+              <a:cs typeface="Times New Roman" panose="02020603050405020304" pitchFamily="18" charset="0"/>
+            </a:rPr>
+            <a:t>Google</a:t>
+          </a:r>
+          <a:r>
+            <a:rPr lang="ru-RU" sz="1200">
+              <a:latin typeface="Times New Roman" panose="02020603050405020304" pitchFamily="18" charset="0"/>
+              <a:cs typeface="Times New Roman" panose="02020603050405020304" pitchFamily="18" charset="0"/>
+            </a:rPr>
+            <a:t>)</a:t>
+          </a:r>
+        </a:p>
+      </dgm:t>
+    </dgm:pt>
+    <dgm:pt modelId="{89E46582-B135-463F-A705-5A0877AE11E4}" type="parTrans" cxnId="{CDDD68B7-1881-4506-8FF4-C4D00228BD8A}">
+      <dgm:prSet/>
+      <dgm:spPr/>
+      <dgm:t>
+        <a:bodyPr/>
+        <a:lstStyle/>
+        <a:p>
+          <a:endParaRPr lang="ru-RU" sz="1200">
+            <a:latin typeface="Times New Roman" panose="02020603050405020304" pitchFamily="18" charset="0"/>
+            <a:cs typeface="Times New Roman" panose="02020603050405020304" pitchFamily="18" charset="0"/>
+          </a:endParaRPr>
+        </a:p>
+      </dgm:t>
+    </dgm:pt>
+    <dgm:pt modelId="{BE7DBAB5-ABE0-455C-878D-DEC55C7072BA}" type="sibTrans" cxnId="{CDDD68B7-1881-4506-8FF4-C4D00228BD8A}">
+      <dgm:prSet/>
+      <dgm:spPr/>
+      <dgm:t>
+        <a:bodyPr/>
+        <a:lstStyle/>
+        <a:p>
+          <a:endParaRPr lang="ru-RU" sz="1200">
+            <a:latin typeface="Times New Roman" panose="02020603050405020304" pitchFamily="18" charset="0"/>
+            <a:cs typeface="Times New Roman" panose="02020603050405020304" pitchFamily="18" charset="0"/>
+          </a:endParaRPr>
         </a:p>
       </dgm:t>
     </dgm:pt>
@@ -9639,99 +10316,232 @@
         </dgm:presLayoutVars>
       </dgm:prSet>
       <dgm:spPr/>
+      <dgm:t>
+        <a:bodyPr/>
+        <a:lstStyle/>
+        <a:p>
+          <a:endParaRPr lang="ru-RU"/>
+        </a:p>
+      </dgm:t>
     </dgm:pt>
     <dgm:pt modelId="{12E94D3A-8E3F-4455-BB63-10DF3AA041CF}" type="pres">
       <dgm:prSet presAssocID="{54F9A05D-AE68-4B22-AFF2-ECAF109C0D6C}" presName="compNode" presStyleCnt="0"/>
       <dgm:spPr/>
+      <dgm:t>
+        <a:bodyPr/>
+        <a:lstStyle/>
+        <a:p>
+          <a:endParaRPr lang="ru-RU"/>
+        </a:p>
+      </dgm:t>
     </dgm:pt>
     <dgm:pt modelId="{B756D542-42E7-4C70-8052-8B590ADB1433}" type="pres">
       <dgm:prSet presAssocID="{54F9A05D-AE68-4B22-AFF2-ECAF109C0D6C}" presName="aNode" presStyleLbl="bgShp" presStyleIdx="0" presStyleCnt="1" custLinFactNeighborX="-49" custLinFactNeighborY="-18223"/>
       <dgm:spPr/>
+      <dgm:t>
+        <a:bodyPr/>
+        <a:lstStyle/>
+        <a:p>
+          <a:endParaRPr lang="ru-RU"/>
+        </a:p>
+      </dgm:t>
     </dgm:pt>
     <dgm:pt modelId="{50FE6B6E-F16B-4000-9DD0-1AE642EBD7F5}" type="pres">
       <dgm:prSet presAssocID="{54F9A05D-AE68-4B22-AFF2-ECAF109C0D6C}" presName="textNode" presStyleLbl="bgShp" presStyleIdx="0" presStyleCnt="1"/>
       <dgm:spPr/>
+      <dgm:t>
+        <a:bodyPr/>
+        <a:lstStyle/>
+        <a:p>
+          <a:endParaRPr lang="ru-RU"/>
+        </a:p>
+      </dgm:t>
     </dgm:pt>
     <dgm:pt modelId="{F3433F32-4662-42D2-91A8-0553D6EDB17D}" type="pres">
       <dgm:prSet presAssocID="{54F9A05D-AE68-4B22-AFF2-ECAF109C0D6C}" presName="compChildNode" presStyleCnt="0"/>
       <dgm:spPr/>
+      <dgm:t>
+        <a:bodyPr/>
+        <a:lstStyle/>
+        <a:p>
+          <a:endParaRPr lang="ru-RU"/>
+        </a:p>
+      </dgm:t>
     </dgm:pt>
     <dgm:pt modelId="{03C597D4-95E0-4D61-B2E0-5702575006FA}" type="pres">
       <dgm:prSet presAssocID="{54F9A05D-AE68-4B22-AFF2-ECAF109C0D6C}" presName="theInnerList" presStyleCnt="0"/>
       <dgm:spPr/>
+      <dgm:t>
+        <a:bodyPr/>
+        <a:lstStyle/>
+        <a:p>
+          <a:endParaRPr lang="ru-RU"/>
+        </a:p>
+      </dgm:t>
     </dgm:pt>
     <dgm:pt modelId="{91AF2406-CBF3-4257-AD49-7CA21F62BF45}" type="pres">
-      <dgm:prSet presAssocID="{EDDF5DD5-4FDC-4B14-959D-E4AF65AE7669}" presName="childNode" presStyleLbl="node1" presStyleIdx="0" presStyleCnt="5">
+      <dgm:prSet presAssocID="{EDDF5DD5-4FDC-4B14-959D-E4AF65AE7669}" presName="childNode" presStyleLbl="node1" presStyleIdx="0" presStyleCnt="6">
         <dgm:presLayoutVars>
           <dgm:bulletEnabled val="1"/>
         </dgm:presLayoutVars>
       </dgm:prSet>
       <dgm:spPr/>
+      <dgm:t>
+        <a:bodyPr/>
+        <a:lstStyle/>
+        <a:p>
+          <a:endParaRPr lang="ru-RU"/>
+        </a:p>
+      </dgm:t>
     </dgm:pt>
     <dgm:pt modelId="{48A0E3D7-2168-4704-B1A9-9FB74908797B}" type="pres">
       <dgm:prSet presAssocID="{EDDF5DD5-4FDC-4B14-959D-E4AF65AE7669}" presName="aSpace2" presStyleCnt="0"/>
       <dgm:spPr/>
+      <dgm:t>
+        <a:bodyPr/>
+        <a:lstStyle/>
+        <a:p>
+          <a:endParaRPr lang="ru-RU"/>
+        </a:p>
+      </dgm:t>
     </dgm:pt>
     <dgm:pt modelId="{AC51911B-14C8-419D-A2AC-ADC3EAA28904}" type="pres">
-      <dgm:prSet presAssocID="{FA93CE61-B62F-4843-8F63-DE43CB5EF48F}" presName="childNode" presStyleLbl="node1" presStyleIdx="1" presStyleCnt="5">
+      <dgm:prSet presAssocID="{FA93CE61-B62F-4843-8F63-DE43CB5EF48F}" presName="childNode" presStyleLbl="node1" presStyleIdx="1" presStyleCnt="6">
         <dgm:presLayoutVars>
           <dgm:bulletEnabled val="1"/>
         </dgm:presLayoutVars>
       </dgm:prSet>
       <dgm:spPr/>
+      <dgm:t>
+        <a:bodyPr/>
+        <a:lstStyle/>
+        <a:p>
+          <a:endParaRPr lang="ru-RU"/>
+        </a:p>
+      </dgm:t>
     </dgm:pt>
     <dgm:pt modelId="{CEE7F82D-7EF5-4773-B138-FCD6F960578E}" type="pres">
       <dgm:prSet presAssocID="{FA93CE61-B62F-4843-8F63-DE43CB5EF48F}" presName="aSpace2" presStyleCnt="0"/>
       <dgm:spPr/>
+      <dgm:t>
+        <a:bodyPr/>
+        <a:lstStyle/>
+        <a:p>
+          <a:endParaRPr lang="ru-RU"/>
+        </a:p>
+      </dgm:t>
     </dgm:pt>
     <dgm:pt modelId="{2BD918A2-83D7-4C2E-8DE9-F676579ED208}" type="pres">
-      <dgm:prSet presAssocID="{719D11F3-22A1-4B90-95F8-7711C5469945}" presName="childNode" presStyleLbl="node1" presStyleIdx="2" presStyleCnt="5">
+      <dgm:prSet presAssocID="{719D11F3-22A1-4B90-95F8-7711C5469945}" presName="childNode" presStyleLbl="node1" presStyleIdx="2" presStyleCnt="6">
         <dgm:presLayoutVars>
           <dgm:bulletEnabled val="1"/>
         </dgm:presLayoutVars>
       </dgm:prSet>
       <dgm:spPr/>
+      <dgm:t>
+        <a:bodyPr/>
+        <a:lstStyle/>
+        <a:p>
+          <a:endParaRPr lang="ru-RU"/>
+        </a:p>
+      </dgm:t>
     </dgm:pt>
     <dgm:pt modelId="{1D6773A4-A56D-48F4-AF58-F12584F1DFDE}" type="pres">
       <dgm:prSet presAssocID="{719D11F3-22A1-4B90-95F8-7711C5469945}" presName="aSpace2" presStyleCnt="0"/>
       <dgm:spPr/>
+      <dgm:t>
+        <a:bodyPr/>
+        <a:lstStyle/>
+        <a:p>
+          <a:endParaRPr lang="ru-RU"/>
+        </a:p>
+      </dgm:t>
     </dgm:pt>
     <dgm:pt modelId="{C21C7AA4-B713-4E54-B479-7ECD92EFE11D}" type="pres">
-      <dgm:prSet presAssocID="{3E3A7848-52A7-4F7D-9AD3-8AD6110A7D94}" presName="childNode" presStyleLbl="node1" presStyleIdx="3" presStyleCnt="5">
+      <dgm:prSet presAssocID="{3E3A7848-52A7-4F7D-9AD3-8AD6110A7D94}" presName="childNode" presStyleLbl="node1" presStyleIdx="3" presStyleCnt="6" custScaleY="190773">
         <dgm:presLayoutVars>
           <dgm:bulletEnabled val="1"/>
         </dgm:presLayoutVars>
       </dgm:prSet>
       <dgm:spPr/>
+      <dgm:t>
+        <a:bodyPr/>
+        <a:lstStyle/>
+        <a:p>
+          <a:endParaRPr lang="ru-RU"/>
+        </a:p>
+      </dgm:t>
     </dgm:pt>
     <dgm:pt modelId="{16EB5DFA-4737-4B67-93D8-7C9D1F2064C0}" type="pres">
       <dgm:prSet presAssocID="{3E3A7848-52A7-4F7D-9AD3-8AD6110A7D94}" presName="aSpace2" presStyleCnt="0"/>
       <dgm:spPr/>
+      <dgm:t>
+        <a:bodyPr/>
+        <a:lstStyle/>
+        <a:p>
+          <a:endParaRPr lang="ru-RU"/>
+        </a:p>
+      </dgm:t>
     </dgm:pt>
-    <dgm:pt modelId="{5E1D9C4F-B616-44D1-9520-D7D42EEFF84A}" type="pres">
-      <dgm:prSet presAssocID="{2B49AF9B-795A-40F9-BFCB-D7F5F3F4062E}" presName="childNode" presStyleLbl="node1" presStyleIdx="4" presStyleCnt="5" custScaleY="153995">
+    <dgm:pt modelId="{5921EE48-4E3A-452B-AC5E-ADF8470BAD35}" type="pres">
+      <dgm:prSet presAssocID="{92D9CA8C-9F95-43CF-B707-9BD9FACAFD84}" presName="childNode" presStyleLbl="node1" presStyleIdx="4" presStyleCnt="6">
         <dgm:presLayoutVars>
           <dgm:bulletEnabled val="1"/>
         </dgm:presLayoutVars>
       </dgm:prSet>
       <dgm:spPr/>
+      <dgm:t>
+        <a:bodyPr/>
+        <a:lstStyle/>
+        <a:p>
+          <a:endParaRPr lang="ru-RU"/>
+        </a:p>
+      </dgm:t>
+    </dgm:pt>
+    <dgm:pt modelId="{5BC50A03-0966-4EF4-BFF1-2903577E6C42}" type="pres">
+      <dgm:prSet presAssocID="{92D9CA8C-9F95-43CF-B707-9BD9FACAFD84}" presName="aSpace2" presStyleCnt="0"/>
+      <dgm:spPr/>
+      <dgm:t>
+        <a:bodyPr/>
+        <a:lstStyle/>
+        <a:p>
+          <a:endParaRPr lang="ru-RU"/>
+        </a:p>
+      </dgm:t>
+    </dgm:pt>
+    <dgm:pt modelId="{17A29844-D270-4E0A-8FBB-9D1BC6A31BE1}" type="pres">
+      <dgm:prSet presAssocID="{A556082F-F405-4EFD-A859-5CCBA993F73A}" presName="childNode" presStyleLbl="node1" presStyleIdx="5" presStyleCnt="6" custScaleY="166702">
+        <dgm:presLayoutVars>
+          <dgm:bulletEnabled val="1"/>
+        </dgm:presLayoutVars>
+      </dgm:prSet>
+      <dgm:spPr/>
+      <dgm:t>
+        <a:bodyPr/>
+        <a:lstStyle/>
+        <a:p>
+          <a:endParaRPr lang="ru-RU"/>
+        </a:p>
+      </dgm:t>
     </dgm:pt>
   </dgm:ptLst>
   <dgm:cxnLst>
-    <dgm:cxn modelId="{2539D412-ECB9-4598-9E03-943E02B3EAEF}" type="presOf" srcId="{2B49AF9B-795A-40F9-BFCB-D7F5F3F4062E}" destId="{5E1D9C4F-B616-44D1-9520-D7D42EEFF84A}" srcOrd="0" destOrd="0" presId="urn:microsoft.com/office/officeart/2005/8/layout/lProcess2"/>
+    <dgm:cxn modelId="{57062CA0-6541-49F8-8328-67B4691E22C9}" srcId="{54F9A05D-AE68-4B22-AFF2-ECAF109C0D6C}" destId="{A556082F-F405-4EFD-A859-5CCBA993F73A}" srcOrd="5" destOrd="0" parTransId="{0F750932-E6D8-432F-B875-A8559DC045E7}" sibTransId="{03A43CE1-95C3-4754-AA7A-DECBEBAB8C2C}"/>
     <dgm:cxn modelId="{C1B02815-88AB-42B7-9512-6D98DA148298}" srcId="{54F9A05D-AE68-4B22-AFF2-ECAF109C0D6C}" destId="{719D11F3-22A1-4B90-95F8-7711C5469945}" srcOrd="2" destOrd="0" parTransId="{DF6A7816-73EB-4533-A96E-1BA49DD4002F}" sibTransId="{AFEB1FD3-4729-40E2-B268-4FA3AFCD8154}"/>
+    <dgm:cxn modelId="{A2043FFA-3EE3-40B7-99A4-36086C26C12A}" type="presOf" srcId="{A556082F-F405-4EFD-A859-5CCBA993F73A}" destId="{17A29844-D270-4E0A-8FBB-9D1BC6A31BE1}" srcOrd="0" destOrd="0" presId="urn:microsoft.com/office/officeart/2005/8/layout/lProcess2"/>
+    <dgm:cxn modelId="{2C744A2E-6C19-4FEA-8FD8-FF8F422208CD}" type="presOf" srcId="{7328205C-3809-4AA1-BE10-3ABEFB7047FF}" destId="{ABF0937A-1628-4169-9805-754CA677471D}" srcOrd="0" destOrd="0" presId="urn:microsoft.com/office/officeart/2005/8/layout/lProcess2"/>
+    <dgm:cxn modelId="{1A606BB3-68E1-43A7-BDA6-CE31BF61E0B6}" type="presOf" srcId="{92D9CA8C-9F95-43CF-B707-9BD9FACAFD84}" destId="{5921EE48-4E3A-452B-AC5E-ADF8470BAD35}" srcOrd="0" destOrd="0" presId="urn:microsoft.com/office/officeart/2005/8/layout/lProcess2"/>
+    <dgm:cxn modelId="{F441A8EB-F9DE-47E9-A278-0C372706647C}" srcId="{7328205C-3809-4AA1-BE10-3ABEFB7047FF}" destId="{54F9A05D-AE68-4B22-AFF2-ECAF109C0D6C}" srcOrd="0" destOrd="0" parTransId="{44E9A859-39C3-44E7-88EF-B0D7D201D01B}" sibTransId="{37CD69A3-ED39-4736-842B-36D74CF11CA8}"/>
+    <dgm:cxn modelId="{EA181141-B616-49A2-AE96-66DDF699E352}" srcId="{54F9A05D-AE68-4B22-AFF2-ECAF109C0D6C}" destId="{3E3A7848-52A7-4F7D-9AD3-8AD6110A7D94}" srcOrd="3" destOrd="0" parTransId="{8A2BF177-EDEE-4F22-8041-4D4BB3FB9D8F}" sibTransId="{E067D8E2-2E1F-40DE-A9C1-BD34AAAB5C08}"/>
+    <dgm:cxn modelId="{15371183-4B18-4EFD-8A1A-A1BB5A07E716}" type="presOf" srcId="{EDDF5DD5-4FDC-4B14-959D-E4AF65AE7669}" destId="{91AF2406-CBF3-4257-AD49-7CA21F62BF45}" srcOrd="0" destOrd="0" presId="urn:microsoft.com/office/officeart/2005/8/layout/lProcess2"/>
+    <dgm:cxn modelId="{8133EAF2-A237-4B97-8AAB-12B5C832E033}" type="presOf" srcId="{54F9A05D-AE68-4B22-AFF2-ECAF109C0D6C}" destId="{B756D542-42E7-4C70-8052-8B590ADB1433}" srcOrd="0" destOrd="0" presId="urn:microsoft.com/office/officeart/2005/8/layout/lProcess2"/>
+    <dgm:cxn modelId="{F9395340-B58C-4CE3-A5F9-D82AC8C81ED9}" type="presOf" srcId="{3E3A7848-52A7-4F7D-9AD3-8AD6110A7D94}" destId="{C21C7AA4-B713-4E54-B479-7ECD92EFE11D}" srcOrd="0" destOrd="0" presId="urn:microsoft.com/office/officeart/2005/8/layout/lProcess2"/>
+    <dgm:cxn modelId="{5CDD8235-5589-4694-8F55-BD5709BA591B}" srcId="{54F9A05D-AE68-4B22-AFF2-ECAF109C0D6C}" destId="{EDDF5DD5-4FDC-4B14-959D-E4AF65AE7669}" srcOrd="0" destOrd="0" parTransId="{A31D73C0-4B83-4D1A-9345-35A1619D63EB}" sibTransId="{DC757732-4C3E-4047-8871-DCA1A9B1A307}"/>
+    <dgm:cxn modelId="{290AD38E-BE35-4787-AB08-475C946D0F38}" srcId="{54F9A05D-AE68-4B22-AFF2-ECAF109C0D6C}" destId="{FA93CE61-B62F-4843-8F63-DE43CB5EF48F}" srcOrd="1" destOrd="0" parTransId="{B5FC1FAB-DE21-4ADC-A089-2C22D67EA565}" sibTransId="{20D3E4D5-6A26-4F75-A168-3217564307DB}"/>
+    <dgm:cxn modelId="{CDDD68B7-1881-4506-8FF4-C4D00228BD8A}" srcId="{54F9A05D-AE68-4B22-AFF2-ECAF109C0D6C}" destId="{92D9CA8C-9F95-43CF-B707-9BD9FACAFD84}" srcOrd="4" destOrd="0" parTransId="{89E46582-B135-463F-A705-5A0877AE11E4}" sibTransId="{BE7DBAB5-ABE0-455C-878D-DEC55C7072BA}"/>
+    <dgm:cxn modelId="{B7D04C5A-729B-4BFF-923D-BDD26C85A4B1}" type="presOf" srcId="{719D11F3-22A1-4B90-95F8-7711C5469945}" destId="{2BD918A2-83D7-4C2E-8DE9-F676579ED208}" srcOrd="0" destOrd="0" presId="urn:microsoft.com/office/officeart/2005/8/layout/lProcess2"/>
+    <dgm:cxn modelId="{CE510D37-57AE-42D7-8BD1-2D43971E60BC}" type="presOf" srcId="{54F9A05D-AE68-4B22-AFF2-ECAF109C0D6C}" destId="{50FE6B6E-F16B-4000-9DD0-1AE642EBD7F5}" srcOrd="1" destOrd="0" presId="urn:microsoft.com/office/officeart/2005/8/layout/lProcess2"/>
     <dgm:cxn modelId="{D628AC2D-2559-4F39-BAC7-E961E81B57EC}" type="presOf" srcId="{FA93CE61-B62F-4843-8F63-DE43CB5EF48F}" destId="{AC51911B-14C8-419D-A2AC-ADC3EAA28904}" srcOrd="0" destOrd="0" presId="urn:microsoft.com/office/officeart/2005/8/layout/lProcess2"/>
-    <dgm:cxn modelId="{2C744A2E-6C19-4FEA-8FD8-FF8F422208CD}" type="presOf" srcId="{7328205C-3809-4AA1-BE10-3ABEFB7047FF}" destId="{ABF0937A-1628-4169-9805-754CA677471D}" srcOrd="0" destOrd="0" presId="urn:microsoft.com/office/officeart/2005/8/layout/lProcess2"/>
-    <dgm:cxn modelId="{5CDD8235-5589-4694-8F55-BD5709BA591B}" srcId="{54F9A05D-AE68-4B22-AFF2-ECAF109C0D6C}" destId="{EDDF5DD5-4FDC-4B14-959D-E4AF65AE7669}" srcOrd="0" destOrd="0" parTransId="{A31D73C0-4B83-4D1A-9345-35A1619D63EB}" sibTransId="{DC757732-4C3E-4047-8871-DCA1A9B1A307}"/>
-    <dgm:cxn modelId="{CE510D37-57AE-42D7-8BD1-2D43971E60BC}" type="presOf" srcId="{54F9A05D-AE68-4B22-AFF2-ECAF109C0D6C}" destId="{50FE6B6E-F16B-4000-9DD0-1AE642EBD7F5}" srcOrd="1" destOrd="0" presId="urn:microsoft.com/office/officeart/2005/8/layout/lProcess2"/>
-    <dgm:cxn modelId="{F9395340-B58C-4CE3-A5F9-D82AC8C81ED9}" type="presOf" srcId="{3E3A7848-52A7-4F7D-9AD3-8AD6110A7D94}" destId="{C21C7AA4-B713-4E54-B479-7ECD92EFE11D}" srcOrd="0" destOrd="0" presId="urn:microsoft.com/office/officeart/2005/8/layout/lProcess2"/>
-    <dgm:cxn modelId="{EA181141-B616-49A2-AE96-66DDF699E352}" srcId="{54F9A05D-AE68-4B22-AFF2-ECAF109C0D6C}" destId="{3E3A7848-52A7-4F7D-9AD3-8AD6110A7D94}" srcOrd="3" destOrd="0" parTransId="{8A2BF177-EDEE-4F22-8041-4D4BB3FB9D8F}" sibTransId="{E067D8E2-2E1F-40DE-A9C1-BD34AAAB5C08}"/>
-    <dgm:cxn modelId="{B7D04C5A-729B-4BFF-923D-BDD26C85A4B1}" type="presOf" srcId="{719D11F3-22A1-4B90-95F8-7711C5469945}" destId="{2BD918A2-83D7-4C2E-8DE9-F676579ED208}" srcOrd="0" destOrd="0" presId="urn:microsoft.com/office/officeart/2005/8/layout/lProcess2"/>
-    <dgm:cxn modelId="{15371183-4B18-4EFD-8A1A-A1BB5A07E716}" type="presOf" srcId="{EDDF5DD5-4FDC-4B14-959D-E4AF65AE7669}" destId="{91AF2406-CBF3-4257-AD49-7CA21F62BF45}" srcOrd="0" destOrd="0" presId="urn:microsoft.com/office/officeart/2005/8/layout/lProcess2"/>
-    <dgm:cxn modelId="{65F46788-5516-4E06-A12B-6BFEA41ABE75}" srcId="{54F9A05D-AE68-4B22-AFF2-ECAF109C0D6C}" destId="{2B49AF9B-795A-40F9-BFCB-D7F5F3F4062E}" srcOrd="4" destOrd="0" parTransId="{52C37F02-8DE8-465A-B104-EC692B05312E}" sibTransId="{4AB05CFC-E196-449D-A98C-E53D07AAE582}"/>
-    <dgm:cxn modelId="{290AD38E-BE35-4787-AB08-475C946D0F38}" srcId="{54F9A05D-AE68-4B22-AFF2-ECAF109C0D6C}" destId="{FA93CE61-B62F-4843-8F63-DE43CB5EF48F}" srcOrd="1" destOrd="0" parTransId="{B5FC1FAB-DE21-4ADC-A089-2C22D67EA565}" sibTransId="{20D3E4D5-6A26-4F75-A168-3217564307DB}"/>
-    <dgm:cxn modelId="{F441A8EB-F9DE-47E9-A278-0C372706647C}" srcId="{7328205C-3809-4AA1-BE10-3ABEFB7047FF}" destId="{54F9A05D-AE68-4B22-AFF2-ECAF109C0D6C}" srcOrd="0" destOrd="0" parTransId="{44E9A859-39C3-44E7-88EF-B0D7D201D01B}" sibTransId="{37CD69A3-ED39-4736-842B-36D74CF11CA8}"/>
-    <dgm:cxn modelId="{8133EAF2-A237-4B97-8AAB-12B5C832E033}" type="presOf" srcId="{54F9A05D-AE68-4B22-AFF2-ECAF109C0D6C}" destId="{B756D542-42E7-4C70-8052-8B590ADB1433}" srcOrd="0" destOrd="0" presId="urn:microsoft.com/office/officeart/2005/8/layout/lProcess2"/>
     <dgm:cxn modelId="{8000B6CE-C731-48C5-B094-BD07154F21A9}" type="presParOf" srcId="{ABF0937A-1628-4169-9805-754CA677471D}" destId="{12E94D3A-8E3F-4455-BB63-10DF3AA041CF}" srcOrd="0" destOrd="0" presId="urn:microsoft.com/office/officeart/2005/8/layout/lProcess2"/>
     <dgm:cxn modelId="{5AE630B2-C4E1-46F1-AEB2-CE73CD06CAA1}" type="presParOf" srcId="{12E94D3A-8E3F-4455-BB63-10DF3AA041CF}" destId="{B756D542-42E7-4C70-8052-8B590ADB1433}" srcOrd="0" destOrd="0" presId="urn:microsoft.com/office/officeart/2005/8/layout/lProcess2"/>
     <dgm:cxn modelId="{58F82AF0-5875-4F94-B71A-CE9C5F2CBB0F}" type="presParOf" srcId="{12E94D3A-8E3F-4455-BB63-10DF3AA041CF}" destId="{50FE6B6E-F16B-4000-9DD0-1AE642EBD7F5}" srcOrd="1" destOrd="0" presId="urn:microsoft.com/office/officeart/2005/8/layout/lProcess2"/>
@@ -9745,7 +10555,9 @@
     <dgm:cxn modelId="{C21C4569-E5E1-4F2A-994A-BD3206A7AC70}" type="presParOf" srcId="{03C597D4-95E0-4D61-B2E0-5702575006FA}" destId="{1D6773A4-A56D-48F4-AF58-F12584F1DFDE}" srcOrd="5" destOrd="0" presId="urn:microsoft.com/office/officeart/2005/8/layout/lProcess2"/>
     <dgm:cxn modelId="{72272AB6-625D-4193-90E8-19FDA57B1152}" type="presParOf" srcId="{03C597D4-95E0-4D61-B2E0-5702575006FA}" destId="{C21C7AA4-B713-4E54-B479-7ECD92EFE11D}" srcOrd="6" destOrd="0" presId="urn:microsoft.com/office/officeart/2005/8/layout/lProcess2"/>
     <dgm:cxn modelId="{B47AFAE7-B5EB-4473-BACD-9C210DD3829F}" type="presParOf" srcId="{03C597D4-95E0-4D61-B2E0-5702575006FA}" destId="{16EB5DFA-4737-4B67-93D8-7C9D1F2064C0}" srcOrd="7" destOrd="0" presId="urn:microsoft.com/office/officeart/2005/8/layout/lProcess2"/>
-    <dgm:cxn modelId="{67CACCCA-39D2-4CD1-BD31-F079EE24CEC8}" type="presParOf" srcId="{03C597D4-95E0-4D61-B2E0-5702575006FA}" destId="{5E1D9C4F-B616-44D1-9520-D7D42EEFF84A}" srcOrd="8" destOrd="0" presId="urn:microsoft.com/office/officeart/2005/8/layout/lProcess2"/>
+    <dgm:cxn modelId="{DAA6E3AA-F4A4-403F-B565-54B11D579F05}" type="presParOf" srcId="{03C597D4-95E0-4D61-B2E0-5702575006FA}" destId="{5921EE48-4E3A-452B-AC5E-ADF8470BAD35}" srcOrd="8" destOrd="0" presId="urn:microsoft.com/office/officeart/2005/8/layout/lProcess2"/>
+    <dgm:cxn modelId="{3B5B38C2-A1FD-4C12-9BD1-B108BFBCE211}" type="presParOf" srcId="{03C597D4-95E0-4D61-B2E0-5702575006FA}" destId="{5BC50A03-0966-4EF4-BFF1-2903577E6C42}" srcOrd="9" destOrd="0" presId="urn:microsoft.com/office/officeart/2005/8/layout/lProcess2"/>
+    <dgm:cxn modelId="{930B098D-C513-49AE-9568-A2742BFEB590}" type="presParOf" srcId="{03C597D4-95E0-4D61-B2E0-5702575006FA}" destId="{17A29844-D270-4E0A-8FBB-9D1BC6A31BE1}" srcOrd="10" destOrd="0" presId="urn:microsoft.com/office/officeart/2005/8/layout/lProcess2"/>
   </dgm:cxnLst>
   <dgm:bg/>
   <dgm:whole/>
@@ -9880,7 +10692,7 @@
         </a:bodyPr>
         <a:lstStyle/>
         <a:p>
-          <a:pPr marL="0" lvl="0" indent="0" algn="l" defTabSz="1289050">
+          <a:pPr lvl="0" algn="l" defTabSz="1289050">
             <a:lnSpc>
               <a:spcPct val="90000"/>
             </a:lnSpc>
@@ -9890,7 +10702,6 @@
             <a:spcAft>
               <a:spcPct val="35000"/>
             </a:spcAft>
-            <a:buNone/>
           </a:pPr>
           <a:endParaRPr lang="ru-RU" sz="2900" kern="1200"/>
         </a:p>
@@ -9983,7 +10794,7 @@
         </a:bodyPr>
         <a:lstStyle/>
         <a:p>
-          <a:pPr marL="0" lvl="0" indent="0" algn="l" defTabSz="533400">
+          <a:pPr lvl="0" algn="l" defTabSz="533400">
             <a:lnSpc>
               <a:spcPct val="90000"/>
             </a:lnSpc>
@@ -9993,7 +10804,6 @@
             <a:spcAft>
               <a:spcPct val="35000"/>
             </a:spcAft>
-            <a:buNone/>
           </a:pPr>
           <a:r>
             <a:rPr lang="ru-RU" sz="1200" kern="1200"/>
@@ -10089,7 +10899,7 @@
         </a:bodyPr>
         <a:lstStyle/>
         <a:p>
-          <a:pPr marL="0" lvl="0" indent="0" algn="l" defTabSz="533400">
+          <a:pPr lvl="0" algn="l" defTabSz="533400">
             <a:lnSpc>
               <a:spcPct val="90000"/>
             </a:lnSpc>
@@ -10099,7 +10909,6 @@
             <a:spcAft>
               <a:spcPct val="35000"/>
             </a:spcAft>
-            <a:buNone/>
           </a:pPr>
           <a:r>
             <a:rPr lang="ru-RU" sz="1200" kern="1200"/>
@@ -10195,7 +11004,7 @@
         </a:bodyPr>
         <a:lstStyle/>
         <a:p>
-          <a:pPr marL="0" lvl="0" indent="0" algn="l" defTabSz="533400">
+          <a:pPr lvl="0" algn="l" defTabSz="533400">
             <a:lnSpc>
               <a:spcPct val="90000"/>
             </a:lnSpc>
@@ -10205,7 +11014,6 @@
             <a:spcAft>
               <a:spcPct val="35000"/>
             </a:spcAft>
-            <a:buNone/>
           </a:pPr>
           <a:r>
             <a:rPr lang="ru-RU" sz="1200" kern="1200"/>
@@ -10301,7 +11109,7 @@
         </a:bodyPr>
         <a:lstStyle/>
         <a:p>
-          <a:pPr marL="0" lvl="0" indent="0" algn="l" defTabSz="533400">
+          <a:pPr lvl="0" algn="l" defTabSz="533400">
             <a:lnSpc>
               <a:spcPct val="90000"/>
             </a:lnSpc>
@@ -10311,7 +11119,6 @@
             <a:spcAft>
               <a:spcPct val="35000"/>
             </a:spcAft>
-            <a:buNone/>
           </a:pPr>
           <a:r>
             <a:rPr lang="ru-RU" sz="1200" kern="1200"/>
@@ -10407,7 +11214,7 @@
         </a:bodyPr>
         <a:lstStyle/>
         <a:p>
-          <a:pPr marL="0" lvl="0" indent="0" algn="l" defTabSz="533400">
+          <a:pPr lvl="0" algn="l" defTabSz="533400">
             <a:lnSpc>
               <a:spcPct val="90000"/>
             </a:lnSpc>
@@ -10417,7 +11224,6 @@
             <a:spcAft>
               <a:spcPct val="35000"/>
             </a:spcAft>
-            <a:buNone/>
           </a:pPr>
           <a:r>
             <a:rPr lang="ru-RU" sz="1200" kern="1200"/>
@@ -10513,7 +11319,7 @@
         </a:bodyPr>
         <a:lstStyle/>
         <a:p>
-          <a:pPr marL="0" lvl="0" indent="0" algn="l" defTabSz="533400">
+          <a:pPr lvl="0" algn="l" defTabSz="533400">
             <a:lnSpc>
               <a:spcPct val="90000"/>
             </a:lnSpc>
@@ -10523,7 +11329,6 @@
             <a:spcAft>
               <a:spcPct val="35000"/>
             </a:spcAft>
-            <a:buNone/>
           </a:pPr>
           <a:r>
             <a:rPr lang="ru-RU" sz="1200" kern="1200"/>
@@ -10620,7 +11425,7 @@
         </a:bodyPr>
         <a:lstStyle/>
         <a:p>
-          <a:pPr marL="0" lvl="0" indent="0" algn="l" defTabSz="533400">
+          <a:pPr lvl="0" algn="l" defTabSz="533400">
             <a:lnSpc>
               <a:spcPct val="90000"/>
             </a:lnSpc>
@@ -10630,7 +11435,6 @@
             <a:spcAft>
               <a:spcPct val="35000"/>
             </a:spcAft>
-            <a:buNone/>
           </a:pPr>
           <a:r>
             <a:rPr lang="ru-RU" sz="1200" kern="1200"/>
@@ -10663,7 +11467,7 @@
       <dsp:spPr>
         <a:xfrm>
           <a:off x="0" y="0"/>
-          <a:ext cx="4498387" cy="2414269"/>
+          <a:ext cx="4498387" cy="2915285"/>
         </a:xfrm>
         <a:prstGeom prst="roundRect">
           <a:avLst>
@@ -10697,12 +11501,12 @@
         <a:fontRef idx="minor"/>
       </dsp:style>
       <dsp:txBody>
-        <a:bodyPr spcFirstLastPara="0" vert="horz" wrap="square" lIns="76200" tIns="76200" rIns="76200" bIns="76200" numCol="1" spcCol="1270" anchor="ctr" anchorCtr="0">
+        <a:bodyPr spcFirstLastPara="0" vert="horz" wrap="square" lIns="53340" tIns="53340" rIns="53340" bIns="53340" numCol="1" spcCol="1270" anchor="ctr" anchorCtr="0">
           <a:noAutofit/>
         </a:bodyPr>
         <a:lstStyle/>
         <a:p>
-          <a:pPr marL="0" lvl="0" indent="0" algn="ctr" defTabSz="889000">
+          <a:pPr lvl="0" algn="ctr" defTabSz="622300">
             <a:lnSpc>
               <a:spcPct val="90000"/>
             </a:lnSpc>
@@ -10712,17 +11516,19 @@
             <a:spcAft>
               <a:spcPct val="35000"/>
             </a:spcAft>
-            <a:buNone/>
           </a:pPr>
           <a:r>
-            <a:rPr lang="ru-RU" sz="2000" kern="1200"/>
+            <a:rPr lang="ru-RU" sz="1400" b="0" kern="1200">
+              <a:latin typeface="Times New Roman" panose="02020603050405020304" pitchFamily="18" charset="0"/>
+              <a:cs typeface="Times New Roman" panose="02020603050405020304" pitchFamily="18" charset="0"/>
+            </a:rPr>
             <a:t>Автоматизированные тесты:</a:t>
           </a:r>
         </a:p>
       </dsp:txBody>
       <dsp:txXfrm>
         <a:off x="0" y="0"/>
-        <a:ext cx="4498387" cy="724281"/>
+        <a:ext cx="4498387" cy="874585"/>
       </dsp:txXfrm>
     </dsp:sp>
     <dsp:sp modelId="{91AF2406-CBF3-4257-AD49-7CA21F62BF45}">
@@ -10732,8 +11538,8 @@
       </dsp:nvSpPr>
       <dsp:spPr>
         <a:xfrm>
-          <a:off x="452037" y="724798"/>
-          <a:ext cx="3598710" cy="254777"/>
+          <a:off x="452037" y="875343"/>
+          <a:ext cx="3598710" cy="226920"/>
         </a:xfrm>
         <a:prstGeom prst="roundRect">
           <a:avLst>
@@ -10783,7 +11589,7 @@
         </a:bodyPr>
         <a:lstStyle/>
         <a:p>
-          <a:pPr marL="0" lvl="0" indent="0" algn="ctr" defTabSz="533400">
+          <a:pPr lvl="0" algn="ctr" defTabSz="533400">
             <a:lnSpc>
               <a:spcPct val="90000"/>
             </a:lnSpc>
@@ -10793,25 +11599,33 @@
             <a:spcAft>
               <a:spcPct val="35000"/>
             </a:spcAft>
-            <a:buNone/>
           </a:pPr>
           <a:r>
-            <a:rPr lang="ru-RU" sz="1200" kern="1200"/>
+            <a:rPr lang="ru-RU" sz="1200" kern="1200">
+              <a:latin typeface="Times New Roman" panose="02020603050405020304" pitchFamily="18" charset="0"/>
+              <a:cs typeface="Times New Roman" panose="02020603050405020304" pitchFamily="18" charset="0"/>
+            </a:rPr>
             <a:t>Общее количество: </a:t>
           </a:r>
           <a:r>
-            <a:rPr lang="en-US" sz="1200" kern="1200"/>
+            <a:rPr lang="en-US" sz="1200" kern="1200">
+              <a:latin typeface="Times New Roman" panose="02020603050405020304" pitchFamily="18" charset="0"/>
+              <a:cs typeface="Times New Roman" panose="02020603050405020304" pitchFamily="18" charset="0"/>
+            </a:rPr>
             <a:t>22</a:t>
           </a:r>
           <a:r>
-            <a:rPr lang="ru-RU" sz="1200" kern="1200"/>
+            <a:rPr lang="ru-RU" sz="1200" kern="1200">
+              <a:latin typeface="Times New Roman" panose="02020603050405020304" pitchFamily="18" charset="0"/>
+              <a:cs typeface="Times New Roman" panose="02020603050405020304" pitchFamily="18" charset="0"/>
+            </a:rPr>
             <a:t> шт.</a:t>
           </a:r>
         </a:p>
       </dsp:txBody>
       <dsp:txXfrm>
-        <a:off x="459499" y="732260"/>
-        <a:ext cx="3583786" cy="239853"/>
+        <a:off x="458683" y="881989"/>
+        <a:ext cx="3585418" cy="213628"/>
       </dsp:txXfrm>
     </dsp:sp>
     <dsp:sp modelId="{AC51911B-14C8-419D-A2AC-ADC3EAA28904}">
@@ -10821,8 +11635,8 @@
       </dsp:nvSpPr>
       <dsp:spPr>
         <a:xfrm>
-          <a:off x="452037" y="1018772"/>
-          <a:ext cx="3598710" cy="254777"/>
+          <a:off x="452037" y="1137174"/>
+          <a:ext cx="3598710" cy="226920"/>
         </a:xfrm>
         <a:prstGeom prst="roundRect">
           <a:avLst>
@@ -10872,7 +11686,7 @@
         </a:bodyPr>
         <a:lstStyle/>
         <a:p>
-          <a:pPr marL="0" lvl="0" indent="0" algn="ctr" defTabSz="533400">
+          <a:pPr lvl="0" algn="ctr" defTabSz="533400">
             <a:lnSpc>
               <a:spcPct val="90000"/>
             </a:lnSpc>
@@ -10882,17 +11696,19 @@
             <a:spcAft>
               <a:spcPct val="35000"/>
             </a:spcAft>
-            <a:buNone/>
           </a:pPr>
           <a:r>
-            <a:rPr lang="ru-RU" sz="1200" kern="1200"/>
+            <a:rPr lang="ru-RU" sz="1200" kern="1200">
+              <a:latin typeface="Times New Roman" panose="02020603050405020304" pitchFamily="18" charset="0"/>
+              <a:cs typeface="Times New Roman" panose="02020603050405020304" pitchFamily="18" charset="0"/>
+            </a:rPr>
             <a:t>Прохождение: 100%</a:t>
           </a:r>
         </a:p>
       </dsp:txBody>
       <dsp:txXfrm>
-        <a:off x="459499" y="1026234"/>
-        <a:ext cx="3583786" cy="239853"/>
+        <a:off x="458683" y="1143820"/>
+        <a:ext cx="3585418" cy="213628"/>
       </dsp:txXfrm>
     </dsp:sp>
     <dsp:sp modelId="{2BD918A2-83D7-4C2E-8DE9-F676579ED208}">
@@ -10902,8 +11718,8 @@
       </dsp:nvSpPr>
       <dsp:spPr>
         <a:xfrm>
-          <a:off x="452037" y="1312746"/>
-          <a:ext cx="3598710" cy="254777"/>
+          <a:off x="452037" y="1399005"/>
+          <a:ext cx="3598710" cy="226920"/>
         </a:xfrm>
         <a:prstGeom prst="roundRect">
           <a:avLst>
@@ -10953,7 +11769,7 @@
         </a:bodyPr>
         <a:lstStyle/>
         <a:p>
-          <a:pPr marL="0" lvl="0" indent="0" algn="ctr" defTabSz="533400">
+          <a:pPr lvl="0" algn="ctr" defTabSz="533400">
             <a:lnSpc>
               <a:spcPct val="90000"/>
             </a:lnSpc>
@@ -10963,17 +11779,19 @@
             <a:spcAft>
               <a:spcPct val="35000"/>
             </a:spcAft>
-            <a:buNone/>
           </a:pPr>
           <a:r>
-            <a:rPr lang="ru-RU" sz="1200" kern="1200"/>
+            <a:rPr lang="ru-RU" sz="1200" kern="1200">
+              <a:latin typeface="Times New Roman" panose="02020603050405020304" pitchFamily="18" charset="0"/>
+              <a:cs typeface="Times New Roman" panose="02020603050405020304" pitchFamily="18" charset="0"/>
+            </a:rPr>
             <a:t>Покрытие тест-кейсов: 50%</a:t>
           </a:r>
         </a:p>
       </dsp:txBody>
       <dsp:txXfrm>
-        <a:off x="459499" y="1320208"/>
-        <a:ext cx="3583786" cy="239853"/>
+        <a:off x="458683" y="1405651"/>
+        <a:ext cx="3585418" cy="213628"/>
       </dsp:txXfrm>
     </dsp:sp>
     <dsp:sp modelId="{C21C7AA4-B713-4E54-B479-7ECD92EFE11D}">
@@ -10983,8 +11801,8 @@
       </dsp:nvSpPr>
       <dsp:spPr>
         <a:xfrm>
-          <a:off x="452037" y="1606720"/>
-          <a:ext cx="3598710" cy="254777"/>
+          <a:off x="452037" y="1660837"/>
+          <a:ext cx="3598710" cy="432902"/>
         </a:xfrm>
         <a:prstGeom prst="roundRect">
           <a:avLst>
@@ -11034,7 +11852,7 @@
         </a:bodyPr>
         <a:lstStyle/>
         <a:p>
-          <a:pPr marL="0" lvl="0" indent="0" algn="ctr" defTabSz="533400">
+          <a:pPr lvl="0" algn="ctr" defTabSz="533400">
             <a:lnSpc>
               <a:spcPct val="90000"/>
             </a:lnSpc>
@@ -11044,44 +11862,44 @@
             <a:spcAft>
               <a:spcPct val="35000"/>
             </a:spcAft>
-            <a:buNone/>
           </a:pPr>
           <a:r>
-            <a:rPr lang="ru-RU" sz="1200" kern="1200"/>
-            <a:t>Кроссбраузерное тестирование (</a:t>
+            <a:rPr lang="ru-RU" sz="1200" kern="1200">
+              <a:latin typeface="Times New Roman" panose="02020603050405020304" pitchFamily="18" charset="0"/>
+              <a:cs typeface="Times New Roman" panose="02020603050405020304" pitchFamily="18" charset="0"/>
+            </a:rPr>
+            <a:t>Функциональное тестирование (п</a:t>
           </a:r>
           <a:r>
-            <a:rPr lang="en-US" sz="1200" kern="1200"/>
-            <a:t>Edge</a:t>
+            <a:rPr lang="ru-RU" sz="1200" kern="1200">
+              <a:latin typeface="Times New Roman" panose="02020603050405020304" pitchFamily="18" charset="0"/>
+              <a:cs typeface="Times New Roman" panose="02020603050405020304" pitchFamily="18" charset="0"/>
+            </a:rPr>
+            <a:t>роверка работы кнопок главной страницы</a:t>
           </a:r>
           <a:r>
-            <a:rPr lang="ru-RU" sz="1200" kern="1200"/>
-            <a:t>, </a:t>
-          </a:r>
-          <a:r>
-            <a:rPr lang="en-US" sz="1200" kern="1200"/>
-            <a:t>Google</a:t>
-          </a:r>
-          <a:r>
-            <a:rPr lang="ru-RU" sz="1200" kern="1200"/>
+            <a:rPr lang="ru-RU" sz="1200" kern="1200">
+              <a:latin typeface="Times New Roman" panose="02020603050405020304" pitchFamily="18" charset="0"/>
+              <a:cs typeface="Times New Roman" panose="02020603050405020304" pitchFamily="18" charset="0"/>
+            </a:rPr>
             <a:t>)</a:t>
           </a:r>
         </a:p>
       </dsp:txBody>
       <dsp:txXfrm>
-        <a:off x="459499" y="1614182"/>
-        <a:ext cx="3583786" cy="239853"/>
+        <a:off x="464716" y="1673516"/>
+        <a:ext cx="3573352" cy="407544"/>
       </dsp:txXfrm>
     </dsp:sp>
-    <dsp:sp modelId="{5E1D9C4F-B616-44D1-9520-D7D42EEFF84A}">
+    <dsp:sp modelId="{5921EE48-4E3A-452B-AC5E-ADF8470BAD35}">
       <dsp:nvSpPr>
         <dsp:cNvPr id="0" name=""/>
         <dsp:cNvSpPr/>
       </dsp:nvSpPr>
       <dsp:spPr>
         <a:xfrm>
-          <a:off x="452037" y="1900694"/>
-          <a:ext cx="3598710" cy="392344"/>
+          <a:off x="452037" y="2128650"/>
+          <a:ext cx="3598710" cy="226920"/>
         </a:xfrm>
         <a:prstGeom prst="roundRect">
           <a:avLst>
@@ -11131,7 +11949,7 @@
         </a:bodyPr>
         <a:lstStyle/>
         <a:p>
-          <a:pPr marL="0" lvl="0" indent="0" algn="ctr" defTabSz="533400">
+          <a:pPr lvl="0" algn="ctr" defTabSz="533400">
             <a:lnSpc>
               <a:spcPct val="90000"/>
             </a:lnSpc>
@@ -11141,15 +11959,108 @@
             <a:spcAft>
               <a:spcPct val="35000"/>
             </a:spcAft>
-            <a:buNone/>
           </a:pPr>
           <a:r>
-            <a:rPr lang="ru-RU" sz="1200" kern="1200"/>
-            <a:t>Скорость загрузки главной страницы: </a:t>
+            <a:rPr lang="ru-RU" sz="1200" kern="1200">
+              <a:latin typeface="Times New Roman" panose="02020603050405020304" pitchFamily="18" charset="0"/>
+              <a:cs typeface="Times New Roman" panose="02020603050405020304" pitchFamily="18" charset="0"/>
+            </a:rPr>
+            <a:t>Кроссбраузерное тестирование (</a:t>
+          </a:r>
+          <a:r>
+            <a:rPr lang="en-US" sz="1200" kern="1200">
+              <a:latin typeface="Times New Roman" panose="02020603050405020304" pitchFamily="18" charset="0"/>
+              <a:cs typeface="Times New Roman" panose="02020603050405020304" pitchFamily="18" charset="0"/>
+            </a:rPr>
+            <a:t>Edge</a:t>
+          </a:r>
+          <a:r>
+            <a:rPr lang="ru-RU" sz="1200" kern="1200">
+              <a:latin typeface="Times New Roman" panose="02020603050405020304" pitchFamily="18" charset="0"/>
+              <a:cs typeface="Times New Roman" panose="02020603050405020304" pitchFamily="18" charset="0"/>
+            </a:rPr>
+            <a:t>, </a:t>
+          </a:r>
+          <a:r>
+            <a:rPr lang="en-US" sz="1200" kern="1200">
+              <a:latin typeface="Times New Roman" panose="02020603050405020304" pitchFamily="18" charset="0"/>
+              <a:cs typeface="Times New Roman" panose="02020603050405020304" pitchFamily="18" charset="0"/>
+            </a:rPr>
+            <a:t>Google</a:t>
+          </a:r>
+          <a:r>
+            <a:rPr lang="ru-RU" sz="1200" kern="1200">
+              <a:latin typeface="Times New Roman" panose="02020603050405020304" pitchFamily="18" charset="0"/>
+              <a:cs typeface="Times New Roman" panose="02020603050405020304" pitchFamily="18" charset="0"/>
+            </a:rPr>
+            <a:t>)</a:t>
           </a:r>
         </a:p>
+      </dsp:txBody>
+      <dsp:txXfrm>
+        <a:off x="458683" y="2135296"/>
+        <a:ext cx="3585418" cy="213628"/>
+      </dsp:txXfrm>
+    </dsp:sp>
+    <dsp:sp modelId="{17A29844-D270-4E0A-8FBB-9D1BC6A31BE1}">
+      <dsp:nvSpPr>
+        <dsp:cNvPr id="0" name=""/>
+        <dsp:cNvSpPr/>
+      </dsp:nvSpPr>
+      <dsp:spPr>
+        <a:xfrm>
+          <a:off x="452037" y="2390481"/>
+          <a:ext cx="3598710" cy="378280"/>
+        </a:xfrm>
+        <a:prstGeom prst="roundRect">
+          <a:avLst>
+            <a:gd name="adj" fmla="val 10000"/>
+          </a:avLst>
+        </a:prstGeom>
+        <a:solidFill>
+          <a:schemeClr val="lt1">
+            <a:hueOff val="0"/>
+            <a:satOff val="0"/>
+            <a:lumOff val="0"/>
+            <a:alphaOff val="0"/>
+          </a:schemeClr>
+        </a:solidFill>
+        <a:ln w="12700" cap="flat" cmpd="sng" algn="ctr">
+          <a:solidFill>
+            <a:schemeClr val="accent6">
+              <a:shade val="80000"/>
+              <a:hueOff val="0"/>
+              <a:satOff val="0"/>
+              <a:lumOff val="0"/>
+              <a:alphaOff val="0"/>
+            </a:schemeClr>
+          </a:solidFill>
+          <a:prstDash val="solid"/>
+          <a:miter lim="800000"/>
+        </a:ln>
+        <a:effectLst/>
+      </dsp:spPr>
+      <dsp:style>
+        <a:lnRef idx="2">
+          <a:scrgbClr r="0" g="0" b="0"/>
+        </a:lnRef>
+        <a:fillRef idx="1">
+          <a:scrgbClr r="0" g="0" b="0"/>
+        </a:fillRef>
+        <a:effectRef idx="0">
+          <a:scrgbClr r="0" g="0" b="0"/>
+        </a:effectRef>
+        <a:fontRef idx="minor">
+          <a:schemeClr val="lt1"/>
+        </a:fontRef>
+      </dsp:style>
+      <dsp:txBody>
+        <a:bodyPr spcFirstLastPara="0" vert="horz" wrap="square" lIns="30480" tIns="22860" rIns="30480" bIns="22860" numCol="1" spcCol="1270" anchor="ctr" anchorCtr="0">
+          <a:noAutofit/>
+        </a:bodyPr>
+        <a:lstStyle/>
         <a:p>
-          <a:pPr marL="0" lvl="0" indent="0" algn="ctr" defTabSz="533400">
+          <a:pPr lvl="0" algn="ctr" defTabSz="533400">
             <a:lnSpc>
               <a:spcPct val="90000"/>
             </a:lnSpc>
@@ -11159,29 +12070,60 @@
             <a:spcAft>
               <a:spcPct val="35000"/>
             </a:spcAft>
-            <a:buNone/>
           </a:pPr>
           <a:r>
-            <a:rPr lang="en-US" sz="1200" kern="1200"/>
+            <a:rPr lang="ru-RU" sz="1200" kern="1200">
+              <a:latin typeface="Times New Roman" panose="02020603050405020304" pitchFamily="18" charset="0"/>
+              <a:cs typeface="Times New Roman" panose="02020603050405020304" pitchFamily="18" charset="0"/>
+            </a:rPr>
+            <a:t>Скорость загрузки главной страницы: </a:t>
+          </a:r>
+        </a:p>
+        <a:p>
+          <a:pPr lvl="0" algn="ctr" defTabSz="533400">
+            <a:lnSpc>
+              <a:spcPct val="90000"/>
+            </a:lnSpc>
+            <a:spcBef>
+              <a:spcPct val="0"/>
+            </a:spcBef>
+            <a:spcAft>
+              <a:spcPct val="35000"/>
+            </a:spcAft>
+          </a:pPr>
+          <a:r>
+            <a:rPr lang="en-US" sz="1200" kern="1200">
+              <a:latin typeface="Times New Roman" panose="02020603050405020304" pitchFamily="18" charset="0"/>
+              <a:cs typeface="Times New Roman" panose="02020603050405020304" pitchFamily="18" charset="0"/>
+            </a:rPr>
             <a:t>Edge</a:t>
           </a:r>
           <a:r>
-            <a:rPr lang="ru-RU" sz="1200" kern="1200"/>
+            <a:rPr lang="ru-RU" sz="1200" kern="1200">
+              <a:latin typeface="Times New Roman" panose="02020603050405020304" pitchFamily="18" charset="0"/>
+              <a:cs typeface="Times New Roman" panose="02020603050405020304" pitchFamily="18" charset="0"/>
+            </a:rPr>
             <a:t>, </a:t>
           </a:r>
           <a:r>
-            <a:rPr lang="en-US" sz="1200" kern="1200"/>
+            <a:rPr lang="en-US" sz="1200" kern="1200">
+              <a:latin typeface="Times New Roman" panose="02020603050405020304" pitchFamily="18" charset="0"/>
+              <a:cs typeface="Times New Roman" panose="02020603050405020304" pitchFamily="18" charset="0"/>
+            </a:rPr>
             <a:t>Google </a:t>
           </a:r>
           <a:r>
-            <a:rPr lang="ru-RU" sz="1200" kern="1200"/>
+            <a:rPr lang="ru-RU" sz="1200" kern="1200">
+              <a:latin typeface="Times New Roman" panose="02020603050405020304" pitchFamily="18" charset="0"/>
+              <a:cs typeface="Times New Roman" panose="02020603050405020304" pitchFamily="18" charset="0"/>
+            </a:rPr>
             <a:t>≈ 45 с</a:t>
           </a:r>
         </a:p>
       </dsp:txBody>
       <dsp:txXfrm>
-        <a:off x="463528" y="1912185"/>
-        <a:ext cx="3575728" cy="369362"/>
+        <a:off x="463116" y="2401560"/>
+        <a:ext cx="3576552" cy="356122"/>
       </dsp:txXfrm>
     </dsp:sp>
   </dsp:spTree>

--- a/test_summary_report/TSR_Graduate_work.docx
+++ b/test_summary_report/TSR_Graduate_work.docx
@@ -23,7 +23,27 @@
           <w:sz w:val="32"/>
           <w:szCs w:val="24"/>
         </w:rPr>
-        <w:t>Итоговый отчет о тестировании сайта сети пиццерий «Додо пицца»</w:t>
+        <w:t>Итоговый отчет о тестиров</w:t>
+      </w:r>
+      <w:r>
+        <w:rPr>
+          <w:rFonts w:ascii="Times New Roman" w:hAnsi="Times New Roman" w:cs="Times New Roman"/>
+          <w:b/>
+          <w:bCs/>
+          <w:sz w:val="32"/>
+          <w:szCs w:val="24"/>
+        </w:rPr>
+        <w:t>ании сайта сети пиццерий «Додо П</w:t>
+      </w:r>
+      <w:r>
+        <w:rPr>
+          <w:rFonts w:ascii="Times New Roman" w:hAnsi="Times New Roman" w:cs="Times New Roman"/>
+          <w:b/>
+          <w:bCs/>
+          <w:sz w:val="32"/>
+          <w:szCs w:val="24"/>
+        </w:rPr>
+        <w:t>ицца»</w:t>
       </w:r>
     </w:p>
     <w:p>
@@ -72,9 +92,8 @@
           <w:sz w:val="24"/>
           <w:szCs w:val="24"/>
         </w:rPr>
-        <w:t>Тестирование сайта сети пиццерий «</w:t>
+        <w:t>Тестиров</w:t>
       </w:r>
-      <w:proofErr w:type="spellStart"/>
       <w:r>
         <w:rPr>
           <w:rFonts w:ascii="Times New Roman" w:hAnsi="Times New Roman" w:cs="Times New Roman"/>
@@ -82,9 +101,8 @@
           <w:sz w:val="24"/>
           <w:szCs w:val="24"/>
         </w:rPr>
-        <w:t>Додо</w:t>
+        <w:t>ание сайта сети пиццерий «Додо П</w:t>
       </w:r>
-      <w:proofErr w:type="spellEnd"/>
       <w:r>
         <w:rPr>
           <w:rFonts w:ascii="Times New Roman" w:hAnsi="Times New Roman" w:cs="Times New Roman"/>
@@ -92,7 +110,7 @@
           <w:sz w:val="24"/>
           <w:szCs w:val="24"/>
         </w:rPr>
-        <w:t xml:space="preserve"> пицца» (</w:t>
+        <w:t>ицца» (</w:t>
       </w:r>
       <w:r>
         <w:rPr>
@@ -111,7 +129,6 @@
         </w:rPr>
         <w:t>://</w:t>
       </w:r>
-      <w:proofErr w:type="spellStart"/>
       <w:r>
         <w:rPr>
           <w:rFonts w:ascii="Times New Roman" w:hAnsi="Times New Roman" w:cs="Times New Roman"/>
@@ -121,7 +138,6 @@
         </w:rPr>
         <w:t>dodopizza</w:t>
       </w:r>
-      <w:proofErr w:type="spellEnd"/>
       <w:r>
         <w:rPr>
           <w:rFonts w:ascii="Times New Roman" w:hAnsi="Times New Roman" w:cs="Times New Roman"/>
@@ -130,7 +146,6 @@
         </w:rPr>
         <w:t>.</w:t>
       </w:r>
-      <w:proofErr w:type="spellStart"/>
       <w:r>
         <w:rPr>
           <w:rFonts w:ascii="Times New Roman" w:hAnsi="Times New Roman" w:cs="Times New Roman"/>
@@ -140,7 +155,6 @@
         </w:rPr>
         <w:t>ru</w:t>
       </w:r>
-      <w:proofErr w:type="spellEnd"/>
       <w:r>
         <w:rPr>
           <w:rFonts w:ascii="Times New Roman" w:hAnsi="Times New Roman" w:cs="Times New Roman"/>
@@ -405,7 +419,6 @@
                 <w:szCs w:val="24"/>
               </w:rPr>
             </w:pPr>
-            <w:proofErr w:type="spellStart"/>
             <w:r>
               <w:rPr>
                 <w:rFonts w:ascii="Times New Roman" w:hAnsi="Times New Roman" w:cs="Times New Roman"/>
@@ -416,7 +429,6 @@
               </w:rPr>
               <w:t>Кроссбраузерное</w:t>
             </w:r>
-            <w:proofErr w:type="spellEnd"/>
           </w:p>
         </w:tc>
         <w:tc>
@@ -1931,6 +1943,7 @@
           </wp:inline>
         </w:drawing>
       </w:r>
+      <w:bookmarkStart w:id="0" w:name="_GoBack"/>
       <w:r>
         <w:rPr>
           <w:rFonts w:ascii="Times New Roman" w:hAnsi="Times New Roman" w:cs="Times New Roman"/>
@@ -1940,7 +1953,7 @@
           <w:lang w:eastAsia="ru-RU"/>
         </w:rPr>
         <w:drawing>
-          <wp:inline distT="0" distB="0" distL="0" distR="0" wp14:anchorId="11AB2955" wp14:editId="1849C815">
+          <wp:inline distT="0" distB="0" distL="0" distR="0" wp14:anchorId="11AB2955" wp14:editId="504072A6">
             <wp:extent cx="4502785" cy="2915285"/>
             <wp:effectExtent l="0" t="0" r="0" b="0"/>
             <wp:docPr id="33" name="Схема 33"/>
@@ -1953,6 +1966,7 @@
           </wp:inline>
         </w:drawing>
       </w:r>
+      <w:bookmarkEnd w:id="0"/>
     </w:p>
     <w:p>
       <w:pPr>
@@ -2102,23 +2116,13 @@
                 <w:szCs w:val="24"/>
               </w:rPr>
             </w:pPr>
-            <w:proofErr w:type="spellStart"/>
             <w:r>
               <w:rPr>
                 <w:rFonts w:ascii="Times New Roman" w:hAnsi="Times New Roman" w:cs="Times New Roman"/>
                 <w:sz w:val="24"/>
                 <w:szCs w:val="24"/>
               </w:rPr>
-              <w:t>Critical</w:t>
-            </w:r>
-            <w:proofErr w:type="spellEnd"/>
-            <w:r>
-              <w:rPr>
-                <w:rFonts w:ascii="Times New Roman" w:hAnsi="Times New Roman" w:cs="Times New Roman"/>
-                <w:sz w:val="24"/>
-                <w:szCs w:val="24"/>
-              </w:rPr>
-              <w:t xml:space="preserve"> (блокирует работу сайта</w:t>
+              <w:t>Critical (блокирует работу сайта</w:t>
             </w:r>
             <w:r>
               <w:rPr>
@@ -2254,23 +2258,13 @@
                 <w:szCs w:val="24"/>
               </w:rPr>
             </w:pPr>
-            <w:proofErr w:type="spellStart"/>
             <w:r>
               <w:rPr>
                 <w:rFonts w:ascii="Times New Roman" w:hAnsi="Times New Roman" w:cs="Times New Roman"/>
                 <w:sz w:val="24"/>
                 <w:szCs w:val="24"/>
               </w:rPr>
-              <w:t>Medium</w:t>
-            </w:r>
-            <w:proofErr w:type="spellEnd"/>
-            <w:r>
-              <w:rPr>
-                <w:rFonts w:ascii="Times New Roman" w:hAnsi="Times New Roman" w:cs="Times New Roman"/>
-                <w:sz w:val="24"/>
-                <w:szCs w:val="24"/>
-              </w:rPr>
-              <w:t xml:space="preserve"> (</w:t>
+              <w:t>Medium (</w:t>
             </w:r>
             <w:r>
               <w:rPr>
@@ -2337,23 +2331,13 @@
                 <w:szCs w:val="24"/>
               </w:rPr>
             </w:pPr>
-            <w:proofErr w:type="spellStart"/>
             <w:r>
               <w:rPr>
                 <w:rFonts w:ascii="Times New Roman" w:hAnsi="Times New Roman" w:cs="Times New Roman"/>
                 <w:sz w:val="24"/>
                 <w:szCs w:val="24"/>
               </w:rPr>
-              <w:t>Low</w:t>
-            </w:r>
-            <w:proofErr w:type="spellEnd"/>
-            <w:r>
-              <w:rPr>
-                <w:rFonts w:ascii="Times New Roman" w:hAnsi="Times New Roman" w:cs="Times New Roman"/>
-                <w:sz w:val="24"/>
-                <w:szCs w:val="24"/>
-              </w:rPr>
-              <w:t xml:space="preserve"> (опечатки, косметика)</w:t>
+              <w:t>Low (опечатки, косметика)</w:t>
             </w:r>
           </w:p>
         </w:tc>
@@ -2814,7 +2798,23 @@
           <w:sz w:val="24"/>
           <w:szCs w:val="24"/>
         </w:rPr>
-        <w:t>Мобильная адаптация. Сайт «Додо пицца» является</w:t>
+        <w:t>М</w:t>
+      </w:r>
+      <w:r>
+        <w:rPr>
+          <w:rFonts w:ascii="Times New Roman" w:hAnsi="Times New Roman" w:cs="Times New Roman"/>
+          <w:sz w:val="24"/>
+          <w:szCs w:val="24"/>
+        </w:rPr>
+        <w:t>обильная адаптация. Сайт «Додо П</w:t>
+      </w:r>
+      <w:r>
+        <w:rPr>
+          <w:rFonts w:ascii="Times New Roman" w:hAnsi="Times New Roman" w:cs="Times New Roman"/>
+          <w:sz w:val="24"/>
+          <w:szCs w:val="24"/>
+        </w:rPr>
+        <w:t>ицца» является</w:t>
       </w:r>
       <w:r>
         <w:rPr>
@@ -3073,7 +3073,6 @@
           </wp:inline>
         </w:drawing>
       </w:r>
-      <w:bookmarkStart w:id="0" w:name="_GoBack"/>
       <w:r>
         <w:rPr>
           <w:rFonts w:ascii="Times New Roman" w:eastAsia="Times New Roman" w:hAnsi="Times New Roman" w:cs="Times New Roman"/>
@@ -3134,7 +3133,6 @@
           </wp:inline>
         </w:drawing>
       </w:r>
-      <w:bookmarkEnd w:id="0"/>
     </w:p>
     <w:p>
       <w:pPr>
@@ -3157,47 +3155,7 @@
           <w:sz w:val="24"/>
           <w:szCs w:val="24"/>
         </w:rPr>
-        <w:t xml:space="preserve">Параметры </w:t>
-      </w:r>
-      <w:r>
-        <w:rPr>
-          <w:rFonts w:ascii="Times New Roman" w:hAnsi="Times New Roman" w:cs="Times New Roman"/>
-          <w:b/>
-          <w:bCs/>
-          <w:sz w:val="24"/>
-          <w:szCs w:val="24"/>
-        </w:rPr>
-        <w:t>планшета</w:t>
-      </w:r>
-      <w:r>
-        <w:rPr>
-          <w:rFonts w:ascii="Times New Roman" w:hAnsi="Times New Roman" w:cs="Times New Roman"/>
-          <w:b/>
-          <w:bCs/>
-          <w:sz w:val="24"/>
-          <w:szCs w:val="24"/>
-        </w:rPr>
-        <w:t xml:space="preserve">. Веб-приложение на </w:t>
-      </w:r>
-      <w:r>
-        <w:rPr>
-          <w:rFonts w:ascii="Times New Roman" w:hAnsi="Times New Roman" w:cs="Times New Roman"/>
-          <w:b/>
-          <w:bCs/>
-          <w:sz w:val="24"/>
-          <w:szCs w:val="24"/>
-        </w:rPr>
-        <w:t>планшете</w:t>
-      </w:r>
-      <w:r>
-        <w:rPr>
-          <w:rFonts w:ascii="Times New Roman" w:hAnsi="Times New Roman" w:cs="Times New Roman"/>
-          <w:b/>
-          <w:bCs/>
-          <w:sz w:val="24"/>
-          <w:szCs w:val="24"/>
-        </w:rPr>
-        <w:t>.</w:t>
+        <w:t>Параметры планшета. Веб-приложение на планшете.</w:t>
       </w:r>
     </w:p>
     <w:p>
@@ -9918,21 +9876,7 @@
               <a:latin typeface="Times New Roman" panose="02020603050405020304" pitchFamily="18" charset="0"/>
               <a:cs typeface="Times New Roman" panose="02020603050405020304" pitchFamily="18" charset="0"/>
             </a:rPr>
-            <a:t>Общее количество: </a:t>
-          </a:r>
-          <a:r>
-            <a:rPr lang="en-US" sz="1200">
-              <a:latin typeface="Times New Roman" panose="02020603050405020304" pitchFamily="18" charset="0"/>
-              <a:cs typeface="Times New Roman" panose="02020603050405020304" pitchFamily="18" charset="0"/>
-            </a:rPr>
-            <a:t>22</a:t>
-          </a:r>
-          <a:r>
-            <a:rPr lang="ru-RU" sz="1200">
-              <a:latin typeface="Times New Roman" panose="02020603050405020304" pitchFamily="18" charset="0"/>
-              <a:cs typeface="Times New Roman" panose="02020603050405020304" pitchFamily="18" charset="0"/>
-            </a:rPr>
-            <a:t> шт.</a:t>
+            <a:t>Общее количество: 11 шт.</a:t>
           </a:r>
         </a:p>
       </dgm:t>
@@ -10022,21 +9966,7 @@
               <a:latin typeface="Times New Roman" panose="02020603050405020304" pitchFamily="18" charset="0"/>
               <a:cs typeface="Times New Roman" panose="02020603050405020304" pitchFamily="18" charset="0"/>
             </a:rPr>
-            <a:t>Функциональное тестирование (п</a:t>
-          </a:r>
-          <a:r>
-            <a:rPr lang="ru-RU" sz="1200">
-              <a:latin typeface="Times New Roman" panose="02020603050405020304" pitchFamily="18" charset="0"/>
-              <a:cs typeface="Times New Roman" panose="02020603050405020304" pitchFamily="18" charset="0"/>
-            </a:rPr>
-            <a:t>роверка работы кнопок главной страницы</a:t>
-          </a:r>
-          <a:r>
-            <a:rPr lang="ru-RU" sz="1200">
-              <a:latin typeface="Times New Roman" panose="02020603050405020304" pitchFamily="18" charset="0"/>
-              <a:cs typeface="Times New Roman" panose="02020603050405020304" pitchFamily="18" charset="0"/>
-            </a:rPr>
-            <a:t>)</a:t>
+            <a:t>Функциональное тестирование (проверка работы кнопок главной страницы)</a:t>
           </a:r>
         </a:p>
       </dgm:t>
@@ -11605,21 +11535,7 @@
               <a:latin typeface="Times New Roman" panose="02020603050405020304" pitchFamily="18" charset="0"/>
               <a:cs typeface="Times New Roman" panose="02020603050405020304" pitchFamily="18" charset="0"/>
             </a:rPr>
-            <a:t>Общее количество: </a:t>
-          </a:r>
-          <a:r>
-            <a:rPr lang="en-US" sz="1200" kern="1200">
-              <a:latin typeface="Times New Roman" panose="02020603050405020304" pitchFamily="18" charset="0"/>
-              <a:cs typeface="Times New Roman" panose="02020603050405020304" pitchFamily="18" charset="0"/>
-            </a:rPr>
-            <a:t>22</a:t>
-          </a:r>
-          <a:r>
-            <a:rPr lang="ru-RU" sz="1200" kern="1200">
-              <a:latin typeface="Times New Roman" panose="02020603050405020304" pitchFamily="18" charset="0"/>
-              <a:cs typeface="Times New Roman" panose="02020603050405020304" pitchFamily="18" charset="0"/>
-            </a:rPr>
-            <a:t> шт.</a:t>
+            <a:t>Общее количество: 11 шт.</a:t>
           </a:r>
         </a:p>
       </dsp:txBody>
@@ -11868,21 +11784,7 @@
               <a:latin typeface="Times New Roman" panose="02020603050405020304" pitchFamily="18" charset="0"/>
               <a:cs typeface="Times New Roman" panose="02020603050405020304" pitchFamily="18" charset="0"/>
             </a:rPr>
-            <a:t>Функциональное тестирование (п</a:t>
-          </a:r>
-          <a:r>
-            <a:rPr lang="ru-RU" sz="1200" kern="1200">
-              <a:latin typeface="Times New Roman" panose="02020603050405020304" pitchFamily="18" charset="0"/>
-              <a:cs typeface="Times New Roman" panose="02020603050405020304" pitchFamily="18" charset="0"/>
-            </a:rPr>
-            <a:t>роверка работы кнопок главной страницы</a:t>
-          </a:r>
-          <a:r>
-            <a:rPr lang="ru-RU" sz="1200" kern="1200">
-              <a:latin typeface="Times New Roman" panose="02020603050405020304" pitchFamily="18" charset="0"/>
-              <a:cs typeface="Times New Roman" panose="02020603050405020304" pitchFamily="18" charset="0"/>
-            </a:rPr>
-            <a:t>)</a:t>
+            <a:t>Функциональное тестирование (проверка работы кнопок главной страницы)</a:t>
           </a:r>
         </a:p>
       </dsp:txBody>
